--- a/DRAFT-project-comp2147-fall2026-document.docx
+++ b/DRAFT-project-comp2147-fall2026-document.docx
@@ -6,7 +6,7 @@
       <w:pPr>
         <w:pStyle w:val="Normal"/>
         <w:bidi w:val="0"/>
-        <w:jc w:val="start"/>
+        <w:jc w:val="left"/>
         <w:rPr/>
       </w:pPr>
       <w:r>
@@ -19,7 +19,7 @@
         <w:pStyle w:val="Normal"/>
         <w:bidi w:val="0"/>
         <w:spacing w:before="0" w:after="283"/>
-        <w:jc w:val="start"/>
+        <w:jc w:val="left"/>
         <w:rPr/>
       </w:pPr>
       <w:r>
@@ -30,7 +30,7 @@
       <w:pPr>
         <w:pStyle w:val="Heading2"/>
         <w:bidi w:val="0"/>
-        <w:jc w:val="start"/>
+        <w:jc w:val="left"/>
         <w:rPr>
           <w:rFonts w:ascii="Google Sans;sans-serif" w:hAnsi="Google Sans;sans-serif"/>
           <w:b w:val="false"/>
@@ -48,121 +48,6 @@
           <w:szCs w:val="24"/>
         </w:rPr>
         <w:t>1. System Service Request</w:t>
-      </w:r>
-    </w:p>
-    <w:p>
-      <w:pPr>
-        <w:pStyle w:val="BodyText"/>
-        <w:numPr>
-          <w:ilvl w:val="0"/>
-          <w:numId w:val="1"/>
-        </w:numPr>
-        <w:pBdr/>
-        <w:bidi w:val="0"/>
-        <w:spacing w:lineRule="auto" w:line="274" w:before="0" w:after="140"/>
-        <w:jc w:val="start"/>
-        <w:rPr>
-          <w:rFonts w:ascii="Google Sans Text;sans-serif" w:hAnsi="Google Sans Text;sans-serif"/>
-          <w:b w:val="false"/>
-          <w:bCs w:val="false"/>
-          <w:sz w:val="24"/>
-          <w:szCs w:val="24"/>
-        </w:rPr>
-      </w:pPr>
-      <w:bookmarkStart w:id="0" w:name="p-rc_6f23285db1d5a173-109"/>
-      <w:bookmarkEnd w:id="0"/>
-      <w:r>
-        <w:rPr>
-          <w:rFonts w:ascii="Google Sans Text;sans-serif" w:hAnsi="Google Sans Text;sans-serif"/>
-          <w:b w:val="false"/>
-          <w:bCs w:val="false"/>
-          <w:sz w:val="24"/>
-          <w:szCs w:val="24"/>
-        </w:rPr>
-        <w:t xml:space="preserve">Objective: Create a formal system service request for the Clinical Management System for the ABC clinic as requested by its manager, John Doe. </w:t>
-      </w:r>
-    </w:p>
-    <w:p>
-      <w:pPr>
-        <w:pStyle w:val="BodyText"/>
-        <w:numPr>
-          <w:ilvl w:val="0"/>
-          <w:numId w:val="1"/>
-        </w:numPr>
-        <w:pBdr/>
-        <w:bidi w:val="0"/>
-        <w:spacing w:lineRule="auto" w:line="274" w:before="0" w:after="140"/>
-        <w:jc w:val="start"/>
-        <w:rPr>
-          <w:rFonts w:ascii="Google Sans Text;sans-serif" w:hAnsi="Google Sans Text;sans-serif"/>
-          <w:b w:val="false"/>
-          <w:bCs w:val="false"/>
-          <w:sz w:val="24"/>
-          <w:szCs w:val="24"/>
-        </w:rPr>
-      </w:pPr>
-      <w:bookmarkStart w:id="1" w:name="p-rc_6f23285db1d5a173-110"/>
-      <w:bookmarkEnd w:id="1"/>
-      <w:r>
-        <w:rPr>
-          <w:rFonts w:ascii="Google Sans Text;sans-serif" w:hAnsi="Google Sans Text;sans-serif"/>
-          <w:b w:val="false"/>
-          <w:bCs w:val="false"/>
-          <w:sz w:val="24"/>
-          <w:szCs w:val="24"/>
-        </w:rPr>
-        <w:t xml:space="preserve">Format: Use the template from Chapter 3, Slide 7, Figure 3.2. </w:t>
-      </w:r>
-    </w:p>
-    <w:p>
-      <w:pPr>
-        <w:pStyle w:val="BodyText"/>
-        <w:pBdr/>
-        <w:bidi w:val="0"/>
-        <w:spacing w:lineRule="auto" w:line="274" w:before="0" w:after="140"/>
-        <w:jc w:val="start"/>
-        <w:rPr>
-          <w:rFonts w:ascii="Google Sans Text;sans-serif" w:hAnsi="Google Sans Text;sans-serif"/>
-          <w:b w:val="false"/>
-          <w:bCs w:val="false"/>
-          <w:sz w:val="24"/>
-          <w:szCs w:val="24"/>
-        </w:rPr>
-      </w:pPr>
-      <w:r>
-        <w:rPr>
-          <w:rFonts w:ascii="Google Sans Text;sans-serif" w:hAnsi="Google Sans Text;sans-serif"/>
-          <w:b w:val="false"/>
-          <w:bCs w:val="false"/>
-          <w:sz w:val="24"/>
-          <w:szCs w:val="24"/>
-        </w:rPr>
-      </w:r>
-    </w:p>
-    <w:p>
-      <w:pPr>
-        <w:pStyle w:val="Heading2"/>
-        <w:bidi w:val="0"/>
-        <w:spacing w:lineRule="auto" w:line="274" w:before="0" w:after="140"/>
-        <w:ind w:hanging="0" w:start="0" w:end="0"/>
-        <w:jc w:val="start"/>
-        <w:rPr>
-          <w:rFonts w:ascii="Google Sans;sans-serif" w:hAnsi="Google Sans;sans-serif"/>
-          <w:b w:val="false"/>
-          <w:bCs w:val="false"/>
-          <w:sz w:val="24"/>
-          <w:szCs w:val="24"/>
-        </w:rPr>
-      </w:pPr>
-      <w:r>
-        <w:rPr>
-          <w:rFonts w:ascii="Google Sans;sans-serif" w:hAnsi="Google Sans;sans-serif"/>
-          <w:b w:val="false"/>
-          <w:bCs w:val="false"/>
-          <w:sz w:val="24"/>
-          <w:szCs w:val="24"/>
-        </w:rPr>
-        <w:t>2. Project Charter</w:t>
       </w:r>
     </w:p>
     <w:p>
@@ -172,23 +57,28 @@
           <w:ilvl w:val="0"/>
           <w:numId w:val="2"/>
         </w:numPr>
-        <w:pBdr/>
-        <w:bidi w:val="0"/>
-        <w:spacing w:lineRule="auto" w:line="274" w:before="0" w:after="140"/>
-        <w:jc w:val="start"/>
-        <w:rPr/>
-      </w:pPr>
-      <w:bookmarkStart w:id="2" w:name="p-rc_6f23285db1d5a173-111"/>
-      <w:bookmarkEnd w:id="2"/>
-      <w:r>
-        <w:rPr>
-          <w:rFonts w:ascii="Google Sans Text;sans-serif" w:hAnsi="Google Sans Text;sans-serif"/>
-          <w:b w:val="false"/>
-          <w:bCs w:val="false"/>
-          <w:sz w:val="24"/>
-          <w:szCs w:val="24"/>
-        </w:rPr>
-        <w:t xml:space="preserve">Objective: Develop a professional-scale project charter (1–2 pages) as stipulated by PMBOK® standards. </w:t>
+        <w:bidi w:val="0"/>
+        <w:spacing w:lineRule="auto" w:line="274" w:before="0" w:after="140"/>
+        <w:jc w:val="left"/>
+        <w:rPr>
+          <w:rFonts w:ascii="Google Sans Text;sans-serif" w:hAnsi="Google Sans Text;sans-serif"/>
+          <w:b w:val="false"/>
+          <w:bCs w:val="false"/>
+          <w:sz w:val="24"/>
+          <w:szCs w:val="24"/>
+        </w:rPr>
+      </w:pPr>
+      <w:bookmarkStart w:id="0" w:name="p-rc_6f23285db1d5a173-109"/>
+      <w:bookmarkEnd w:id="0"/>
+      <w:r>
+        <w:rPr>
+          <w:rFonts w:ascii="Google Sans Text;sans-serif" w:hAnsi="Google Sans Text;sans-serif"/>
+          <w:b w:val="false"/>
+          <w:bCs w:val="false"/>
+          <w:sz w:val="24"/>
+          <w:szCs w:val="24"/>
+        </w:rPr>
+        <w:t xml:space="preserve">Objective: Create a formal system service request for the Clinical Management System for the ABC clinic as requested by its manager, John Doe. </w:t>
       </w:r>
     </w:p>
     <w:p>
@@ -198,38 +88,36 @@
           <w:ilvl w:val="0"/>
           <w:numId w:val="2"/>
         </w:numPr>
-        <w:pBdr/>
-        <w:bidi w:val="0"/>
-        <w:spacing w:lineRule="auto" w:line="274" w:before="0" w:after="140"/>
-        <w:jc w:val="start"/>
-        <w:rPr>
-          <w:rFonts w:ascii="Google Sans Text;sans-serif" w:hAnsi="Google Sans Text;sans-serif"/>
-          <w:b w:val="false"/>
-          <w:bCs w:val="false"/>
-          <w:sz w:val="24"/>
-          <w:szCs w:val="24"/>
-        </w:rPr>
-      </w:pPr>
-      <w:bookmarkStart w:id="3" w:name="p-rc_6f23285db1d5a173-112"/>
-      <w:bookmarkEnd w:id="3"/>
-      <w:r>
-        <w:rPr>
-          <w:rFonts w:ascii="Google Sans Text;sans-serif" w:hAnsi="Google Sans Text;sans-serif"/>
-          <w:b w:val="false"/>
-          <w:bCs w:val="false"/>
-          <w:sz w:val="24"/>
-          <w:szCs w:val="24"/>
-        </w:rPr>
-        <w:t xml:space="preserve">Format: Use the template from Chapter 3, Slide 15, Figure 3.7. </w:t>
+        <w:bidi w:val="0"/>
+        <w:spacing w:lineRule="auto" w:line="274" w:before="0" w:after="140"/>
+        <w:jc w:val="left"/>
+        <w:rPr>
+          <w:rFonts w:ascii="Google Sans Text;sans-serif" w:hAnsi="Google Sans Text;sans-serif"/>
+          <w:b w:val="false"/>
+          <w:bCs w:val="false"/>
+          <w:sz w:val="24"/>
+          <w:szCs w:val="24"/>
+        </w:rPr>
+      </w:pPr>
+      <w:bookmarkStart w:id="1" w:name="p-rc_6f23285db1d5a173-110"/>
+      <w:bookmarkEnd w:id="1"/>
+      <w:r>
+        <w:rPr>
+          <w:rFonts w:ascii="Google Sans Text;sans-serif" w:hAnsi="Google Sans Text;sans-serif"/>
+          <w:b w:val="false"/>
+          <w:bCs w:val="false"/>
+          <w:sz w:val="24"/>
+          <w:szCs w:val="24"/>
+        </w:rPr>
+        <w:t xml:space="preserve">Format: Use the template from Chapter 3, Slide 7, Figure 3.2. </w:t>
       </w:r>
     </w:p>
     <w:p>
       <w:pPr>
         <w:pStyle w:val="BodyText"/>
-        <w:pBdr/>
-        <w:bidi w:val="0"/>
-        <w:spacing w:lineRule="auto" w:line="274" w:before="0" w:after="140"/>
-        <w:jc w:val="start"/>
+        <w:bidi w:val="0"/>
+        <w:spacing w:lineRule="auto" w:line="274" w:before="0" w:after="140"/>
+        <w:jc w:val="left"/>
         <w:rPr>
           <w:rFonts w:ascii="Google Sans Text;sans-serif" w:hAnsi="Google Sans Text;sans-serif"/>
           <w:b w:val="false"/>
@@ -253,8 +141,8 @@
         <w:pStyle w:val="Heading2"/>
         <w:bidi w:val="0"/>
         <w:spacing w:lineRule="auto" w:line="274" w:before="0" w:after="140"/>
-        <w:ind w:hanging="0" w:start="0" w:end="0"/>
-        <w:jc w:val="start"/>
+        <w:ind w:hanging="0" w:left="0" w:right="0"/>
+        <w:jc w:val="left"/>
         <w:rPr>
           <w:rFonts w:ascii="Google Sans;sans-serif" w:hAnsi="Google Sans;sans-serif"/>
           <w:b w:val="false"/>
@@ -271,7 +159,7 @@
           <w:sz w:val="24"/>
           <w:szCs w:val="24"/>
         </w:rPr>
-        <w:t>3. Feasibility Analysis Document &amp; Spreadsheet</w:t>
+        <w:t>2. Project Charter</w:t>
       </w:r>
     </w:p>
     <w:p>
@@ -281,23 +169,22 @@
           <w:ilvl w:val="0"/>
           <w:numId w:val="3"/>
         </w:numPr>
-        <w:pBdr/>
-        <w:bidi w:val="0"/>
-        <w:spacing w:lineRule="auto" w:line="274" w:before="0" w:after="140"/>
-        <w:jc w:val="start"/>
+        <w:bidi w:val="0"/>
+        <w:spacing w:lineRule="auto" w:line="274" w:before="0" w:after="140"/>
+        <w:jc w:val="left"/>
         <w:rPr/>
       </w:pPr>
-      <w:bookmarkStart w:id="4" w:name="p-rc_6f23285db1d5a173-113"/>
-      <w:bookmarkEnd w:id="4"/>
-      <w:r>
-        <w:rPr>
-          <w:rFonts w:ascii="Google Sans Text;sans-serif" w:hAnsi="Google Sans Text;sans-serif"/>
-          <w:b w:val="false"/>
-          <w:bCs w:val="false"/>
-          <w:sz w:val="24"/>
-          <w:szCs w:val="24"/>
-        </w:rPr>
-        <w:t xml:space="preserve">Objective: Create a 4–5 page Feasibility Analysis document justifying the project based on Economic, Technical, Operational, and other factors as described in Chapter 5. </w:t>
+      <w:bookmarkStart w:id="2" w:name="p-rc_6f23285db1d5a173-111"/>
+      <w:bookmarkEnd w:id="2"/>
+      <w:r>
+        <w:rPr>
+          <w:rFonts w:ascii="Google Sans Text;sans-serif" w:hAnsi="Google Sans Text;sans-serif"/>
+          <w:b w:val="false"/>
+          <w:bCs w:val="false"/>
+          <w:sz w:val="24"/>
+          <w:szCs w:val="24"/>
+        </w:rPr>
+        <w:t xml:space="preserve">Objective: Develop a professional-scale project charter (1–2 pages) as stipulated by PMBOK® standards. </w:t>
       </w:r>
     </w:p>
     <w:p>
@@ -307,38 +194,36 @@
           <w:ilvl w:val="0"/>
           <w:numId w:val="3"/>
         </w:numPr>
-        <w:pBdr/>
-        <w:bidi w:val="0"/>
-        <w:spacing w:lineRule="auto" w:line="274" w:before="0" w:after="140"/>
-        <w:jc w:val="start"/>
-        <w:rPr>
-          <w:rFonts w:ascii="Google Sans Text;sans-serif" w:hAnsi="Google Sans Text;sans-serif"/>
-          <w:b w:val="false"/>
-          <w:bCs w:val="false"/>
-          <w:sz w:val="24"/>
-          <w:szCs w:val="24"/>
-        </w:rPr>
-      </w:pPr>
-      <w:bookmarkStart w:id="5" w:name="p-rc_6f23285db1d5a173-114"/>
-      <w:bookmarkEnd w:id="5"/>
-      <w:r>
-        <w:rPr>
-          <w:rFonts w:ascii="Google Sans Text;sans-serif" w:hAnsi="Google Sans Text;sans-serif"/>
-          <w:b w:val="false"/>
-          <w:bCs w:val="false"/>
-          <w:sz w:val="24"/>
-          <w:szCs w:val="24"/>
-        </w:rPr>
-        <w:t xml:space="preserve">Spreadsheet Requirement: Include a separate spreadsheet calculating NPV, ROI, and Payback period using reasonable assumptions for initial and recurring costs and benefits. </w:t>
+        <w:bidi w:val="0"/>
+        <w:spacing w:lineRule="auto" w:line="274" w:before="0" w:after="140"/>
+        <w:jc w:val="left"/>
+        <w:rPr>
+          <w:rFonts w:ascii="Google Sans Text;sans-serif" w:hAnsi="Google Sans Text;sans-serif"/>
+          <w:b w:val="false"/>
+          <w:bCs w:val="false"/>
+          <w:sz w:val="24"/>
+          <w:szCs w:val="24"/>
+        </w:rPr>
+      </w:pPr>
+      <w:bookmarkStart w:id="3" w:name="p-rc_6f23285db1d5a173-112"/>
+      <w:bookmarkEnd w:id="3"/>
+      <w:r>
+        <w:rPr>
+          <w:rFonts w:ascii="Google Sans Text;sans-serif" w:hAnsi="Google Sans Text;sans-serif"/>
+          <w:b w:val="false"/>
+          <w:bCs w:val="false"/>
+          <w:sz w:val="24"/>
+          <w:szCs w:val="24"/>
+        </w:rPr>
+        <w:t xml:space="preserve">Format: Use the template from Chapter 3, Slide 15, Figure 3.7. </w:t>
       </w:r>
     </w:p>
     <w:p>
       <w:pPr>
         <w:pStyle w:val="BodyText"/>
-        <w:pBdr/>
-        <w:bidi w:val="0"/>
-        <w:spacing w:lineRule="auto" w:line="274" w:before="0" w:after="140"/>
-        <w:jc w:val="start"/>
+        <w:bidi w:val="0"/>
+        <w:spacing w:lineRule="auto" w:line="274" w:before="0" w:after="140"/>
+        <w:jc w:val="left"/>
         <w:rPr>
           <w:rFonts w:ascii="Google Sans Text;sans-serif" w:hAnsi="Google Sans Text;sans-serif"/>
           <w:b w:val="false"/>
@@ -362,8 +247,8 @@
         <w:pStyle w:val="Heading2"/>
         <w:bidi w:val="0"/>
         <w:spacing w:lineRule="auto" w:line="274" w:before="0" w:after="140"/>
-        <w:ind w:hanging="0" w:start="0" w:end="0"/>
-        <w:jc w:val="start"/>
+        <w:ind w:hanging="0" w:left="0" w:right="0"/>
+        <w:jc w:val="left"/>
         <w:rPr>
           <w:rFonts w:ascii="Google Sans;sans-serif" w:hAnsi="Google Sans;sans-serif"/>
           <w:b w:val="false"/>
@@ -380,7 +265,128 @@
           <w:sz w:val="24"/>
           <w:szCs w:val="24"/>
         </w:rPr>
-        <w:t>4. List of Intangible Benefits</w:t>
+        <w:t>3. Feasibility Analysis Document &amp; Spreadsheet</w:t>
+      </w:r>
+    </w:p>
+    <w:p>
+      <w:pPr>
+        <w:pStyle w:val="BodyText"/>
+        <w:bidi w:val="0"/>
+        <w:spacing w:lineRule="auto" w:line="274" w:before="0" w:after="140"/>
+        <w:ind w:hanging="0" w:left="0" w:right="0"/>
+        <w:jc w:val="left"/>
+        <w:rPr>
+          <w:rFonts w:ascii="Google Sans;sans-serif" w:hAnsi="Google Sans;sans-serif"/>
+          <w:b w:val="false"/>
+          <w:bCs w:val="false"/>
+          <w:sz w:val="24"/>
+          <w:szCs w:val="24"/>
+        </w:rPr>
+      </w:pPr>
+      <w:r>
+        <w:rPr>
+          <w:rFonts w:ascii="Google Sans;sans-serif" w:hAnsi="Google Sans;sans-serif"/>
+          <w:b w:val="false"/>
+          <w:bCs w:val="false"/>
+          <w:sz w:val="24"/>
+          <w:szCs w:val="24"/>
+        </w:rPr>
+        <w:drawing>
+          <wp:anchor distT="0" distB="0" distL="0" distR="0" simplePos="0" relativeHeight="2" behindDoc="0" locked="0" layoutInCell="0" allowOverlap="1">
+            <wp:simplePos x="0" y="0"/>
+            <wp:positionH relativeFrom="column">
+              <wp:align>center</wp:align>
+            </wp:positionH>
+            <wp:positionV relativeFrom="paragraph">
+              <wp:posOffset>635</wp:posOffset>
+            </wp:positionV>
+            <wp:extent cx="6478270" cy="5264150"/>
+            <wp:effectExtent l="0" t="0" r="0" b="0"/>
+            <wp:wrapSquare wrapText="largest"/>
+            <wp:docPr id="1" name="Image1"/>
+            <wp:cNvGraphicFramePr>
+              <a:graphicFrameLocks xmlns:a="http://schemas.openxmlformats.org/drawingml/2006/main" noChangeAspect="1"/>
+            </wp:cNvGraphicFramePr>
+            <a:graphic xmlns:a="http://schemas.openxmlformats.org/drawingml/2006/main">
+              <a:graphicData uri="http://schemas.openxmlformats.org/drawingml/2006/picture">
+                <pic:pic xmlns:pic="http://schemas.openxmlformats.org/drawingml/2006/picture">
+                  <pic:nvPicPr>
+                    <pic:cNvPr id="1" name="Image1"/>
+                    <pic:cNvPicPr>
+                      <a:picLocks noChangeAspect="1" noChangeArrowheads="1"/>
+                    </pic:cNvPicPr>
+                  </pic:nvPicPr>
+                  <pic:blipFill>
+                    <a:blip r:embed="rId2"/>
+                    <a:stretch>
+                      <a:fillRect/>
+                    </a:stretch>
+                  </pic:blipFill>
+                  <pic:spPr bwMode="auto">
+                    <a:xfrm>
+                      <a:off x="0" y="0"/>
+                      <a:ext cx="6478270" cy="5264150"/>
+                    </a:xfrm>
+                    <a:prstGeom prst="rect">
+                      <a:avLst/>
+                    </a:prstGeom>
+                    <a:noFill/>
+                  </pic:spPr>
+                </pic:pic>
+              </a:graphicData>
+            </a:graphic>
+          </wp:anchor>
+        </w:drawing>
+      </w:r>
+    </w:p>
+    <w:p>
+      <w:pPr>
+        <w:pStyle w:val="BodyText"/>
+        <w:bidi w:val="0"/>
+        <w:spacing w:lineRule="auto" w:line="274" w:before="0" w:after="140"/>
+        <w:ind w:hanging="0" w:left="0" w:right="0"/>
+        <w:jc w:val="left"/>
+        <w:rPr>
+          <w:rFonts w:ascii="Google Sans;sans-serif" w:hAnsi="Google Sans;sans-serif"/>
+          <w:b w:val="false"/>
+          <w:bCs w:val="false"/>
+          <w:sz w:val="24"/>
+          <w:szCs w:val="24"/>
+        </w:rPr>
+      </w:pPr>
+      <w:r>
+        <w:rPr>
+          <w:rFonts w:ascii="Google Sans;sans-serif" w:hAnsi="Google Sans;sans-serif"/>
+          <w:b w:val="false"/>
+          <w:bCs w:val="false"/>
+          <w:sz w:val="24"/>
+          <w:szCs w:val="24"/>
+        </w:rPr>
+      </w:r>
+    </w:p>
+    <w:p>
+      <w:pPr>
+        <w:pStyle w:val="BodyText"/>
+        <w:bidi w:val="0"/>
+        <w:spacing w:lineRule="auto" w:line="274" w:before="0" w:after="140"/>
+        <w:ind w:hanging="0" w:left="0" w:right="0"/>
+        <w:jc w:val="left"/>
+        <w:rPr>
+          <w:rFonts w:ascii="Google Sans;sans-serif" w:hAnsi="Google Sans;sans-serif"/>
+          <w:b w:val="false"/>
+          <w:bCs w:val="false"/>
+          <w:sz w:val="24"/>
+          <w:szCs w:val="24"/>
+        </w:rPr>
+      </w:pPr>
+      <w:r>
+        <w:rPr>
+          <w:rFonts w:ascii="Google Sans;sans-serif" w:hAnsi="Google Sans;sans-serif"/>
+          <w:b w:val="false"/>
+          <w:bCs w:val="false"/>
+          <w:sz w:val="24"/>
+          <w:szCs w:val="24"/>
+        </w:rPr>
       </w:r>
     </w:p>
     <w:p>
@@ -390,42 +396,61 @@
           <w:ilvl w:val="0"/>
           <w:numId w:val="4"/>
         </w:numPr>
-        <w:pBdr/>
-        <w:bidi w:val="0"/>
-        <w:spacing w:lineRule="auto" w:line="274" w:before="0" w:after="140"/>
-        <w:jc w:val="start"/>
+        <w:bidi w:val="0"/>
+        <w:spacing w:lineRule="auto" w:line="274" w:before="0" w:after="140"/>
+        <w:jc w:val="left"/>
         <w:rPr/>
       </w:pPr>
-      <w:r>
-        <w:rPr>
-          <w:rFonts w:ascii="Google Sans Text;sans-serif" w:hAnsi="Google Sans Text;sans-serif"/>
-          <w:b w:val="false"/>
-          <w:bCs w:val="false"/>
-          <w:sz w:val="24"/>
-          <w:szCs w:val="24"/>
-        </w:rPr>
-        <w:t>Objective: Create a comprehensive list of intangible benefits for the ABC clinic project.</w:t>
-      </w:r>
-      <w:bookmarkStart w:id="6" w:name="p-rc_6f23285db1d5a173-115"/>
-      <w:bookmarkEnd w:id="6"/>
-      <w:r>
-        <w:rPr>
-          <w:rFonts w:ascii="Google Sans Text;sans-serif" w:hAnsi="Google Sans Text;sans-serif"/>
-          <w:b w:val="false"/>
-          <w:bCs w:val="false"/>
-          <w:sz w:val="24"/>
-          <w:szCs w:val="24"/>
-        </w:rPr>
-        <w:t xml:space="preserve">Format: Use the example provided in Table 5.3, Slide 14 of Chapter 5. </w:t>
+      <w:bookmarkStart w:id="4" w:name="p-rc_6f23285db1d5a173-113"/>
+      <w:bookmarkEnd w:id="4"/>
+      <w:r>
+        <w:rPr>
+          <w:rFonts w:ascii="Google Sans Text;sans-serif" w:hAnsi="Google Sans Text;sans-serif"/>
+          <w:b w:val="false"/>
+          <w:bCs w:val="false"/>
+          <w:sz w:val="24"/>
+          <w:szCs w:val="24"/>
+        </w:rPr>
+        <w:t xml:space="preserve">Objective: Create a 4–5 page Feasibility Analysis document justifying the project based on Economic, Technical, Operational, and other factors as described in Chapter 5. </w:t>
       </w:r>
     </w:p>
     <w:p>
       <w:pPr>
         <w:pStyle w:val="BodyText"/>
-        <w:pBdr/>
-        <w:bidi w:val="0"/>
-        <w:spacing w:lineRule="auto" w:line="274" w:before="0" w:after="140"/>
-        <w:jc w:val="start"/>
+        <w:numPr>
+          <w:ilvl w:val="0"/>
+          <w:numId w:val="4"/>
+        </w:numPr>
+        <w:bidi w:val="0"/>
+        <w:spacing w:lineRule="auto" w:line="274" w:before="0" w:after="140"/>
+        <w:jc w:val="left"/>
+        <w:rPr>
+          <w:rFonts w:ascii="Google Sans Text;sans-serif" w:hAnsi="Google Sans Text;sans-serif"/>
+          <w:b w:val="false"/>
+          <w:bCs w:val="false"/>
+          <w:sz w:val="24"/>
+          <w:szCs w:val="24"/>
+        </w:rPr>
+      </w:pPr>
+      <w:bookmarkStart w:id="5" w:name="p-rc_6f23285db1d5a173-114"/>
+      <w:bookmarkEnd w:id="5"/>
+      <w:r>
+        <w:rPr>
+          <w:rFonts w:ascii="Google Sans Text;sans-serif" w:hAnsi="Google Sans Text;sans-serif"/>
+          <w:b w:val="false"/>
+          <w:bCs w:val="false"/>
+          <w:sz w:val="24"/>
+          <w:szCs w:val="24"/>
+        </w:rPr>
+        <w:t xml:space="preserve">Spreadsheet Requirement: Include a separate spreadsheet calculating NPV, ROI, and Payback period using reasonable assumptions for initial and recurring costs and benefits. </w:t>
+      </w:r>
+    </w:p>
+    <w:p>
+      <w:pPr>
+        <w:pStyle w:val="BodyText"/>
+        <w:bidi w:val="0"/>
+        <w:spacing w:lineRule="auto" w:line="274" w:before="0" w:after="140"/>
+        <w:jc w:val="left"/>
         <w:rPr>
           <w:rFonts w:ascii="Google Sans Text;sans-serif" w:hAnsi="Google Sans Text;sans-serif"/>
           <w:b w:val="false"/>
@@ -449,8 +474,711 @@
         <w:pStyle w:val="Heading2"/>
         <w:bidi w:val="0"/>
         <w:spacing w:lineRule="auto" w:line="274" w:before="0" w:after="140"/>
-        <w:ind w:hanging="0" w:start="0" w:end="0"/>
-        <w:jc w:val="start"/>
+        <w:ind w:hanging="0" w:left="0" w:right="0"/>
+        <w:jc w:val="left"/>
+        <w:rPr>
+          <w:rFonts w:ascii="Google Sans;sans-serif" w:hAnsi="Google Sans;sans-serif"/>
+          <w:b w:val="false"/>
+          <w:bCs w:val="false"/>
+          <w:sz w:val="24"/>
+          <w:szCs w:val="24"/>
+        </w:rPr>
+      </w:pPr>
+      <w:r>
+        <w:rPr>
+          <w:rFonts w:ascii="Google Sans;sans-serif" w:hAnsi="Google Sans;sans-serif"/>
+          <w:b w:val="false"/>
+          <w:bCs w:val="false"/>
+          <w:sz w:val="24"/>
+          <w:szCs w:val="24"/>
+        </w:rPr>
+        <w:t>4. List of Intangible Benefits</w:t>
+      </w:r>
+    </w:p>
+    <w:p>
+      <w:pPr>
+        <w:pStyle w:val="BodyText"/>
+        <w:bidi w:val="0"/>
+        <w:spacing w:lineRule="auto" w:line="274" w:before="0" w:after="140"/>
+        <w:jc w:val="left"/>
+        <w:rPr>
+          <w:rFonts w:ascii="Google Sans Text;sans-serif" w:hAnsi="Google Sans Text;sans-serif"/>
+          <w:b w:val="false"/>
+          <w:bCs w:val="false"/>
+          <w:sz w:val="24"/>
+          <w:szCs w:val="24"/>
+        </w:rPr>
+      </w:pPr>
+      <w:r>
+        <w:rPr>
+          <w:rFonts w:ascii="Google Sans Text;sans-serif" w:hAnsi="Google Sans Text;sans-serif"/>
+          <w:b w:val="false"/>
+          <w:bCs w:val="false"/>
+          <w:sz w:val="24"/>
+          <w:szCs w:val="24"/>
+        </w:rPr>
+      </w:r>
+    </w:p>
+    <w:tbl>
+      <w:tblPr>
+        <w:tblW w:w="10601" w:type="dxa"/>
+        <w:jc w:val="left"/>
+        <w:tblInd w:w="0" w:type="dxa"/>
+        <w:tblLayout w:type="fixed"/>
+        <w:tblCellMar>
+          <w:top w:w="0" w:type="dxa"/>
+          <w:left w:w="30" w:type="dxa"/>
+          <w:bottom w:w="0" w:type="dxa"/>
+          <w:right w:w="30" w:type="dxa"/>
+        </w:tblCellMar>
+      </w:tblPr>
+      <w:tblGrid>
+        <w:gridCol w:w="2613"/>
+        <w:gridCol w:w="7988"/>
+      </w:tblGrid>
+      <w:tr>
+        <w:trPr>
+          <w:trHeight w:val="420" w:hRule="atLeast"/>
+        </w:trPr>
+        <w:tc>
+          <w:tcPr>
+            <w:tcW w:w="2613" w:type="dxa"/>
+            <w:tcBorders/>
+            <w:vAlign w:val="center"/>
+          </w:tcPr>
+          <w:p>
+            <w:pPr>
+              <w:pStyle w:val="Normal"/>
+              <w:tabs>
+                <w:tab w:val="clear" w:pos="709"/>
+              </w:tabs>
+              <w:jc w:val="left"/>
+              <w:rPr/>
+            </w:pPr>
+            <w:r>
+              <w:rPr>
+                <w:rFonts w:ascii="Calibri" w:hAnsi="Calibri"/>
+                <w:b/>
+              </w:rPr>
+              <w:t>Category</w:t>
+            </w:r>
+          </w:p>
+        </w:tc>
+        <w:tc>
+          <w:tcPr>
+            <w:tcW w:w="7988" w:type="dxa"/>
+            <w:tcBorders/>
+            <w:vAlign w:val="center"/>
+          </w:tcPr>
+          <w:p>
+            <w:pPr>
+              <w:pStyle w:val="Normal"/>
+              <w:tabs>
+                <w:tab w:val="clear" w:pos="709"/>
+              </w:tabs>
+              <w:jc w:val="left"/>
+              <w:rPr/>
+            </w:pPr>
+            <w:r>
+              <w:rPr>
+                <w:rFonts w:ascii="Calibri" w:hAnsi="Calibri"/>
+                <w:b/>
+              </w:rPr>
+              <w:t>ABC Clinic Specific Intangible Benefit</w:t>
+            </w:r>
+          </w:p>
+        </w:tc>
+      </w:tr>
+      <w:tr>
+        <w:trPr>
+          <w:trHeight w:val="461" w:hRule="atLeast"/>
+        </w:trPr>
+        <w:tc>
+          <w:tcPr>
+            <w:tcW w:w="2613" w:type="dxa"/>
+            <w:tcBorders/>
+            <w:vAlign w:val="center"/>
+          </w:tcPr>
+          <w:p>
+            <w:pPr>
+              <w:pStyle w:val="Normal"/>
+              <w:tabs>
+                <w:tab w:val="clear" w:pos="709"/>
+              </w:tabs>
+              <w:jc w:val="left"/>
+              <w:rPr/>
+            </w:pPr>
+            <w:r>
+              <w:rPr>
+                <w:rFonts w:ascii="Calibri" w:hAnsi="Calibri"/>
+                <w:b/>
+              </w:rPr>
+              <w:t>Competitive Necessity</w:t>
+              <w:br/>
+            </w:r>
+          </w:p>
+        </w:tc>
+        <w:tc>
+          <w:tcPr>
+            <w:tcW w:w="7988" w:type="dxa"/>
+            <w:tcBorders/>
+            <w:vAlign w:val="center"/>
+          </w:tcPr>
+          <w:p>
+            <w:pPr>
+              <w:pStyle w:val="Normal"/>
+              <w:tabs>
+                <w:tab w:val="clear" w:pos="709"/>
+              </w:tabs>
+              <w:jc w:val="left"/>
+              <w:rPr/>
+            </w:pPr>
+            <w:r>
+              <w:rPr>
+                <w:rFonts w:ascii="Calibri" w:hAnsi="Calibri"/>
+              </w:rPr>
+              <w:t>Ensures strict compliance with government privacy regulations by electronically safeguarding patient records.</w:t>
+            </w:r>
+          </w:p>
+        </w:tc>
+      </w:tr>
+      <w:tr>
+        <w:trPr>
+          <w:trHeight w:val="477" w:hRule="atLeast"/>
+        </w:trPr>
+        <w:tc>
+          <w:tcPr>
+            <w:tcW w:w="2613" w:type="dxa"/>
+            <w:tcBorders/>
+            <w:vAlign w:val="center"/>
+          </w:tcPr>
+          <w:p>
+            <w:pPr>
+              <w:pStyle w:val="Normal"/>
+              <w:tabs>
+                <w:tab w:val="clear" w:pos="709"/>
+              </w:tabs>
+              <w:jc w:val="left"/>
+              <w:rPr/>
+            </w:pPr>
+            <w:r>
+              <w:rPr>
+                <w:rFonts w:ascii="Calibri" w:hAnsi="Calibri"/>
+                <w:b/>
+              </w:rPr>
+              <w:t>More Timely Information</w:t>
+              <w:br/>
+            </w:r>
+          </w:p>
+        </w:tc>
+        <w:tc>
+          <w:tcPr>
+            <w:tcW w:w="7988" w:type="dxa"/>
+            <w:tcBorders/>
+            <w:vAlign w:val="center"/>
+          </w:tcPr>
+          <w:p>
+            <w:pPr>
+              <w:pStyle w:val="Normal"/>
+              <w:tabs>
+                <w:tab w:val="clear" w:pos="709"/>
+              </w:tabs>
+              <w:jc w:val="left"/>
+              <w:rPr/>
+            </w:pPr>
+            <w:r>
+              <w:rPr>
+                <w:rFonts w:ascii="Calibri" w:hAnsi="Calibri"/>
+              </w:rPr>
+              <w:t>Enables real-time Ministry Health Card verification and instant status updates for the triage walk-in queue.</w:t>
+            </w:r>
+          </w:p>
+        </w:tc>
+      </w:tr>
+      <w:tr>
+        <w:trPr>
+          <w:trHeight w:val="461" w:hRule="atLeast"/>
+        </w:trPr>
+        <w:tc>
+          <w:tcPr>
+            <w:tcW w:w="2613" w:type="dxa"/>
+            <w:tcBorders/>
+            <w:vAlign w:val="center"/>
+          </w:tcPr>
+          <w:p>
+            <w:pPr>
+              <w:pStyle w:val="Normal"/>
+              <w:tabs>
+                <w:tab w:val="clear" w:pos="709"/>
+              </w:tabs>
+              <w:jc w:val="left"/>
+              <w:rPr/>
+            </w:pPr>
+            <w:r>
+              <w:rPr>
+                <w:rFonts w:ascii="Calibri" w:hAnsi="Calibri"/>
+                <w:b/>
+              </w:rPr>
+              <w:t>Better Information Access</w:t>
+              <w:br/>
+            </w:r>
+          </w:p>
+        </w:tc>
+        <w:tc>
+          <w:tcPr>
+            <w:tcW w:w="7988" w:type="dxa"/>
+            <w:tcBorders/>
+            <w:vAlign w:val="center"/>
+          </w:tcPr>
+          <w:p>
+            <w:pPr>
+              <w:pStyle w:val="Normal"/>
+              <w:tabs>
+                <w:tab w:val="clear" w:pos="709"/>
+              </w:tabs>
+              <w:jc w:val="left"/>
+              <w:rPr/>
+            </w:pPr>
+            <w:r>
+              <w:rPr>
+                <w:rFonts w:ascii="Calibri" w:hAnsi="Calibri"/>
+              </w:rPr>
+              <w:t>Gives clinicians instant access to patient medical histories, past treatments, lab results, and specialist notes.</w:t>
+            </w:r>
+          </w:p>
+        </w:tc>
+      </w:tr>
+      <w:tr>
+        <w:trPr>
+          <w:trHeight w:val="461" w:hRule="atLeast"/>
+        </w:trPr>
+        <w:tc>
+          <w:tcPr>
+            <w:tcW w:w="2613" w:type="dxa"/>
+            <w:tcBorders/>
+            <w:vAlign w:val="center"/>
+          </w:tcPr>
+          <w:p>
+            <w:pPr>
+              <w:pStyle w:val="Normal"/>
+              <w:tabs>
+                <w:tab w:val="clear" w:pos="709"/>
+              </w:tabs>
+              <w:jc w:val="left"/>
+              <w:rPr/>
+            </w:pPr>
+            <w:r>
+              <w:rPr>
+                <w:rFonts w:ascii="Calibri" w:hAnsi="Calibri"/>
+                <w:b/>
+              </w:rPr>
+              <w:t>Clerical Accuracy</w:t>
+            </w:r>
+          </w:p>
+        </w:tc>
+        <w:tc>
+          <w:tcPr>
+            <w:tcW w:w="7988" w:type="dxa"/>
+            <w:tcBorders/>
+            <w:vAlign w:val="center"/>
+          </w:tcPr>
+          <w:p>
+            <w:pPr>
+              <w:pStyle w:val="Normal"/>
+              <w:tabs>
+                <w:tab w:val="clear" w:pos="709"/>
+              </w:tabs>
+              <w:jc w:val="left"/>
+              <w:rPr/>
+            </w:pPr>
+            <w:r>
+              <w:rPr>
+                <w:rFonts w:ascii="Calibri" w:hAnsi="Calibri"/>
+              </w:rPr>
+              <w:t>Reduces manual data entry errors at check-in/check-out and accurately logs staff shift hours for payroll.</w:t>
+            </w:r>
+          </w:p>
+        </w:tc>
+      </w:tr>
+      <w:tr>
+        <w:trPr>
+          <w:trHeight w:val="477" w:hRule="atLeast"/>
+        </w:trPr>
+        <w:tc>
+          <w:tcPr>
+            <w:tcW w:w="2613" w:type="dxa"/>
+            <w:tcBorders/>
+            <w:vAlign w:val="center"/>
+          </w:tcPr>
+          <w:p>
+            <w:pPr>
+              <w:pStyle w:val="Normal"/>
+              <w:tabs>
+                <w:tab w:val="clear" w:pos="709"/>
+              </w:tabs>
+              <w:jc w:val="left"/>
+              <w:rPr/>
+            </w:pPr>
+            <w:r>
+              <w:rPr>
+                <w:rFonts w:ascii="Calibri" w:hAnsi="Calibri"/>
+                <w:b/>
+              </w:rPr>
+              <w:t>Processing Efficiency</w:t>
+              <w:br/>
+            </w:r>
+          </w:p>
+        </w:tc>
+        <w:tc>
+          <w:tcPr>
+            <w:tcW w:w="7988" w:type="dxa"/>
+            <w:tcBorders/>
+            <w:vAlign w:val="center"/>
+          </w:tcPr>
+          <w:p>
+            <w:pPr>
+              <w:pStyle w:val="Normal"/>
+              <w:tabs>
+                <w:tab w:val="clear" w:pos="709"/>
+              </w:tabs>
+              <w:jc w:val="left"/>
+              <w:rPr/>
+            </w:pPr>
+            <w:r>
+              <w:rPr>
+                <w:rFonts w:ascii="Calibri" w:hAnsi="Calibri"/>
+              </w:rPr>
+              <w:t>Speeds up front-desk check-ins, nurse vitals entry, e-prescriptions, and electronic lab/specialist transmissions.</w:t>
+            </w:r>
+          </w:p>
+        </w:tc>
+      </w:tr>
+      <w:tr>
+        <w:trPr>
+          <w:trHeight w:val="461" w:hRule="atLeast"/>
+        </w:trPr>
+        <w:tc>
+          <w:tcPr>
+            <w:tcW w:w="2613" w:type="dxa"/>
+            <w:tcBorders/>
+            <w:vAlign w:val="center"/>
+          </w:tcPr>
+          <w:p>
+            <w:pPr>
+              <w:pStyle w:val="Normal"/>
+              <w:tabs>
+                <w:tab w:val="clear" w:pos="709"/>
+              </w:tabs>
+              <w:jc w:val="left"/>
+              <w:rPr/>
+            </w:pPr>
+            <w:r>
+              <w:rPr>
+                <w:rFonts w:ascii="Calibri" w:hAnsi="Calibri"/>
+                <w:b/>
+              </w:rPr>
+              <w:t>Improved Work Process</w:t>
+              <w:br/>
+            </w:r>
+          </w:p>
+        </w:tc>
+        <w:tc>
+          <w:tcPr>
+            <w:tcW w:w="7988" w:type="dxa"/>
+            <w:tcBorders/>
+            <w:vAlign w:val="center"/>
+          </w:tcPr>
+          <w:p>
+            <w:pPr>
+              <w:pStyle w:val="Normal"/>
+              <w:tabs>
+                <w:tab w:val="clear" w:pos="709"/>
+              </w:tabs>
+              <w:jc w:val="left"/>
+              <w:rPr/>
+            </w:pPr>
+            <w:r>
+              <w:rPr>
+                <w:rFonts w:ascii="Calibri" w:hAnsi="Calibri"/>
+              </w:rPr>
+              <w:t>Increases patient satisfaction via online booking while boosting staff morale by cutting paper administrative friction.</w:t>
+            </w:r>
+          </w:p>
+        </w:tc>
+      </w:tr>
+      <w:tr>
+        <w:trPr>
+          <w:trHeight w:val="477" w:hRule="atLeast"/>
+        </w:trPr>
+        <w:tc>
+          <w:tcPr>
+            <w:tcW w:w="2613" w:type="dxa"/>
+            <w:tcBorders/>
+            <w:vAlign w:val="center"/>
+          </w:tcPr>
+          <w:p>
+            <w:pPr>
+              <w:pStyle w:val="Normal"/>
+              <w:tabs>
+                <w:tab w:val="clear" w:pos="709"/>
+              </w:tabs>
+              <w:jc w:val="left"/>
+              <w:rPr/>
+            </w:pPr>
+            <w:r>
+              <w:rPr>
+                <w:rFonts w:ascii="Calibri" w:hAnsi="Calibri"/>
+                <w:b/>
+              </w:rPr>
+              <w:t>Decision Quality</w:t>
+            </w:r>
+          </w:p>
+        </w:tc>
+        <w:tc>
+          <w:tcPr>
+            <w:tcW w:w="7988" w:type="dxa"/>
+            <w:tcBorders/>
+            <w:vAlign w:val="center"/>
+          </w:tcPr>
+          <w:p>
+            <w:pPr>
+              <w:pStyle w:val="Normal"/>
+              <w:tabs>
+                <w:tab w:val="clear" w:pos="709"/>
+              </w:tabs>
+              <w:jc w:val="left"/>
+              <w:rPr/>
+            </w:pPr>
+            <w:r>
+              <w:rPr>
+                <w:rFonts w:ascii="Calibri" w:hAnsi="Calibri"/>
+              </w:rPr>
+              <w:t>Enhances doctor diagnosis at point-of-care and ensures rapid follow-up on critical abnormal lab results.</w:t>
+            </w:r>
+          </w:p>
+        </w:tc>
+      </w:tr>
+      <w:tr>
+        <w:trPr>
+          <w:trHeight w:val="477" w:hRule="atLeast"/>
+        </w:trPr>
+        <w:tc>
+          <w:tcPr>
+            <w:tcW w:w="2613" w:type="dxa"/>
+            <w:tcBorders/>
+            <w:vAlign w:val="center"/>
+          </w:tcPr>
+          <w:p>
+            <w:pPr>
+              <w:pStyle w:val="Normal"/>
+              <w:tabs>
+                <w:tab w:val="clear" w:pos="709"/>
+              </w:tabs>
+              <w:jc w:val="left"/>
+              <w:rPr/>
+            </w:pPr>
+            <w:r>
+              <w:rPr>
+                <w:rFonts w:ascii="Calibri" w:hAnsi="Calibri"/>
+                <w:b/>
+              </w:rPr>
+              <w:t>Resource Control</w:t>
+            </w:r>
+          </w:p>
+        </w:tc>
+        <w:tc>
+          <w:tcPr>
+            <w:tcW w:w="7988" w:type="dxa"/>
+            <w:tcBorders/>
+            <w:vAlign w:val="center"/>
+          </w:tcPr>
+          <w:p>
+            <w:pPr>
+              <w:pStyle w:val="Normal"/>
+              <w:tabs>
+                <w:tab w:val="clear" w:pos="709"/>
+              </w:tabs>
+              <w:jc w:val="left"/>
+              <w:rPr/>
+            </w:pPr>
+            <w:r>
+              <w:rPr>
+                <w:rFonts w:ascii="Calibri" w:hAnsi="Calibri"/>
+              </w:rPr>
+              <w:t>Helps clinic managers streamline shift schedules (doctors, nurses, receptionists) and manage queue flow.</w:t>
+            </w:r>
+          </w:p>
+        </w:tc>
+      </w:tr>
+      <w:tr>
+        <w:trPr>
+          <w:trHeight w:val="477" w:hRule="atLeast"/>
+        </w:trPr>
+        <w:tc>
+          <w:tcPr>
+            <w:tcW w:w="2613" w:type="dxa"/>
+            <w:tcBorders/>
+            <w:vAlign w:val="center"/>
+          </w:tcPr>
+          <w:p>
+            <w:pPr>
+              <w:pStyle w:val="Normal"/>
+              <w:tabs>
+                <w:tab w:val="clear" w:pos="709"/>
+              </w:tabs>
+              <w:jc w:val="left"/>
+              <w:rPr/>
+            </w:pPr>
+            <w:r>
+              <w:rPr>
+                <w:rFonts w:ascii="Calibri" w:hAnsi="Calibri"/>
+                <w:b/>
+              </w:rPr>
+              <w:t>Greener Resource Use</w:t>
+            </w:r>
+          </w:p>
+        </w:tc>
+        <w:tc>
+          <w:tcPr>
+            <w:tcW w:w="7988" w:type="dxa"/>
+            <w:tcBorders/>
+            <w:vAlign w:val="center"/>
+          </w:tcPr>
+          <w:p>
+            <w:pPr>
+              <w:pStyle w:val="Normal"/>
+              <w:tabs>
+                <w:tab w:val="clear" w:pos="709"/>
+              </w:tabs>
+              <w:jc w:val="left"/>
+              <w:rPr/>
+            </w:pPr>
+            <w:r>
+              <w:rPr>
+                <w:rFonts w:ascii="Calibri" w:hAnsi="Calibri"/>
+              </w:rPr>
+              <w:t>Minimizes paper reliance by digitizing records, utilizing electronic interfaces, and scanning paper documents.</w:t>
+            </w:r>
+          </w:p>
+        </w:tc>
+      </w:tr>
+      <w:tr>
+        <w:trPr>
+          <w:trHeight w:val="678" w:hRule="atLeast"/>
+        </w:trPr>
+        <w:tc>
+          <w:tcPr>
+            <w:tcW w:w="2613" w:type="dxa"/>
+            <w:tcBorders/>
+            <w:vAlign w:val="center"/>
+          </w:tcPr>
+          <w:p>
+            <w:pPr>
+              <w:pStyle w:val="Normal"/>
+              <w:tabs>
+                <w:tab w:val="clear" w:pos="709"/>
+              </w:tabs>
+              <w:jc w:val="left"/>
+              <w:rPr/>
+            </w:pPr>
+            <w:r>
+              <w:rPr>
+                <w:rFonts w:ascii="Calibri" w:hAnsi="Calibri"/>
+                <w:b/>
+              </w:rPr>
+              <w:t>Social Responsibility</w:t>
+            </w:r>
+          </w:p>
+        </w:tc>
+        <w:tc>
+          <w:tcPr>
+            <w:tcW w:w="7988" w:type="dxa"/>
+            <w:tcBorders/>
+            <w:vAlign w:val="center"/>
+          </w:tcPr>
+          <w:p>
+            <w:pPr>
+              <w:pStyle w:val="Normal"/>
+              <w:tabs>
+                <w:tab w:val="clear" w:pos="709"/>
+              </w:tabs>
+              <w:jc w:val="left"/>
+              <w:rPr/>
+            </w:pPr>
+            <w:r>
+              <w:rPr>
+                <w:rFonts w:ascii="Calibri" w:hAnsi="Calibri"/>
+              </w:rPr>
+              <w:t>Improves GTA community health by delivering efficient primary and urgent triage care for 1,500–2,000 patients weekly.</w:t>
+            </w:r>
+          </w:p>
+        </w:tc>
+      </w:tr>
+    </w:tbl>
+    <w:p>
+      <w:pPr>
+        <w:pStyle w:val="Normal"/>
+        <w:rPr/>
+      </w:pPr>
+      <w:r>
+        <w:rPr/>
+      </w:r>
+    </w:p>
+    <w:p>
+      <w:pPr>
+        <w:pStyle w:val="Normal"/>
+        <w:bidi w:val="0"/>
+        <w:spacing w:lineRule="auto" w:line="274" w:before="0" w:after="140"/>
+        <w:jc w:val="left"/>
+        <w:rPr>
+          <w:rFonts w:ascii="Google Sans Text;sans-serif" w:hAnsi="Google Sans Text;sans-serif"/>
+          <w:b w:val="false"/>
+          <w:bCs w:val="false"/>
+          <w:sz w:val="24"/>
+          <w:szCs w:val="24"/>
+        </w:rPr>
+      </w:pPr>
+      <w:r>
+        <w:rPr>
+          <w:rFonts w:ascii="Google Sans Text;sans-serif" w:hAnsi="Google Sans Text;sans-serif"/>
+          <w:b w:val="false"/>
+          <w:bCs w:val="false"/>
+          <w:sz w:val="24"/>
+          <w:szCs w:val="24"/>
+        </w:rPr>
+      </w:r>
+    </w:p>
+    <w:p>
+      <w:pPr>
+        <w:pStyle w:val="BodyText"/>
+        <w:bidi w:val="0"/>
+        <w:spacing w:lineRule="auto" w:line="274" w:before="0" w:after="140"/>
+        <w:jc w:val="left"/>
+        <w:rPr>
+          <w:rFonts w:ascii="Google Sans Text;sans-serif" w:hAnsi="Google Sans Text;sans-serif"/>
+          <w:b w:val="false"/>
+          <w:bCs w:val="false"/>
+          <w:sz w:val="24"/>
+          <w:szCs w:val="24"/>
+        </w:rPr>
+      </w:pPr>
+      <w:r>
+        <w:rPr>
+          <w:rFonts w:ascii="Google Sans Text;sans-serif" w:hAnsi="Google Sans Text;sans-serif"/>
+          <w:b w:val="false"/>
+          <w:bCs w:val="false"/>
+          <w:sz w:val="24"/>
+          <w:szCs w:val="24"/>
+        </w:rPr>
+      </w:r>
+    </w:p>
+    <w:p>
+      <w:pPr>
+        <w:pStyle w:val="Heading2"/>
+        <w:bidi w:val="0"/>
+        <w:spacing w:lineRule="auto" w:line="274" w:before="0" w:after="140"/>
+        <w:ind w:hanging="0" w:left="0" w:right="0"/>
+        <w:jc w:val="left"/>
         <w:rPr>
           <w:rFonts w:ascii="Google Sans;sans-serif" w:hAnsi="Google Sans;sans-serif"/>
           <w:b w:val="false"/>
@@ -477,10 +1205,9 @@
           <w:ilvl w:val="0"/>
           <w:numId w:val="5"/>
         </w:numPr>
-        <w:pBdr/>
-        <w:bidi w:val="0"/>
-        <w:spacing w:lineRule="auto" w:line="274" w:before="0" w:after="140"/>
-        <w:jc w:val="start"/>
+        <w:bidi w:val="0"/>
+        <w:spacing w:lineRule="auto" w:line="274" w:before="0" w:after="140"/>
+        <w:jc w:val="left"/>
         <w:rPr/>
       </w:pPr>
       <w:r>
@@ -493,36 +1220,25 @@
         </w:rPr>
         <w:t>Objective: Define the boundaries, deliverables, and constraints of the project.</w:t>
       </w:r>
-      <w:bookmarkStart w:id="7" w:name="p-rc_6f23285db1d5a173-116"/>
-      <w:bookmarkEnd w:id="7"/>
-      <w:r>
-        <w:rPr>
-          <w:rFonts w:ascii="Google Sans Text;sans-serif" w:hAnsi="Google Sans Text;sans-serif"/>
-          <w:b w:val="false"/>
-          <w:bCs w:val="false"/>
-          <w:sz w:val="24"/>
-          <w:szCs w:val="24"/>
-        </w:rPr>
-        <w:t xml:space="preserve"> </w:t>
-      </w:r>
-      <w:r>
-        <w:rPr>
-          <w:rFonts w:ascii="Google Sans Text;sans-serif" w:hAnsi="Google Sans Text;sans-serif"/>
-          <w:b w:val="false"/>
-          <w:bCs w:val="false"/>
-          <w:sz w:val="24"/>
-          <w:szCs w:val="24"/>
-        </w:rPr>
-        <w:t xml:space="preserve">Format: Use the example from Chapter 5, Figure 5-10, Slide 34. </w:t>
+      <w:bookmarkStart w:id="6" w:name="p-rc_6f23285db1d5a173-116"/>
+      <w:bookmarkEnd w:id="6"/>
+      <w:r>
+        <w:rPr>
+          <w:rFonts w:ascii="Google Sans Text;sans-serif" w:hAnsi="Google Sans Text;sans-serif"/>
+          <w:b w:val="false"/>
+          <w:bCs w:val="false"/>
+          <w:sz w:val="24"/>
+          <w:szCs w:val="24"/>
+        </w:rPr>
+        <w:t xml:space="preserve"> Format: Use the example from Chapter 5, Figure 5-10, Slide 34. </w:t>
       </w:r>
     </w:p>
     <w:p>
       <w:pPr>
         <w:pStyle w:val="BodyText"/>
-        <w:pBdr/>
-        <w:bidi w:val="0"/>
-        <w:spacing w:lineRule="auto" w:line="274" w:before="0" w:after="140"/>
-        <w:jc w:val="start"/>
+        <w:bidi w:val="0"/>
+        <w:spacing w:lineRule="auto" w:line="274" w:before="0" w:after="140"/>
+        <w:jc w:val="left"/>
         <w:rPr>
           <w:rFonts w:ascii="Google Sans Text;sans-serif" w:hAnsi="Google Sans Text;sans-serif"/>
           <w:b w:val="false"/>
@@ -546,8 +1262,8 @@
         <w:pStyle w:val="Heading2"/>
         <w:bidi w:val="0"/>
         <w:spacing w:lineRule="auto" w:line="274" w:before="0" w:after="140"/>
-        <w:ind w:hanging="0" w:start="0" w:end="0"/>
-        <w:jc w:val="start"/>
+        <w:ind w:hanging="0" w:left="0" w:right="0"/>
+        <w:jc w:val="left"/>
         <w:rPr>
           <w:rFonts w:ascii="Google Sans;sans-serif" w:hAnsi="Google Sans;sans-serif"/>
           <w:b w:val="false"/>
@@ -574,13 +1290,24 @@
           <w:ilvl w:val="0"/>
           <w:numId w:val="6"/>
         </w:numPr>
-        <w:pBdr/>
-        <w:bidi w:val="0"/>
-        <w:spacing w:lineRule="auto" w:line="274" w:before="0" w:after="140"/>
-        <w:jc w:val="start"/>
+        <w:bidi w:val="0"/>
+        <w:spacing w:lineRule="auto" w:line="274" w:before="0" w:after="140"/>
+        <w:jc w:val="left"/>
         <w:rPr/>
       </w:pPr>
-      <w:bookmarkStart w:id="8" w:name="p-rc_6f23285db1d5a173-117"/>
+      <w:bookmarkStart w:id="7" w:name="p-rc_6f23285db1d5a173-117"/>
+      <w:bookmarkEnd w:id="7"/>
+      <w:r>
+        <w:rPr>
+          <w:rFonts w:ascii="Google Sans Text;sans-serif" w:hAnsi="Google Sans Text;sans-serif"/>
+          <w:b w:val="false"/>
+          <w:bCs w:val="false"/>
+          <w:sz w:val="24"/>
+          <w:szCs w:val="24"/>
+        </w:rPr>
+        <w:t xml:space="preserve">Objective: Perform textual analysis of the ABC clinic business description to identify candidate actors and use cases. </w:t>
+      </w:r>
+      <w:bookmarkStart w:id="8" w:name="p-rc_6f23285db1d5a173-118"/>
       <w:bookmarkEnd w:id="8"/>
       <w:r>
         <w:rPr>
@@ -590,18 +1317,6 @@
           <w:sz w:val="24"/>
           <w:szCs w:val="24"/>
         </w:rPr>
-        <w:t xml:space="preserve">Objective: Perform textual analysis of the ABC clinic business description to identify candidate actors and use cases. </w:t>
-      </w:r>
-      <w:bookmarkStart w:id="9" w:name="p-rc_6f23285db1d5a173-118"/>
-      <w:bookmarkEnd w:id="9"/>
-      <w:r>
-        <w:rPr>
-          <w:rFonts w:ascii="Google Sans Text;sans-serif" w:hAnsi="Google Sans Text;sans-serif"/>
-          <w:b w:val="false"/>
-          <w:bCs w:val="false"/>
-          <w:sz w:val="24"/>
-          <w:szCs w:val="24"/>
-        </w:rPr>
         <w:t xml:space="preserve">Output: Produce the initial use case diagram. </w:t>
       </w:r>
     </w:p>
@@ -610,8 +1325,8 @@
         <w:pStyle w:val="Heading2"/>
         <w:bidi w:val="0"/>
         <w:spacing w:lineRule="auto" w:line="274" w:before="0" w:after="140"/>
-        <w:ind w:hanging="0" w:start="0" w:end="0"/>
-        <w:jc w:val="start"/>
+        <w:ind w:hanging="0" w:left="0" w:right="0"/>
+        <w:jc w:val="left"/>
         <w:rPr>
           <w:rFonts w:ascii="Google Sans;sans-serif" w:hAnsi="Google Sans;sans-serif"/>
           <w:b w:val="false"/>
@@ -638,13 +1353,24 @@
           <w:ilvl w:val="0"/>
           <w:numId w:val="7"/>
         </w:numPr>
-        <w:pBdr/>
-        <w:bidi w:val="0"/>
-        <w:spacing w:lineRule="auto" w:line="274" w:before="0" w:after="140"/>
-        <w:jc w:val="start"/>
+        <w:bidi w:val="0"/>
+        <w:spacing w:lineRule="auto" w:line="274" w:before="0" w:after="140"/>
+        <w:jc w:val="left"/>
         <w:rPr/>
       </w:pPr>
-      <w:bookmarkStart w:id="10" w:name="p-rc_6f23285db1d5a173-119"/>
+      <w:bookmarkStart w:id="9" w:name="p-rc_6f23285db1d5a173-119"/>
+      <w:bookmarkEnd w:id="9"/>
+      <w:r>
+        <w:rPr>
+          <w:rFonts w:ascii="Google Sans Text;sans-serif" w:hAnsi="Google Sans Text;sans-serif"/>
+          <w:b w:val="false"/>
+          <w:bCs w:val="false"/>
+          <w:sz w:val="24"/>
+          <w:szCs w:val="24"/>
+        </w:rPr>
+        <w:t xml:space="preserve">Objective: Provide an image/screenshot of the table created during the textual analysis process. </w:t>
+      </w:r>
+      <w:bookmarkStart w:id="10" w:name="p-rc_6f23285db1d5a173-120"/>
       <w:bookmarkEnd w:id="10"/>
       <w:r>
         <w:rPr>
@@ -654,18 +1380,6 @@
           <w:sz w:val="24"/>
           <w:szCs w:val="24"/>
         </w:rPr>
-        <w:t xml:space="preserve">Objective: Provide an image/screenshot of the table created during the textual analysis process. </w:t>
-      </w:r>
-      <w:bookmarkStart w:id="11" w:name="p-rc_6f23285db1d5a173-120"/>
-      <w:bookmarkEnd w:id="11"/>
-      <w:r>
-        <w:rPr>
-          <w:rFonts w:ascii="Google Sans Text;sans-serif" w:hAnsi="Google Sans Text;sans-serif"/>
-          <w:b w:val="false"/>
-          <w:bCs w:val="false"/>
-          <w:sz w:val="24"/>
-          <w:szCs w:val="24"/>
-        </w:rPr>
         <w:t xml:space="preserve">Key Columns: Must include </w:t>
       </w:r>
       <w:r>
@@ -735,10 +1449,9 @@
     <w:p>
       <w:pPr>
         <w:pStyle w:val="BodyText"/>
-        <w:pBdr/>
-        <w:bidi w:val="0"/>
-        <w:spacing w:lineRule="auto" w:line="274" w:before="0" w:after="140"/>
-        <w:jc w:val="start"/>
+        <w:bidi w:val="0"/>
+        <w:spacing w:lineRule="auto" w:line="274" w:before="0" w:after="140"/>
+        <w:jc w:val="left"/>
         <w:rPr>
           <w:rFonts w:ascii="Google Sans Text;sans-serif" w:hAnsi="Google Sans Text;sans-serif"/>
           <w:b w:val="false"/>
@@ -762,8 +1475,8 @@
         <w:pStyle w:val="Heading2"/>
         <w:bidi w:val="0"/>
         <w:spacing w:lineRule="auto" w:line="274" w:before="0" w:after="140"/>
-        <w:ind w:hanging="0" w:start="0" w:end="0"/>
-        <w:jc w:val="start"/>
+        <w:ind w:hanging="0" w:left="0" w:right="0"/>
+        <w:jc w:val="left"/>
         <w:rPr>
           <w:rFonts w:ascii="Google Sans;sans-serif" w:hAnsi="Google Sans;sans-serif"/>
           <w:b w:val="false"/>
@@ -790,13 +1503,24 @@
           <w:ilvl w:val="0"/>
           <w:numId w:val="8"/>
         </w:numPr>
-        <w:pBdr/>
-        <w:bidi w:val="0"/>
-        <w:spacing w:lineRule="auto" w:line="274" w:before="0" w:after="140"/>
-        <w:jc w:val="start"/>
+        <w:bidi w:val="0"/>
+        <w:spacing w:lineRule="auto" w:line="274" w:before="0" w:after="140"/>
+        <w:jc w:val="left"/>
         <w:rPr/>
       </w:pPr>
-      <w:bookmarkStart w:id="12" w:name="p-rc_6f23285db1d5a173-121"/>
+      <w:bookmarkStart w:id="11" w:name="p-rc_6f23285db1d5a173-121"/>
+      <w:bookmarkEnd w:id="11"/>
+      <w:r>
+        <w:rPr>
+          <w:rFonts w:ascii="Google Sans Text;sans-serif" w:hAnsi="Google Sans Text;sans-serif"/>
+          <w:b w:val="false"/>
+          <w:bCs w:val="false"/>
+          <w:sz w:val="24"/>
+          <w:szCs w:val="24"/>
+        </w:rPr>
+        <w:t xml:space="preserve">Objective: Pick any five (5) use cases from your project and write detailed descriptions at the Kite Level (bird's-eye view). </w:t>
+      </w:r>
+      <w:bookmarkStart w:id="12" w:name="p-rc_6f23285db1d5a173-122"/>
       <w:bookmarkEnd w:id="12"/>
       <w:r>
         <w:rPr>
@@ -806,28 +1530,15 @@
           <w:sz w:val="24"/>
           <w:szCs w:val="24"/>
         </w:rPr>
-        <w:t xml:space="preserve">Objective: Pick any five (5) use cases from your project and write detailed descriptions at the Kite Level (bird's-eye view). </w:t>
-      </w:r>
-      <w:bookmarkStart w:id="13" w:name="p-rc_6f23285db1d5a173-122"/>
-      <w:bookmarkEnd w:id="13"/>
-      <w:r>
-        <w:rPr>
-          <w:rFonts w:ascii="Google Sans Text;sans-serif" w:hAnsi="Google Sans Text;sans-serif"/>
-          <w:b w:val="false"/>
-          <w:bCs w:val="false"/>
-          <w:sz w:val="24"/>
-          <w:szCs w:val="24"/>
-        </w:rPr>
         <w:t xml:space="preserve">Format: Follow the examples in Appendix 7-A of the textbook. </w:t>
       </w:r>
     </w:p>
     <w:p>
       <w:pPr>
         <w:pStyle w:val="BodyText"/>
-        <w:pBdr/>
-        <w:bidi w:val="0"/>
-        <w:spacing w:lineRule="auto" w:line="274" w:before="0" w:after="140"/>
-        <w:jc w:val="start"/>
+        <w:bidi w:val="0"/>
+        <w:spacing w:lineRule="auto" w:line="274" w:before="0" w:after="140"/>
+        <w:jc w:val="left"/>
         <w:rPr>
           <w:rFonts w:ascii="Google Sans Text;sans-serif" w:hAnsi="Google Sans Text;sans-serif"/>
           <w:b w:val="false"/>
@@ -851,8 +1562,8 @@
         <w:pStyle w:val="Heading2"/>
         <w:bidi w:val="0"/>
         <w:spacing w:lineRule="auto" w:line="274" w:before="0" w:after="140"/>
-        <w:ind w:hanging="0" w:start="0" w:end="0"/>
-        <w:jc w:val="start"/>
+        <w:ind w:hanging="0" w:left="0" w:right="0"/>
+        <w:jc w:val="left"/>
         <w:rPr>
           <w:rFonts w:ascii="Google Sans;sans-serif" w:hAnsi="Google Sans;sans-serif"/>
           <w:b w:val="false"/>
@@ -879,13 +1590,24 @@
           <w:ilvl w:val="0"/>
           <w:numId w:val="9"/>
         </w:numPr>
-        <w:pBdr/>
-        <w:bidi w:val="0"/>
-        <w:spacing w:lineRule="auto" w:line="274" w:before="0" w:after="140"/>
-        <w:jc w:val="start"/>
+        <w:bidi w:val="0"/>
+        <w:spacing w:lineRule="auto" w:line="274" w:before="0" w:after="140"/>
+        <w:jc w:val="left"/>
         <w:rPr/>
       </w:pPr>
-      <w:bookmarkStart w:id="14" w:name="p-rc_6f23285db1d5a173-123"/>
+      <w:bookmarkStart w:id="13" w:name="p-rc_6f23285db1d5a173-123"/>
+      <w:bookmarkEnd w:id="13"/>
+      <w:r>
+        <w:rPr>
+          <w:rFonts w:ascii="Google Sans Text;sans-serif" w:hAnsi="Google Sans Text;sans-serif"/>
+          <w:b w:val="false"/>
+          <w:bCs w:val="false"/>
+          <w:sz w:val="24"/>
+          <w:szCs w:val="24"/>
+        </w:rPr>
+        <w:t xml:space="preserve">Objective: Create three (3) Activity Diagrams for any three core business processes belonging to your project. </w:t>
+      </w:r>
+      <w:bookmarkStart w:id="14" w:name="p-rc_6f23285db1d5a173-124"/>
       <w:bookmarkEnd w:id="14"/>
       <w:r>
         <w:rPr>
@@ -895,28 +1617,15 @@
           <w:sz w:val="24"/>
           <w:szCs w:val="24"/>
         </w:rPr>
-        <w:t xml:space="preserve">Objective: Create three (3) Activity Diagrams for any three core business processes belonging to your project. </w:t>
-      </w:r>
-      <w:bookmarkStart w:id="15" w:name="p-rc_6f23285db1d5a173-124"/>
-      <w:bookmarkEnd w:id="15"/>
-      <w:r>
-        <w:rPr>
-          <w:rFonts w:ascii="Google Sans Text;sans-serif" w:hAnsi="Google Sans Text;sans-serif"/>
-          <w:b w:val="false"/>
-          <w:bCs w:val="false"/>
-          <w:sz w:val="24"/>
-          <w:szCs w:val="24"/>
-        </w:rPr>
         <w:t xml:space="preserve">Format: Follow the examples in Appendix 7-B of the textbook. </w:t>
       </w:r>
     </w:p>
     <w:p>
       <w:pPr>
         <w:pStyle w:val="BodyText"/>
-        <w:pBdr/>
-        <w:bidi w:val="0"/>
-        <w:spacing w:lineRule="auto" w:line="274" w:before="0" w:after="140"/>
-        <w:jc w:val="start"/>
+        <w:bidi w:val="0"/>
+        <w:spacing w:lineRule="auto" w:line="274" w:before="0" w:after="140"/>
+        <w:jc w:val="left"/>
         <w:rPr>
           <w:rFonts w:ascii="Google Sans Text;sans-serif" w:hAnsi="Google Sans Text;sans-serif"/>
           <w:b w:val="false"/>
@@ -940,8 +1649,8 @@
         <w:pStyle w:val="Heading2"/>
         <w:bidi w:val="0"/>
         <w:spacing w:lineRule="auto" w:line="274" w:before="0" w:after="140"/>
-        <w:ind w:hanging="0" w:start="0" w:end="0"/>
-        <w:jc w:val="start"/>
+        <w:ind w:hanging="0" w:left="0" w:right="0"/>
+        <w:jc w:val="left"/>
         <w:rPr>
           <w:rFonts w:ascii="Google Sans;sans-serif" w:hAnsi="Google Sans;sans-serif"/>
           <w:b w:val="false"/>
@@ -968,13 +1677,24 @@
           <w:ilvl w:val="0"/>
           <w:numId w:val="10"/>
         </w:numPr>
-        <w:pBdr/>
-        <w:bidi w:val="0"/>
-        <w:spacing w:lineRule="auto" w:line="274" w:before="0" w:after="140"/>
-        <w:jc w:val="start"/>
+        <w:bidi w:val="0"/>
+        <w:spacing w:lineRule="auto" w:line="274" w:before="0" w:after="140"/>
+        <w:jc w:val="left"/>
         <w:rPr/>
       </w:pPr>
-      <w:bookmarkStart w:id="16" w:name="p-rc_6f23285db1d5a173-125"/>
+      <w:bookmarkStart w:id="15" w:name="p-rc_6f23285db1d5a173-125"/>
+      <w:bookmarkEnd w:id="15"/>
+      <w:r>
+        <w:rPr>
+          <w:rFonts w:ascii="Google Sans Text;sans-serif" w:hAnsi="Google Sans Text;sans-serif"/>
+          <w:b w:val="false"/>
+          <w:bCs w:val="false"/>
+          <w:sz w:val="24"/>
+          <w:szCs w:val="24"/>
+        </w:rPr>
+        <w:t xml:space="preserve">Objective: Modify the first-cut use case diagram using additional details derived from your written use cases and activity diagrams. </w:t>
+      </w:r>
+      <w:bookmarkStart w:id="16" w:name="p-rc_6f23285db1d5a173-126"/>
       <w:bookmarkEnd w:id="16"/>
       <w:r>
         <w:rPr>
@@ -984,29 +1704,7 @@
           <w:sz w:val="24"/>
           <w:szCs w:val="24"/>
         </w:rPr>
-        <w:t xml:space="preserve">Objective: Modify the first-cut use case diagram using additional details derived from your written use cases and activity diagrams. </w:t>
-      </w:r>
-      <w:bookmarkStart w:id="17" w:name="p-rc_6f23285db1d5a173-126"/>
-      <w:bookmarkEnd w:id="17"/>
-      <w:r>
-        <w:rPr>
-          <w:rFonts w:ascii="Google Sans Text;sans-serif" w:hAnsi="Google Sans Text;sans-serif"/>
-          <w:b w:val="false"/>
-          <w:bCs w:val="false"/>
-          <w:sz w:val="24"/>
-          <w:szCs w:val="24"/>
-        </w:rPr>
-        <w:t>Requirements:</w:t>
-      </w:r>
-      <w:r>
-        <w:rPr>
-          <w:rFonts w:ascii="Google Sans Text;sans-serif" w:hAnsi="Google Sans Text;sans-serif"/>
-          <w:b w:val="false"/>
-          <w:bCs w:val="false"/>
-          <w:sz w:val="24"/>
-          <w:szCs w:val="24"/>
-        </w:rPr>
-        <w:t xml:space="preserve"> Incorporate </w:t>
+        <w:t xml:space="preserve">Requirements: Incorporate </w:t>
       </w:r>
       <w:r>
         <w:rPr>
@@ -1075,10 +1773,9 @@
     <w:p>
       <w:pPr>
         <w:pStyle w:val="BodyText"/>
-        <w:pBdr/>
-        <w:bidi w:val="0"/>
-        <w:spacing w:lineRule="auto" w:line="274" w:before="0" w:after="140"/>
-        <w:jc w:val="start"/>
+        <w:bidi w:val="0"/>
+        <w:spacing w:lineRule="auto" w:line="274" w:before="0" w:after="140"/>
+        <w:jc w:val="left"/>
         <w:rPr>
           <w:rFonts w:ascii="Google Sans Text;sans-serif" w:hAnsi="Google Sans Text;sans-serif"/>
           <w:b w:val="false"/>
@@ -1102,8 +1799,8 @@
         <w:pStyle w:val="Heading2"/>
         <w:bidi w:val="0"/>
         <w:spacing w:lineRule="auto" w:line="274" w:before="0" w:after="140"/>
-        <w:ind w:hanging="0" w:start="0" w:end="0"/>
-        <w:jc w:val="start"/>
+        <w:ind w:hanging="0" w:left="0" w:right="0"/>
+        <w:jc w:val="left"/>
         <w:rPr>
           <w:rFonts w:ascii="Google Sans;sans-serif" w:hAnsi="Google Sans;sans-serif"/>
           <w:b w:val="false"/>
@@ -1130,26 +1827,25 @@
           <w:ilvl w:val="0"/>
           <w:numId w:val="11"/>
         </w:numPr>
-        <w:pBdr/>
-        <w:bidi w:val="0"/>
-        <w:spacing w:lineRule="auto" w:line="274" w:before="0" w:after="140"/>
-        <w:jc w:val="start"/>
+        <w:bidi w:val="0"/>
+        <w:spacing w:lineRule="auto" w:line="274" w:before="0" w:after="140"/>
+        <w:jc w:val="left"/>
         <w:rPr/>
       </w:pPr>
-      <w:bookmarkStart w:id="18" w:name="p-rc_6f23285db1d5a173-127"/>
+      <w:bookmarkStart w:id="17" w:name="p-rc_6f23285db1d5a173-127"/>
+      <w:bookmarkEnd w:id="17"/>
+      <w:r>
+        <w:rPr>
+          <w:rFonts w:ascii="Google Sans Text;sans-serif" w:hAnsi="Google Sans Text;sans-serif"/>
+          <w:b w:val="false"/>
+          <w:bCs w:val="false"/>
+          <w:sz w:val="24"/>
+          <w:szCs w:val="24"/>
+        </w:rPr>
+        <w:t xml:space="preserve">Objective: Capture the overall scope and external entities of your project. </w:t>
+      </w:r>
+      <w:bookmarkStart w:id="18" w:name="p-rc_6f23285db1d5a173-128"/>
       <w:bookmarkEnd w:id="18"/>
-      <w:r>
-        <w:rPr>
-          <w:rFonts w:ascii="Google Sans Text;sans-serif" w:hAnsi="Google Sans Text;sans-serif"/>
-          <w:b w:val="false"/>
-          <w:bCs w:val="false"/>
-          <w:sz w:val="24"/>
-          <w:szCs w:val="24"/>
-        </w:rPr>
-        <w:t xml:space="preserve">Objective: Capture the overall scope and external entities of your project. </w:t>
-      </w:r>
-      <w:bookmarkStart w:id="19" w:name="p-rc_6f23285db1d5a173-128"/>
-      <w:bookmarkEnd w:id="19"/>
       <w:r>
         <w:rPr>
           <w:rFonts w:ascii="Google Sans Text;sans-serif" w:hAnsi="Google Sans Text;sans-serif"/>
@@ -1168,11 +1864,10 @@
           <w:ilvl w:val="0"/>
           <w:numId w:val="0"/>
         </w:numPr>
-        <w:pBdr/>
-        <w:bidi w:val="0"/>
-        <w:spacing w:lineRule="auto" w:line="274" w:before="0" w:after="140"/>
-        <w:ind w:hanging="0" w:start="720"/>
-        <w:jc w:val="start"/>
+        <w:bidi w:val="0"/>
+        <w:spacing w:lineRule="auto" w:line="274" w:before="0" w:after="140"/>
+        <w:ind w:hanging="0" w:left="720"/>
+        <w:jc w:val="left"/>
         <w:rPr>
           <w:rFonts w:ascii="Google Sans Text;sans-serif" w:hAnsi="Google Sans Text;sans-serif"/>
           <w:b w:val="false"/>
@@ -1196,8 +1891,8 @@
         <w:pStyle w:val="Heading2"/>
         <w:bidi w:val="0"/>
         <w:spacing w:lineRule="auto" w:line="274" w:before="0" w:after="140"/>
-        <w:ind w:hanging="0" w:start="0" w:end="0"/>
-        <w:jc w:val="start"/>
+        <w:ind w:hanging="0" w:left="0" w:right="0"/>
+        <w:jc w:val="left"/>
         <w:rPr>
           <w:rFonts w:ascii="Google Sans;sans-serif" w:hAnsi="Google Sans;sans-serif"/>
           <w:b w:val="false"/>
@@ -1224,20 +1919,19 @@
           <w:ilvl w:val="0"/>
           <w:numId w:val="12"/>
         </w:numPr>
-        <w:pBdr/>
-        <w:bidi w:val="0"/>
-        <w:spacing w:lineRule="auto" w:line="274" w:before="0" w:after="140"/>
-        <w:jc w:val="start"/>
-        <w:rPr>
-          <w:rFonts w:ascii="Google Sans Text;sans-serif" w:hAnsi="Google Sans Text;sans-serif"/>
-          <w:b w:val="false"/>
-          <w:bCs w:val="false"/>
-          <w:sz w:val="24"/>
-          <w:szCs w:val="24"/>
-        </w:rPr>
-      </w:pPr>
-      <w:bookmarkStart w:id="20" w:name="p-rc_6f23285db1d5a173-129"/>
-      <w:bookmarkEnd w:id="20"/>
+        <w:bidi w:val="0"/>
+        <w:spacing w:lineRule="auto" w:line="274" w:before="0" w:after="140"/>
+        <w:jc w:val="left"/>
+        <w:rPr>
+          <w:rFonts w:ascii="Google Sans Text;sans-serif" w:hAnsi="Google Sans Text;sans-serif"/>
+          <w:b w:val="false"/>
+          <w:bCs w:val="false"/>
+          <w:sz w:val="24"/>
+          <w:szCs w:val="24"/>
+        </w:rPr>
+      </w:pPr>
+      <w:bookmarkStart w:id="19" w:name="p-rc_6f23285db1d5a173-129"/>
+      <w:bookmarkEnd w:id="19"/>
       <w:r>
         <w:rPr>
           <w:rFonts w:ascii="Google Sans Text;sans-serif" w:hAnsi="Google Sans Text;sans-serif"/>
@@ -1252,10 +1946,9 @@
     <w:p>
       <w:pPr>
         <w:pStyle w:val="BodyText"/>
-        <w:pBdr/>
-        <w:bidi w:val="0"/>
-        <w:spacing w:lineRule="auto" w:line="274" w:before="0" w:after="140"/>
-        <w:jc w:val="start"/>
+        <w:bidi w:val="0"/>
+        <w:spacing w:lineRule="auto" w:line="274" w:before="0" w:after="140"/>
+        <w:jc w:val="left"/>
         <w:rPr>
           <w:rFonts w:ascii="Google Sans Text;sans-serif" w:hAnsi="Google Sans Text;sans-serif"/>
           <w:b w:val="false"/>
@@ -1279,8 +1972,8 @@
         <w:pStyle w:val="Heading2"/>
         <w:bidi w:val="0"/>
         <w:spacing w:lineRule="auto" w:line="274" w:before="0" w:after="140"/>
-        <w:ind w:hanging="0" w:start="0" w:end="0"/>
-        <w:jc w:val="start"/>
+        <w:ind w:hanging="0" w:left="0" w:right="0"/>
+        <w:jc w:val="left"/>
         <w:rPr>
           <w:rFonts w:ascii="Google Sans;sans-serif" w:hAnsi="Google Sans;sans-serif"/>
           <w:b w:val="false"/>
@@ -1307,20 +2000,19 @@
           <w:ilvl w:val="0"/>
           <w:numId w:val="13"/>
         </w:numPr>
-        <w:pBdr/>
-        <w:bidi w:val="0"/>
-        <w:spacing w:lineRule="auto" w:line="274" w:before="0" w:after="140"/>
-        <w:jc w:val="start"/>
-        <w:rPr>
-          <w:rFonts w:ascii="Google Sans Text;sans-serif" w:hAnsi="Google Sans Text;sans-serif"/>
-          <w:b w:val="false"/>
-          <w:bCs w:val="false"/>
-          <w:sz w:val="24"/>
-          <w:szCs w:val="24"/>
-        </w:rPr>
-      </w:pPr>
-      <w:bookmarkStart w:id="21" w:name="p-rc_6f23285db1d5a173-130"/>
-      <w:bookmarkEnd w:id="21"/>
+        <w:bidi w:val="0"/>
+        <w:spacing w:lineRule="auto" w:line="274" w:before="0" w:after="140"/>
+        <w:jc w:val="left"/>
+        <w:rPr>
+          <w:rFonts w:ascii="Google Sans Text;sans-serif" w:hAnsi="Google Sans Text;sans-serif"/>
+          <w:b w:val="false"/>
+          <w:bCs w:val="false"/>
+          <w:sz w:val="24"/>
+          <w:szCs w:val="24"/>
+        </w:rPr>
+      </w:pPr>
+      <w:bookmarkStart w:id="20" w:name="p-rc_6f23285db1d5a173-130"/>
+      <w:bookmarkEnd w:id="20"/>
       <w:r>
         <w:rPr>
           <w:rFonts w:ascii="Google Sans Text;sans-serif" w:hAnsi="Google Sans Text;sans-serif"/>
@@ -1339,11 +2031,10 @@
           <w:ilvl w:val="0"/>
           <w:numId w:val="0"/>
         </w:numPr>
-        <w:pBdr/>
-        <w:bidi w:val="0"/>
-        <w:spacing w:lineRule="auto" w:line="274" w:before="0" w:after="140"/>
-        <w:ind w:hanging="0" w:start="720"/>
-        <w:jc w:val="start"/>
+        <w:bidi w:val="0"/>
+        <w:spacing w:lineRule="auto" w:line="274" w:before="0" w:after="140"/>
+        <w:ind w:hanging="0" w:left="720"/>
+        <w:jc w:val="left"/>
         <w:rPr>
           <w:rFonts w:ascii="Google Sans Text;sans-serif" w:hAnsi="Google Sans Text;sans-serif"/>
           <w:b w:val="false"/>
@@ -1367,8 +2058,8 @@
         <w:pStyle w:val="Heading2"/>
         <w:bidi w:val="0"/>
         <w:spacing w:lineRule="auto" w:line="274" w:before="0" w:after="140"/>
-        <w:ind w:hanging="0" w:start="0" w:end="0"/>
-        <w:jc w:val="start"/>
+        <w:ind w:hanging="0" w:left="0" w:right="0"/>
+        <w:jc w:val="left"/>
         <w:rPr>
           <w:rFonts w:ascii="Google Sans;sans-serif" w:hAnsi="Google Sans;sans-serif"/>
           <w:b w:val="false"/>
@@ -1395,26 +2086,25 @@
           <w:ilvl w:val="0"/>
           <w:numId w:val="14"/>
         </w:numPr>
-        <w:pBdr/>
-        <w:bidi w:val="0"/>
-        <w:spacing w:lineRule="auto" w:line="274" w:before="0" w:after="140"/>
-        <w:jc w:val="start"/>
+        <w:bidi w:val="0"/>
+        <w:spacing w:lineRule="auto" w:line="274" w:before="0" w:after="140"/>
+        <w:jc w:val="left"/>
         <w:rPr/>
       </w:pPr>
-      <w:bookmarkStart w:id="22" w:name="p-rc_6f23285db1d5a173-131"/>
+      <w:bookmarkStart w:id="21" w:name="p-rc_6f23285db1d5a173-131"/>
+      <w:bookmarkEnd w:id="21"/>
+      <w:r>
+        <w:rPr>
+          <w:rFonts w:ascii="Google Sans Text;sans-serif" w:hAnsi="Google Sans Text;sans-serif"/>
+          <w:b w:val="false"/>
+          <w:bCs w:val="false"/>
+          <w:sz w:val="24"/>
+          <w:szCs w:val="24"/>
+        </w:rPr>
+        <w:t xml:space="preserve">Objective: Create a conceptual Entity-Relationship model. </w:t>
+      </w:r>
+      <w:bookmarkStart w:id="22" w:name="p-rc_6f23285db1d5a173-132"/>
       <w:bookmarkEnd w:id="22"/>
-      <w:r>
-        <w:rPr>
-          <w:rFonts w:ascii="Google Sans Text;sans-serif" w:hAnsi="Google Sans Text;sans-serif"/>
-          <w:b w:val="false"/>
-          <w:bCs w:val="false"/>
-          <w:sz w:val="24"/>
-          <w:szCs w:val="24"/>
-        </w:rPr>
-        <w:t xml:space="preserve">Objective: Create a conceptual Entity-Relationship model. </w:t>
-      </w:r>
-      <w:bookmarkStart w:id="23" w:name="p-rc_6f23285db1d5a173-132"/>
-      <w:bookmarkEnd w:id="23"/>
       <w:r>
         <w:rPr>
           <w:rFonts w:ascii="Google Sans Text;sans-serif" w:hAnsi="Google Sans Text;sans-serif"/>
@@ -1433,11 +2123,10 @@
           <w:ilvl w:val="0"/>
           <w:numId w:val="0"/>
         </w:numPr>
-        <w:pBdr/>
-        <w:bidi w:val="0"/>
-        <w:spacing w:lineRule="auto" w:line="274" w:before="0" w:after="140"/>
-        <w:ind w:hanging="0" w:start="720"/>
-        <w:jc w:val="start"/>
+        <w:bidi w:val="0"/>
+        <w:spacing w:lineRule="auto" w:line="274" w:before="0" w:after="140"/>
+        <w:ind w:hanging="0" w:left="720"/>
+        <w:jc w:val="left"/>
         <w:rPr>
           <w:rFonts w:ascii="Google Sans Text;sans-serif" w:hAnsi="Google Sans Text;sans-serif"/>
           <w:b w:val="false"/>
@@ -1461,8 +2150,8 @@
         <w:pStyle w:val="Heading2"/>
         <w:bidi w:val="0"/>
         <w:spacing w:lineRule="auto" w:line="274" w:before="0" w:after="140"/>
-        <w:ind w:hanging="0" w:start="0" w:end="0"/>
-        <w:jc w:val="start"/>
+        <w:ind w:hanging="0" w:left="0" w:right="0"/>
+        <w:jc w:val="left"/>
         <w:rPr>
           <w:rFonts w:ascii="Google Sans;sans-serif" w:hAnsi="Google Sans;sans-serif"/>
           <w:b w:val="false"/>
@@ -1489,14 +2178,13 @@
           <w:ilvl w:val="0"/>
           <w:numId w:val="15"/>
         </w:numPr>
-        <w:pBdr/>
-        <w:bidi w:val="0"/>
-        <w:spacing w:lineRule="auto" w:line="274" w:before="0" w:after="140"/>
-        <w:jc w:val="start"/>
+        <w:bidi w:val="0"/>
+        <w:spacing w:lineRule="auto" w:line="274" w:before="0" w:after="140"/>
+        <w:jc w:val="left"/>
         <w:rPr/>
       </w:pPr>
-      <w:bookmarkStart w:id="24" w:name="p-rc_6f23285db1d5a173-133"/>
-      <w:bookmarkEnd w:id="24"/>
+      <w:bookmarkStart w:id="23" w:name="p-rc_6f23285db1d5a173-133"/>
+      <w:bookmarkEnd w:id="23"/>
       <w:r>
         <w:rPr>
           <w:rFonts w:ascii="Google Sans Text;sans-serif" w:hAnsi="Google Sans Text;sans-serif"/>
@@ -1513,8 +2201,8 @@
         <w:pStyle w:val="Heading2"/>
         <w:bidi w:val="0"/>
         <w:spacing w:lineRule="auto" w:line="274" w:before="0" w:after="140"/>
-        <w:ind w:hanging="0" w:start="0" w:end="0"/>
-        <w:jc w:val="start"/>
+        <w:ind w:hanging="0" w:left="0" w:right="0"/>
+        <w:jc w:val="left"/>
         <w:rPr>
           <w:rFonts w:ascii="Google Sans;sans-serif" w:hAnsi="Google Sans;sans-serif"/>
           <w:b w:val="false"/>
@@ -1541,26 +2229,25 @@
           <w:ilvl w:val="0"/>
           <w:numId w:val="16"/>
         </w:numPr>
-        <w:pBdr/>
-        <w:bidi w:val="0"/>
-        <w:spacing w:lineRule="auto" w:line="274" w:before="0" w:after="140"/>
-        <w:jc w:val="start"/>
+        <w:bidi w:val="0"/>
+        <w:spacing w:lineRule="auto" w:line="274" w:before="0" w:after="140"/>
+        <w:jc w:val="left"/>
         <w:rPr/>
       </w:pPr>
-      <w:bookmarkStart w:id="25" w:name="p-rc_6f23285db1d5a173-134"/>
+      <w:bookmarkStart w:id="24" w:name="p-rc_6f23285db1d5a173-134"/>
+      <w:bookmarkEnd w:id="24"/>
+      <w:r>
+        <w:rPr>
+          <w:rFonts w:ascii="Google Sans Text;sans-serif" w:hAnsi="Google Sans Text;sans-serif"/>
+          <w:b w:val="false"/>
+          <w:bCs w:val="false"/>
+          <w:sz w:val="24"/>
+          <w:szCs w:val="24"/>
+        </w:rPr>
+        <w:t xml:space="preserve">Objective: Design a class diagram displaying class names, attributes, associations, and relationships. </w:t>
+      </w:r>
+      <w:bookmarkStart w:id="25" w:name="p-rc_6f23285db1d5a173-135"/>
       <w:bookmarkEnd w:id="25"/>
-      <w:r>
-        <w:rPr>
-          <w:rFonts w:ascii="Google Sans Text;sans-serif" w:hAnsi="Google Sans Text;sans-serif"/>
-          <w:b w:val="false"/>
-          <w:bCs w:val="false"/>
-          <w:sz w:val="24"/>
-          <w:szCs w:val="24"/>
-        </w:rPr>
-        <w:t xml:space="preserve">Objective: Design a class diagram displaying class names, attributes, associations, and relationships. </w:t>
-      </w:r>
-      <w:bookmarkStart w:id="26" w:name="p-rc_6f23285db1d5a173-135"/>
-      <w:bookmarkEnd w:id="26"/>
       <w:r>
         <w:rPr>
           <w:rFonts w:ascii="Google Sans Text;sans-serif" w:hAnsi="Google Sans Text;sans-serif"/>
@@ -1579,11 +2266,10 @@
           <w:ilvl w:val="0"/>
           <w:numId w:val="0"/>
         </w:numPr>
-        <w:pBdr/>
-        <w:bidi w:val="0"/>
-        <w:spacing w:lineRule="auto" w:line="274" w:before="0" w:after="140"/>
-        <w:ind w:hanging="0" w:start="720"/>
-        <w:jc w:val="start"/>
+        <w:bidi w:val="0"/>
+        <w:spacing w:lineRule="auto" w:line="274" w:before="0" w:after="140"/>
+        <w:ind w:hanging="0" w:left="720"/>
+        <w:jc w:val="left"/>
         <w:rPr>
           <w:rFonts w:ascii="Google Sans Text;sans-serif" w:hAnsi="Google Sans Text;sans-serif"/>
           <w:b w:val="false"/>
@@ -1607,8 +2293,8 @@
         <w:pStyle w:val="Heading2"/>
         <w:bidi w:val="0"/>
         <w:spacing w:lineRule="auto" w:line="274" w:before="0" w:after="140"/>
-        <w:ind w:hanging="0" w:start="0" w:end="0"/>
-        <w:jc w:val="start"/>
+        <w:ind w:hanging="0" w:left="0" w:right="0"/>
+        <w:jc w:val="left"/>
         <w:rPr>
           <w:rFonts w:ascii="Google Sans;sans-serif" w:hAnsi="Google Sans;sans-serif"/>
           <w:b w:val="false"/>
@@ -1635,14 +2321,13 @@
           <w:ilvl w:val="0"/>
           <w:numId w:val="17"/>
         </w:numPr>
-        <w:pBdr/>
-        <w:bidi w:val="0"/>
-        <w:spacing w:lineRule="auto" w:line="274" w:before="0" w:after="140"/>
-        <w:jc w:val="start"/>
+        <w:bidi w:val="0"/>
+        <w:spacing w:lineRule="auto" w:line="274" w:before="0" w:after="140"/>
+        <w:jc w:val="left"/>
         <w:rPr/>
       </w:pPr>
-      <w:bookmarkStart w:id="27" w:name="p-rc_6f23285db1d5a173-136"/>
-      <w:bookmarkEnd w:id="27"/>
+      <w:bookmarkStart w:id="26" w:name="p-rc_6f23285db1d5a173-136"/>
+      <w:bookmarkEnd w:id="26"/>
       <w:r>
         <w:rPr>
           <w:rFonts w:ascii="Google Sans Text;sans-serif" w:hAnsi="Google Sans Text;sans-serif"/>
@@ -1661,20 +2346,19 @@
           <w:ilvl w:val="1"/>
           <w:numId w:val="17"/>
         </w:numPr>
-        <w:pBdr/>
-        <w:bidi w:val="0"/>
-        <w:spacing w:lineRule="auto" w:line="274" w:before="0" w:after="140"/>
-        <w:jc w:val="start"/>
-        <w:rPr>
-          <w:rFonts w:ascii="Google Sans Text;sans-serif" w:hAnsi="Google Sans Text;sans-serif"/>
-          <w:b w:val="false"/>
-          <w:bCs w:val="false"/>
-          <w:sz w:val="24"/>
-          <w:szCs w:val="24"/>
-        </w:rPr>
-      </w:pPr>
-      <w:bookmarkStart w:id="28" w:name="p-rc_6f23285db1d5a173-137"/>
-      <w:bookmarkEnd w:id="28"/>
+        <w:bidi w:val="0"/>
+        <w:spacing w:lineRule="auto" w:line="274" w:before="0" w:after="140"/>
+        <w:jc w:val="left"/>
+        <w:rPr>
+          <w:rFonts w:ascii="Google Sans Text;sans-serif" w:hAnsi="Google Sans Text;sans-serif"/>
+          <w:b w:val="false"/>
+          <w:bCs w:val="false"/>
+          <w:sz w:val="24"/>
+          <w:szCs w:val="24"/>
+        </w:rPr>
+      </w:pPr>
+      <w:bookmarkStart w:id="27" w:name="p-rc_6f23285db1d5a173-137"/>
+      <w:bookmarkEnd w:id="27"/>
       <w:r>
         <w:rPr>
           <w:rFonts w:ascii="Google Sans Text;sans-serif" w:hAnsi="Google Sans Text;sans-serif"/>
@@ -1693,20 +2377,19 @@
           <w:ilvl w:val="1"/>
           <w:numId w:val="17"/>
         </w:numPr>
-        <w:pBdr/>
-        <w:bidi w:val="0"/>
-        <w:spacing w:lineRule="auto" w:line="274" w:before="0" w:after="140"/>
-        <w:jc w:val="start"/>
-        <w:rPr>
-          <w:rFonts w:ascii="Google Sans Text;sans-serif" w:hAnsi="Google Sans Text;sans-serif"/>
-          <w:b w:val="false"/>
-          <w:bCs w:val="false"/>
-          <w:sz w:val="24"/>
-          <w:szCs w:val="24"/>
-        </w:rPr>
-      </w:pPr>
-      <w:bookmarkStart w:id="29" w:name="p-rc_6f23285db1d5a173-138"/>
-      <w:bookmarkEnd w:id="29"/>
+        <w:bidi w:val="0"/>
+        <w:spacing w:lineRule="auto" w:line="274" w:before="0" w:after="140"/>
+        <w:jc w:val="left"/>
+        <w:rPr>
+          <w:rFonts w:ascii="Google Sans Text;sans-serif" w:hAnsi="Google Sans Text;sans-serif"/>
+          <w:b w:val="false"/>
+          <w:bCs w:val="false"/>
+          <w:sz w:val="24"/>
+          <w:szCs w:val="24"/>
+        </w:rPr>
+      </w:pPr>
+      <w:bookmarkStart w:id="28" w:name="p-rc_6f23285db1d5a173-138"/>
+      <w:bookmarkEnd w:id="28"/>
       <w:r>
         <w:rPr>
           <w:rFonts w:ascii="Google Sans Text;sans-serif" w:hAnsi="Google Sans Text;sans-serif"/>
@@ -1725,20 +2408,19 @@
           <w:ilvl w:val="1"/>
           <w:numId w:val="17"/>
         </w:numPr>
-        <w:pBdr/>
-        <w:bidi w:val="0"/>
-        <w:spacing w:lineRule="auto" w:line="274" w:before="0" w:after="140"/>
-        <w:jc w:val="start"/>
-        <w:rPr>
-          <w:rFonts w:ascii="Google Sans Text;sans-serif" w:hAnsi="Google Sans Text;sans-serif"/>
-          <w:b w:val="false"/>
-          <w:bCs w:val="false"/>
-          <w:sz w:val="24"/>
-          <w:szCs w:val="24"/>
-        </w:rPr>
-      </w:pPr>
-      <w:bookmarkStart w:id="30" w:name="p-rc_6f23285db1d5a173-139"/>
-      <w:bookmarkEnd w:id="30"/>
+        <w:bidi w:val="0"/>
+        <w:spacing w:lineRule="auto" w:line="274" w:before="0" w:after="140"/>
+        <w:jc w:val="left"/>
+        <w:rPr>
+          <w:rFonts w:ascii="Google Sans Text;sans-serif" w:hAnsi="Google Sans Text;sans-serif"/>
+          <w:b w:val="false"/>
+          <w:bCs w:val="false"/>
+          <w:sz w:val="24"/>
+          <w:szCs w:val="24"/>
+        </w:rPr>
+      </w:pPr>
+      <w:bookmarkStart w:id="29" w:name="p-rc_6f23285db1d5a173-139"/>
+      <w:bookmarkEnd w:id="29"/>
       <w:r>
         <w:rPr>
           <w:rFonts w:ascii="Google Sans Text;sans-serif" w:hAnsi="Google Sans Text;sans-serif"/>
@@ -1757,20 +2439,19 @@
           <w:ilvl w:val="1"/>
           <w:numId w:val="17"/>
         </w:numPr>
-        <w:pBdr/>
-        <w:bidi w:val="0"/>
-        <w:spacing w:lineRule="auto" w:line="274" w:before="0" w:after="140"/>
-        <w:jc w:val="start"/>
-        <w:rPr>
-          <w:rFonts w:ascii="Google Sans Text;sans-serif" w:hAnsi="Google Sans Text;sans-serif"/>
-          <w:b w:val="false"/>
-          <w:bCs w:val="false"/>
-          <w:sz w:val="24"/>
-          <w:szCs w:val="24"/>
-        </w:rPr>
-      </w:pPr>
-      <w:bookmarkStart w:id="31" w:name="p-rc_6f23285db1d5a173-140"/>
-      <w:bookmarkEnd w:id="31"/>
+        <w:bidi w:val="0"/>
+        <w:spacing w:lineRule="auto" w:line="274" w:before="0" w:after="140"/>
+        <w:jc w:val="left"/>
+        <w:rPr>
+          <w:rFonts w:ascii="Google Sans Text;sans-serif" w:hAnsi="Google Sans Text;sans-serif"/>
+          <w:b w:val="false"/>
+          <w:bCs w:val="false"/>
+          <w:sz w:val="24"/>
+          <w:szCs w:val="24"/>
+        </w:rPr>
+      </w:pPr>
+      <w:bookmarkStart w:id="30" w:name="p-rc_6f23285db1d5a173-140"/>
+      <w:bookmarkEnd w:id="30"/>
       <w:r>
         <w:rPr>
           <w:rFonts w:ascii="Google Sans Text;sans-serif" w:hAnsi="Google Sans Text;sans-serif"/>
@@ -1789,20 +2470,19 @@
           <w:ilvl w:val="1"/>
           <w:numId w:val="17"/>
         </w:numPr>
-        <w:pBdr/>
-        <w:bidi w:val="0"/>
-        <w:spacing w:lineRule="auto" w:line="274" w:before="0" w:after="140"/>
-        <w:jc w:val="start"/>
-        <w:rPr>
-          <w:rFonts w:ascii="Google Sans Text;sans-serif" w:hAnsi="Google Sans Text;sans-serif"/>
-          <w:b w:val="false"/>
-          <w:bCs w:val="false"/>
-          <w:sz w:val="24"/>
-          <w:szCs w:val="24"/>
-        </w:rPr>
-      </w:pPr>
-      <w:bookmarkStart w:id="32" w:name="p-rc_6f23285db1d5a173-141"/>
-      <w:bookmarkEnd w:id="32"/>
+        <w:bidi w:val="0"/>
+        <w:spacing w:lineRule="auto" w:line="274" w:before="0" w:after="140"/>
+        <w:jc w:val="left"/>
+        <w:rPr>
+          <w:rFonts w:ascii="Google Sans Text;sans-serif" w:hAnsi="Google Sans Text;sans-serif"/>
+          <w:b w:val="false"/>
+          <w:bCs w:val="false"/>
+          <w:sz w:val="24"/>
+          <w:szCs w:val="24"/>
+        </w:rPr>
+      </w:pPr>
+      <w:bookmarkStart w:id="31" w:name="p-rc_6f23285db1d5a173-141"/>
+      <w:bookmarkEnd w:id="31"/>
       <w:r>
         <w:rPr>
           <w:rFonts w:ascii="Google Sans Text;sans-serif" w:hAnsi="Google Sans Text;sans-serif"/>
@@ -1817,10 +2497,9 @@
     <w:p>
       <w:pPr>
         <w:pStyle w:val="BodyText"/>
-        <w:pBdr/>
-        <w:bidi w:val="0"/>
-        <w:spacing w:lineRule="auto" w:line="274" w:before="0" w:after="140"/>
-        <w:jc w:val="start"/>
+        <w:bidi w:val="0"/>
+        <w:spacing w:lineRule="auto" w:line="274" w:before="0" w:after="140"/>
+        <w:jc w:val="left"/>
         <w:rPr>
           <w:rFonts w:ascii="Google Sans Text;sans-serif" w:hAnsi="Google Sans Text;sans-serif"/>
           <w:b w:val="false"/>
@@ -1844,8 +2523,8 @@
         <w:pStyle w:val="Heading2"/>
         <w:bidi w:val="0"/>
         <w:spacing w:lineRule="auto" w:line="274" w:before="0" w:after="140"/>
-        <w:ind w:hanging="0" w:start="0" w:end="0"/>
-        <w:jc w:val="start"/>
+        <w:ind w:hanging="0" w:left="0" w:right="0"/>
+        <w:jc w:val="left"/>
         <w:rPr>
           <w:rFonts w:ascii="Google Sans;sans-serif" w:hAnsi="Google Sans;sans-serif"/>
           <w:b w:val="false"/>
@@ -1872,13 +2551,24 @@
           <w:ilvl w:val="0"/>
           <w:numId w:val="18"/>
         </w:numPr>
-        <w:pBdr/>
-        <w:bidi w:val="0"/>
-        <w:spacing w:lineRule="auto" w:line="274" w:before="0" w:after="140"/>
-        <w:jc w:val="start"/>
+        <w:bidi w:val="0"/>
+        <w:spacing w:lineRule="auto" w:line="274" w:before="0" w:after="140"/>
+        <w:jc w:val="left"/>
         <w:rPr/>
       </w:pPr>
-      <w:bookmarkStart w:id="33" w:name="p-rc_6f23285db1d5a173-142"/>
+      <w:bookmarkStart w:id="32" w:name="p-rc_6f23285db1d5a173-142"/>
+      <w:bookmarkEnd w:id="32"/>
+      <w:r>
+        <w:rPr>
+          <w:rFonts w:ascii="Google Sans Text;sans-serif" w:hAnsi="Google Sans Text;sans-serif"/>
+          <w:b w:val="false"/>
+          <w:bCs w:val="false"/>
+          <w:sz w:val="24"/>
+          <w:szCs w:val="24"/>
+        </w:rPr>
+        <w:t xml:space="preserve">Objective: Create a dialogue diagram for any one actor/scenario. </w:t>
+      </w:r>
+      <w:bookmarkStart w:id="33" w:name="p-rc_6f23285db1d5a173-143"/>
       <w:bookmarkEnd w:id="33"/>
       <w:r>
         <w:rPr>
@@ -1888,28 +2578,15 @@
           <w:sz w:val="24"/>
           <w:szCs w:val="24"/>
         </w:rPr>
-        <w:t xml:space="preserve">Objective: Create a dialogue diagram for any one actor/scenario. </w:t>
-      </w:r>
-      <w:bookmarkStart w:id="34" w:name="p-rc_6f23285db1d5a173-143"/>
-      <w:bookmarkEnd w:id="34"/>
-      <w:r>
-        <w:rPr>
-          <w:rFonts w:ascii="Google Sans Text;sans-serif" w:hAnsi="Google Sans Text;sans-serif"/>
-          <w:b w:val="false"/>
-          <w:bCs w:val="false"/>
-          <w:sz w:val="24"/>
-          <w:szCs w:val="24"/>
-        </w:rPr>
         <w:t xml:space="preserve">Format: Use the example from Chapter 11, Figure 11-19, Slide 45. </w:t>
       </w:r>
     </w:p>
     <w:p>
       <w:pPr>
         <w:pStyle w:val="BodyText"/>
-        <w:pBdr/>
-        <w:bidi w:val="0"/>
-        <w:spacing w:lineRule="auto" w:line="274" w:before="0" w:after="140"/>
-        <w:jc w:val="start"/>
+        <w:bidi w:val="0"/>
+        <w:spacing w:lineRule="auto" w:line="274" w:before="0" w:after="140"/>
+        <w:jc w:val="left"/>
         <w:rPr>
           <w:rFonts w:ascii="Google Sans Text;sans-serif" w:hAnsi="Google Sans Text;sans-serif"/>
           <w:b w:val="false"/>
@@ -1933,8 +2610,8 @@
         <w:pStyle w:val="Heading2"/>
         <w:bidi w:val="0"/>
         <w:spacing w:lineRule="auto" w:line="274" w:before="0" w:after="140"/>
-        <w:ind w:hanging="0" w:start="0" w:end="0"/>
-        <w:jc w:val="start"/>
+        <w:ind w:hanging="0" w:left="0" w:right="0"/>
+        <w:jc w:val="left"/>
         <w:rPr>
           <w:rFonts w:ascii="Google Sans;sans-serif" w:hAnsi="Google Sans;sans-serif"/>
           <w:b w:val="false"/>
@@ -1961,13 +2638,24 @@
           <w:ilvl w:val="0"/>
           <w:numId w:val="19"/>
         </w:numPr>
-        <w:pBdr/>
-        <w:bidi w:val="0"/>
-        <w:spacing w:lineRule="auto" w:line="274" w:before="0" w:after="140"/>
-        <w:jc w:val="start"/>
+        <w:bidi w:val="0"/>
+        <w:spacing w:lineRule="auto" w:line="274" w:before="0" w:after="140"/>
+        <w:jc w:val="left"/>
         <w:rPr/>
       </w:pPr>
-      <w:bookmarkStart w:id="35" w:name="p-rc_6f23285db1d5a173-144"/>
+      <w:bookmarkStart w:id="34" w:name="p-rc_6f23285db1d5a173-144"/>
+      <w:bookmarkEnd w:id="34"/>
+      <w:r>
+        <w:rPr>
+          <w:rFonts w:ascii="Google Sans Text;sans-serif" w:hAnsi="Google Sans Text;sans-serif"/>
+          <w:b w:val="false"/>
+          <w:bCs w:val="false"/>
+          <w:sz w:val="24"/>
+          <w:szCs w:val="24"/>
+        </w:rPr>
+        <w:t xml:space="preserve">Objective: Produce a one-page testing strategy document outlining test types and the testing process. </w:t>
+      </w:r>
+      <w:bookmarkStart w:id="35" w:name="p-rc_6f23285db1d5a173-145"/>
       <w:bookmarkEnd w:id="35"/>
       <w:r>
         <w:rPr>
@@ -1977,18 +2665,6 @@
           <w:sz w:val="24"/>
           <w:szCs w:val="24"/>
         </w:rPr>
-        <w:t xml:space="preserve">Objective: Produce a one-page testing strategy document outlining test types and the testing process. </w:t>
-      </w:r>
-      <w:bookmarkStart w:id="36" w:name="p-rc_6f23285db1d5a173-145"/>
-      <w:bookmarkEnd w:id="36"/>
-      <w:r>
-        <w:rPr>
-          <w:rFonts w:ascii="Google Sans Text;sans-serif" w:hAnsi="Google Sans Text;sans-serif"/>
-          <w:b w:val="false"/>
-          <w:bCs w:val="false"/>
-          <w:sz w:val="24"/>
-          <w:szCs w:val="24"/>
-        </w:rPr>
         <w:t xml:space="preserve">Format: Use information provided in Chapter 12. </w:t>
       </w:r>
     </w:p>
@@ -1997,8 +2673,8 @@
         <w:pStyle w:val="BodyText"/>
         <w:bidi w:val="0"/>
         <w:spacing w:lineRule="auto" w:line="274" w:before="0" w:after="140"/>
-        <w:ind w:hanging="0" w:start="0" w:end="0"/>
-        <w:jc w:val="start"/>
+        <w:ind w:hanging="0" w:left="0" w:right="0"/>
+        <w:jc w:val="left"/>
         <w:rPr>
           <w:b w:val="false"/>
           <w:bCs w:val="false"/>
@@ -2022,6 +2698,7 @@
       <w:pgNumType w:fmt="decimal"/>
       <w:formProt w:val="false"/>
       <w:textDirection w:val="lrTb"/>
+      <w:docGrid w:type="default" w:linePitch="100" w:charSpace="0"/>
     </w:sectPr>
   </w:body>
 </w:document>
@@ -2032,138 +2709,120 @@
   <w:abstractNum w:abstractNumId="1">
     <w:lvl w:ilvl="0">
       <w:start w:val="1"/>
-      <w:numFmt w:val="bullet"/>
-      <w:lvlText w:val=""/>
-      <w:lvlJc w:val="start"/>
-      <w:pPr>
-        <w:tabs>
-          <w:tab w:val="num" w:pos="720"/>
-        </w:tabs>
-        <w:ind w:start="720" w:hanging="360"/>
-      </w:pPr>
-      <w:rPr>
-        <w:rFonts w:ascii="Symbol" w:hAnsi="Symbol" w:cs="Symbol" w:hint="default"/>
-      </w:rPr>
+      <w:numFmt w:val="none"/>
+      <w:suff w:val="nothing"/>
+      <w:lvlText w:val=""/>
+      <w:lvlJc w:val="left"/>
+      <w:pPr>
+        <w:tabs>
+          <w:tab w:val="num" w:pos="0"/>
+        </w:tabs>
+        <w:ind w:left="0" w:hanging="0"/>
+      </w:pPr>
     </w:lvl>
     <w:lvl w:ilvl="1">
       <w:start w:val="1"/>
-      <w:numFmt w:val="bullet"/>
-      <w:lvlText w:val="◦"/>
-      <w:lvlJc w:val="start"/>
-      <w:pPr>
-        <w:tabs>
-          <w:tab w:val="num" w:pos="1080"/>
-        </w:tabs>
-        <w:ind w:start="1080" w:hanging="360"/>
-      </w:pPr>
-      <w:rPr>
-        <w:rFonts w:ascii="OpenSymbol" w:hAnsi="OpenSymbol" w:cs="OpenSymbol" w:hint="default"/>
-      </w:rPr>
+      <w:numFmt w:val="none"/>
+      <w:suff w:val="nothing"/>
+      <w:lvlText w:val=""/>
+      <w:lvlJc w:val="left"/>
+      <w:pPr>
+        <w:tabs>
+          <w:tab w:val="num" w:pos="0"/>
+        </w:tabs>
+        <w:ind w:left="0" w:hanging="0"/>
+      </w:pPr>
     </w:lvl>
     <w:lvl w:ilvl="2">
       <w:start w:val="1"/>
-      <w:numFmt w:val="bullet"/>
-      <w:lvlText w:val="▪"/>
-      <w:lvlJc w:val="start"/>
-      <w:pPr>
-        <w:tabs>
-          <w:tab w:val="num" w:pos="1440"/>
-        </w:tabs>
-        <w:ind w:start="1440" w:hanging="360"/>
-      </w:pPr>
-      <w:rPr>
-        <w:rFonts w:ascii="OpenSymbol" w:hAnsi="OpenSymbol" w:cs="OpenSymbol" w:hint="default"/>
-      </w:rPr>
+      <w:numFmt w:val="none"/>
+      <w:suff w:val="nothing"/>
+      <w:lvlText w:val=""/>
+      <w:lvlJc w:val="left"/>
+      <w:pPr>
+        <w:tabs>
+          <w:tab w:val="num" w:pos="0"/>
+        </w:tabs>
+        <w:ind w:left="0" w:hanging="0"/>
+      </w:pPr>
     </w:lvl>
     <w:lvl w:ilvl="3">
       <w:start w:val="1"/>
-      <w:numFmt w:val="bullet"/>
-      <w:lvlText w:val=""/>
-      <w:lvlJc w:val="start"/>
-      <w:pPr>
-        <w:tabs>
-          <w:tab w:val="num" w:pos="1800"/>
-        </w:tabs>
-        <w:ind w:start="1800" w:hanging="360"/>
-      </w:pPr>
-      <w:rPr>
-        <w:rFonts w:ascii="Symbol" w:hAnsi="Symbol" w:cs="Symbol" w:hint="default"/>
-      </w:rPr>
+      <w:numFmt w:val="none"/>
+      <w:suff w:val="nothing"/>
+      <w:lvlText w:val=""/>
+      <w:lvlJc w:val="left"/>
+      <w:pPr>
+        <w:tabs>
+          <w:tab w:val="num" w:pos="0"/>
+        </w:tabs>
+        <w:ind w:left="0" w:hanging="0"/>
+      </w:pPr>
     </w:lvl>
     <w:lvl w:ilvl="4">
       <w:start w:val="1"/>
-      <w:numFmt w:val="bullet"/>
-      <w:lvlText w:val="◦"/>
-      <w:lvlJc w:val="start"/>
-      <w:pPr>
-        <w:tabs>
-          <w:tab w:val="num" w:pos="2160"/>
-        </w:tabs>
-        <w:ind w:start="2160" w:hanging="360"/>
-      </w:pPr>
-      <w:rPr>
-        <w:rFonts w:ascii="OpenSymbol" w:hAnsi="OpenSymbol" w:cs="OpenSymbol" w:hint="default"/>
-      </w:rPr>
+      <w:numFmt w:val="none"/>
+      <w:suff w:val="nothing"/>
+      <w:lvlText w:val=""/>
+      <w:lvlJc w:val="left"/>
+      <w:pPr>
+        <w:tabs>
+          <w:tab w:val="num" w:pos="0"/>
+        </w:tabs>
+        <w:ind w:left="0" w:hanging="0"/>
+      </w:pPr>
     </w:lvl>
     <w:lvl w:ilvl="5">
       <w:start w:val="1"/>
-      <w:numFmt w:val="bullet"/>
-      <w:lvlText w:val="▪"/>
-      <w:lvlJc w:val="start"/>
-      <w:pPr>
-        <w:tabs>
-          <w:tab w:val="num" w:pos="2520"/>
-        </w:tabs>
-        <w:ind w:start="2520" w:hanging="360"/>
-      </w:pPr>
-      <w:rPr>
-        <w:rFonts w:ascii="OpenSymbol" w:hAnsi="OpenSymbol" w:cs="OpenSymbol" w:hint="default"/>
-      </w:rPr>
+      <w:numFmt w:val="none"/>
+      <w:suff w:val="nothing"/>
+      <w:lvlText w:val=""/>
+      <w:lvlJc w:val="left"/>
+      <w:pPr>
+        <w:tabs>
+          <w:tab w:val="num" w:pos="0"/>
+        </w:tabs>
+        <w:ind w:left="0" w:hanging="0"/>
+      </w:pPr>
     </w:lvl>
     <w:lvl w:ilvl="6">
       <w:start w:val="1"/>
-      <w:numFmt w:val="bullet"/>
-      <w:lvlText w:val=""/>
-      <w:lvlJc w:val="start"/>
-      <w:pPr>
-        <w:tabs>
-          <w:tab w:val="num" w:pos="2880"/>
-        </w:tabs>
-        <w:ind w:start="2880" w:hanging="360"/>
-      </w:pPr>
-      <w:rPr>
-        <w:rFonts w:ascii="Symbol" w:hAnsi="Symbol" w:cs="Symbol" w:hint="default"/>
-      </w:rPr>
+      <w:numFmt w:val="none"/>
+      <w:suff w:val="nothing"/>
+      <w:lvlText w:val=""/>
+      <w:lvlJc w:val="left"/>
+      <w:pPr>
+        <w:tabs>
+          <w:tab w:val="num" w:pos="0"/>
+        </w:tabs>
+        <w:ind w:left="0" w:hanging="0"/>
+      </w:pPr>
     </w:lvl>
     <w:lvl w:ilvl="7">
       <w:start w:val="1"/>
-      <w:numFmt w:val="bullet"/>
-      <w:lvlText w:val="◦"/>
-      <w:lvlJc w:val="start"/>
-      <w:pPr>
-        <w:tabs>
-          <w:tab w:val="num" w:pos="3240"/>
-        </w:tabs>
-        <w:ind w:start="3240" w:hanging="360"/>
-      </w:pPr>
-      <w:rPr>
-        <w:rFonts w:ascii="OpenSymbol" w:hAnsi="OpenSymbol" w:cs="OpenSymbol" w:hint="default"/>
-      </w:rPr>
+      <w:numFmt w:val="none"/>
+      <w:suff w:val="nothing"/>
+      <w:lvlText w:val=""/>
+      <w:lvlJc w:val="left"/>
+      <w:pPr>
+        <w:tabs>
+          <w:tab w:val="num" w:pos="0"/>
+        </w:tabs>
+        <w:ind w:left="0" w:hanging="0"/>
+      </w:pPr>
     </w:lvl>
     <w:lvl w:ilvl="8">
       <w:start w:val="1"/>
-      <w:numFmt w:val="bullet"/>
-      <w:lvlText w:val="▪"/>
-      <w:lvlJc w:val="start"/>
-      <w:pPr>
-        <w:tabs>
-          <w:tab w:val="num" w:pos="3600"/>
-        </w:tabs>
-        <w:ind w:start="3600" w:hanging="360"/>
-      </w:pPr>
-      <w:rPr>
-        <w:rFonts w:ascii="OpenSymbol" w:hAnsi="OpenSymbol" w:cs="OpenSymbol" w:hint="default"/>
-      </w:rPr>
+      <w:numFmt w:val="none"/>
+      <w:suff w:val="nothing"/>
+      <w:lvlText w:val=""/>
+      <w:lvlJc w:val="left"/>
+      <w:pPr>
+        <w:tabs>
+          <w:tab w:val="num" w:pos="0"/>
+        </w:tabs>
+        <w:ind w:left="0" w:hanging="0"/>
+      </w:pPr>
     </w:lvl>
   </w:abstractNum>
   <w:abstractNum w:abstractNumId="2">
@@ -2171,12 +2830,12 @@
       <w:start w:val="1"/>
       <w:numFmt w:val="bullet"/>
       <w:lvlText w:val=""/>
-      <w:lvlJc w:val="start"/>
+      <w:lvlJc w:val="left"/>
       <w:pPr>
         <w:tabs>
           <w:tab w:val="num" w:pos="720"/>
         </w:tabs>
-        <w:ind w:start="720" w:hanging="360"/>
+        <w:ind w:left="720" w:hanging="360"/>
       </w:pPr>
       <w:rPr>
         <w:rFonts w:ascii="Symbol" w:hAnsi="Symbol" w:cs="Symbol" w:hint="default"/>
@@ -2186,12 +2845,12 @@
       <w:start w:val="1"/>
       <w:numFmt w:val="bullet"/>
       <w:lvlText w:val="◦"/>
-      <w:lvlJc w:val="start"/>
+      <w:lvlJc w:val="left"/>
       <w:pPr>
         <w:tabs>
           <w:tab w:val="num" w:pos="1080"/>
         </w:tabs>
-        <w:ind w:start="1080" w:hanging="360"/>
+        <w:ind w:left="1080" w:hanging="360"/>
       </w:pPr>
       <w:rPr>
         <w:rFonts w:ascii="OpenSymbol" w:hAnsi="OpenSymbol" w:cs="OpenSymbol" w:hint="default"/>
@@ -2201,12 +2860,12 @@
       <w:start w:val="1"/>
       <w:numFmt w:val="bullet"/>
       <w:lvlText w:val="▪"/>
-      <w:lvlJc w:val="start"/>
+      <w:lvlJc w:val="left"/>
       <w:pPr>
         <w:tabs>
           <w:tab w:val="num" w:pos="1440"/>
         </w:tabs>
-        <w:ind w:start="1440" w:hanging="360"/>
+        <w:ind w:left="1440" w:hanging="360"/>
       </w:pPr>
       <w:rPr>
         <w:rFonts w:ascii="OpenSymbol" w:hAnsi="OpenSymbol" w:cs="OpenSymbol" w:hint="default"/>
@@ -2216,12 +2875,12 @@
       <w:start w:val="1"/>
       <w:numFmt w:val="bullet"/>
       <w:lvlText w:val=""/>
-      <w:lvlJc w:val="start"/>
+      <w:lvlJc w:val="left"/>
       <w:pPr>
         <w:tabs>
           <w:tab w:val="num" w:pos="1800"/>
         </w:tabs>
-        <w:ind w:start="1800" w:hanging="360"/>
+        <w:ind w:left="1800" w:hanging="360"/>
       </w:pPr>
       <w:rPr>
         <w:rFonts w:ascii="Symbol" w:hAnsi="Symbol" w:cs="Symbol" w:hint="default"/>
@@ -2231,12 +2890,12 @@
       <w:start w:val="1"/>
       <w:numFmt w:val="bullet"/>
       <w:lvlText w:val="◦"/>
-      <w:lvlJc w:val="start"/>
+      <w:lvlJc w:val="left"/>
       <w:pPr>
         <w:tabs>
           <w:tab w:val="num" w:pos="2160"/>
         </w:tabs>
-        <w:ind w:start="2160" w:hanging="360"/>
+        <w:ind w:left="2160" w:hanging="360"/>
       </w:pPr>
       <w:rPr>
         <w:rFonts w:ascii="OpenSymbol" w:hAnsi="OpenSymbol" w:cs="OpenSymbol" w:hint="default"/>
@@ -2246,12 +2905,12 @@
       <w:start w:val="1"/>
       <w:numFmt w:val="bullet"/>
       <w:lvlText w:val="▪"/>
-      <w:lvlJc w:val="start"/>
+      <w:lvlJc w:val="left"/>
       <w:pPr>
         <w:tabs>
           <w:tab w:val="num" w:pos="2520"/>
         </w:tabs>
-        <w:ind w:start="2520" w:hanging="360"/>
+        <w:ind w:left="2520" w:hanging="360"/>
       </w:pPr>
       <w:rPr>
         <w:rFonts w:ascii="OpenSymbol" w:hAnsi="OpenSymbol" w:cs="OpenSymbol" w:hint="default"/>
@@ -2261,12 +2920,12 @@
       <w:start w:val="1"/>
       <w:numFmt w:val="bullet"/>
       <w:lvlText w:val=""/>
-      <w:lvlJc w:val="start"/>
+      <w:lvlJc w:val="left"/>
       <w:pPr>
         <w:tabs>
           <w:tab w:val="num" w:pos="2880"/>
         </w:tabs>
-        <w:ind w:start="2880" w:hanging="360"/>
+        <w:ind w:left="2880" w:hanging="360"/>
       </w:pPr>
       <w:rPr>
         <w:rFonts w:ascii="Symbol" w:hAnsi="Symbol" w:cs="Symbol" w:hint="default"/>
@@ -2276,12 +2935,12 @@
       <w:start w:val="1"/>
       <w:numFmt w:val="bullet"/>
       <w:lvlText w:val="◦"/>
-      <w:lvlJc w:val="start"/>
+      <w:lvlJc w:val="left"/>
       <w:pPr>
         <w:tabs>
           <w:tab w:val="num" w:pos="3240"/>
         </w:tabs>
-        <w:ind w:start="3240" w:hanging="360"/>
+        <w:ind w:left="3240" w:hanging="360"/>
       </w:pPr>
       <w:rPr>
         <w:rFonts w:ascii="OpenSymbol" w:hAnsi="OpenSymbol" w:cs="OpenSymbol" w:hint="default"/>
@@ -2291,12 +2950,12 @@
       <w:start w:val="1"/>
       <w:numFmt w:val="bullet"/>
       <w:lvlText w:val="▪"/>
-      <w:lvlJc w:val="start"/>
+      <w:lvlJc w:val="left"/>
       <w:pPr>
         <w:tabs>
           <w:tab w:val="num" w:pos="3600"/>
         </w:tabs>
-        <w:ind w:start="3600" w:hanging="360"/>
+        <w:ind w:left="3600" w:hanging="360"/>
       </w:pPr>
       <w:rPr>
         <w:rFonts w:ascii="OpenSymbol" w:hAnsi="OpenSymbol" w:cs="OpenSymbol" w:hint="default"/>
@@ -2308,12 +2967,12 @@
       <w:start w:val="1"/>
       <w:numFmt w:val="bullet"/>
       <w:lvlText w:val=""/>
-      <w:lvlJc w:val="start"/>
+      <w:lvlJc w:val="left"/>
       <w:pPr>
         <w:tabs>
           <w:tab w:val="num" w:pos="720"/>
         </w:tabs>
-        <w:ind w:start="720" w:hanging="360"/>
+        <w:ind w:left="720" w:hanging="360"/>
       </w:pPr>
       <w:rPr>
         <w:rFonts w:ascii="Symbol" w:hAnsi="Symbol" w:cs="Symbol" w:hint="default"/>
@@ -2323,12 +2982,12 @@
       <w:start w:val="1"/>
       <w:numFmt w:val="bullet"/>
       <w:lvlText w:val="◦"/>
-      <w:lvlJc w:val="start"/>
+      <w:lvlJc w:val="left"/>
       <w:pPr>
         <w:tabs>
           <w:tab w:val="num" w:pos="1080"/>
         </w:tabs>
-        <w:ind w:start="1080" w:hanging="360"/>
+        <w:ind w:left="1080" w:hanging="360"/>
       </w:pPr>
       <w:rPr>
         <w:rFonts w:ascii="OpenSymbol" w:hAnsi="OpenSymbol" w:cs="OpenSymbol" w:hint="default"/>
@@ -2338,12 +2997,12 @@
       <w:start w:val="1"/>
       <w:numFmt w:val="bullet"/>
       <w:lvlText w:val="▪"/>
-      <w:lvlJc w:val="start"/>
+      <w:lvlJc w:val="left"/>
       <w:pPr>
         <w:tabs>
           <w:tab w:val="num" w:pos="1440"/>
         </w:tabs>
-        <w:ind w:start="1440" w:hanging="360"/>
+        <w:ind w:left="1440" w:hanging="360"/>
       </w:pPr>
       <w:rPr>
         <w:rFonts w:ascii="OpenSymbol" w:hAnsi="OpenSymbol" w:cs="OpenSymbol" w:hint="default"/>
@@ -2353,12 +3012,12 @@
       <w:start w:val="1"/>
       <w:numFmt w:val="bullet"/>
       <w:lvlText w:val=""/>
-      <w:lvlJc w:val="start"/>
+      <w:lvlJc w:val="left"/>
       <w:pPr>
         <w:tabs>
           <w:tab w:val="num" w:pos="1800"/>
         </w:tabs>
-        <w:ind w:start="1800" w:hanging="360"/>
+        <w:ind w:left="1800" w:hanging="360"/>
       </w:pPr>
       <w:rPr>
         <w:rFonts w:ascii="Symbol" w:hAnsi="Symbol" w:cs="Symbol" w:hint="default"/>
@@ -2368,12 +3027,12 @@
       <w:start w:val="1"/>
       <w:numFmt w:val="bullet"/>
       <w:lvlText w:val="◦"/>
-      <w:lvlJc w:val="start"/>
+      <w:lvlJc w:val="left"/>
       <w:pPr>
         <w:tabs>
           <w:tab w:val="num" w:pos="2160"/>
         </w:tabs>
-        <w:ind w:start="2160" w:hanging="360"/>
+        <w:ind w:left="2160" w:hanging="360"/>
       </w:pPr>
       <w:rPr>
         <w:rFonts w:ascii="OpenSymbol" w:hAnsi="OpenSymbol" w:cs="OpenSymbol" w:hint="default"/>
@@ -2383,12 +3042,12 @@
       <w:start w:val="1"/>
       <w:numFmt w:val="bullet"/>
       <w:lvlText w:val="▪"/>
-      <w:lvlJc w:val="start"/>
+      <w:lvlJc w:val="left"/>
       <w:pPr>
         <w:tabs>
           <w:tab w:val="num" w:pos="2520"/>
         </w:tabs>
-        <w:ind w:start="2520" w:hanging="360"/>
+        <w:ind w:left="2520" w:hanging="360"/>
       </w:pPr>
       <w:rPr>
         <w:rFonts w:ascii="OpenSymbol" w:hAnsi="OpenSymbol" w:cs="OpenSymbol" w:hint="default"/>
@@ -2398,12 +3057,12 @@
       <w:start w:val="1"/>
       <w:numFmt w:val="bullet"/>
       <w:lvlText w:val=""/>
-      <w:lvlJc w:val="start"/>
+      <w:lvlJc w:val="left"/>
       <w:pPr>
         <w:tabs>
           <w:tab w:val="num" w:pos="2880"/>
         </w:tabs>
-        <w:ind w:start="2880" w:hanging="360"/>
+        <w:ind w:left="2880" w:hanging="360"/>
       </w:pPr>
       <w:rPr>
         <w:rFonts w:ascii="Symbol" w:hAnsi="Symbol" w:cs="Symbol" w:hint="default"/>
@@ -2413,12 +3072,12 @@
       <w:start w:val="1"/>
       <w:numFmt w:val="bullet"/>
       <w:lvlText w:val="◦"/>
-      <w:lvlJc w:val="start"/>
+      <w:lvlJc w:val="left"/>
       <w:pPr>
         <w:tabs>
           <w:tab w:val="num" w:pos="3240"/>
         </w:tabs>
-        <w:ind w:start="3240" w:hanging="360"/>
+        <w:ind w:left="3240" w:hanging="360"/>
       </w:pPr>
       <w:rPr>
         <w:rFonts w:ascii="OpenSymbol" w:hAnsi="OpenSymbol" w:cs="OpenSymbol" w:hint="default"/>
@@ -2428,12 +3087,12 @@
       <w:start w:val="1"/>
       <w:numFmt w:val="bullet"/>
       <w:lvlText w:val="▪"/>
-      <w:lvlJc w:val="start"/>
+      <w:lvlJc w:val="left"/>
       <w:pPr>
         <w:tabs>
           <w:tab w:val="num" w:pos="3600"/>
         </w:tabs>
-        <w:ind w:start="3600" w:hanging="360"/>
+        <w:ind w:left="3600" w:hanging="360"/>
       </w:pPr>
       <w:rPr>
         <w:rFonts w:ascii="OpenSymbol" w:hAnsi="OpenSymbol" w:cs="OpenSymbol" w:hint="default"/>
@@ -2445,12 +3104,12 @@
       <w:start w:val="1"/>
       <w:numFmt w:val="bullet"/>
       <w:lvlText w:val=""/>
-      <w:lvlJc w:val="start"/>
+      <w:lvlJc w:val="left"/>
       <w:pPr>
         <w:tabs>
           <w:tab w:val="num" w:pos="720"/>
         </w:tabs>
-        <w:ind w:start="720" w:hanging="360"/>
+        <w:ind w:left="720" w:hanging="360"/>
       </w:pPr>
       <w:rPr>
         <w:rFonts w:ascii="Symbol" w:hAnsi="Symbol" w:cs="Symbol" w:hint="default"/>
@@ -2460,12 +3119,12 @@
       <w:start w:val="1"/>
       <w:numFmt w:val="bullet"/>
       <w:lvlText w:val="◦"/>
-      <w:lvlJc w:val="start"/>
+      <w:lvlJc w:val="left"/>
       <w:pPr>
         <w:tabs>
           <w:tab w:val="num" w:pos="1080"/>
         </w:tabs>
-        <w:ind w:start="1080" w:hanging="360"/>
+        <w:ind w:left="1080" w:hanging="360"/>
       </w:pPr>
       <w:rPr>
         <w:rFonts w:ascii="OpenSymbol" w:hAnsi="OpenSymbol" w:cs="OpenSymbol" w:hint="default"/>
@@ -2475,12 +3134,12 @@
       <w:start w:val="1"/>
       <w:numFmt w:val="bullet"/>
       <w:lvlText w:val="▪"/>
-      <w:lvlJc w:val="start"/>
+      <w:lvlJc w:val="left"/>
       <w:pPr>
         <w:tabs>
           <w:tab w:val="num" w:pos="1440"/>
         </w:tabs>
-        <w:ind w:start="1440" w:hanging="360"/>
+        <w:ind w:left="1440" w:hanging="360"/>
       </w:pPr>
       <w:rPr>
         <w:rFonts w:ascii="OpenSymbol" w:hAnsi="OpenSymbol" w:cs="OpenSymbol" w:hint="default"/>
@@ -2490,12 +3149,12 @@
       <w:start w:val="1"/>
       <w:numFmt w:val="bullet"/>
       <w:lvlText w:val=""/>
-      <w:lvlJc w:val="start"/>
+      <w:lvlJc w:val="left"/>
       <w:pPr>
         <w:tabs>
           <w:tab w:val="num" w:pos="1800"/>
         </w:tabs>
-        <w:ind w:start="1800" w:hanging="360"/>
+        <w:ind w:left="1800" w:hanging="360"/>
       </w:pPr>
       <w:rPr>
         <w:rFonts w:ascii="Symbol" w:hAnsi="Symbol" w:cs="Symbol" w:hint="default"/>
@@ -2505,12 +3164,12 @@
       <w:start w:val="1"/>
       <w:numFmt w:val="bullet"/>
       <w:lvlText w:val="◦"/>
-      <w:lvlJc w:val="start"/>
+      <w:lvlJc w:val="left"/>
       <w:pPr>
         <w:tabs>
           <w:tab w:val="num" w:pos="2160"/>
         </w:tabs>
-        <w:ind w:start="2160" w:hanging="360"/>
+        <w:ind w:left="2160" w:hanging="360"/>
       </w:pPr>
       <w:rPr>
         <w:rFonts w:ascii="OpenSymbol" w:hAnsi="OpenSymbol" w:cs="OpenSymbol" w:hint="default"/>
@@ -2520,12 +3179,12 @@
       <w:start w:val="1"/>
       <w:numFmt w:val="bullet"/>
       <w:lvlText w:val="▪"/>
-      <w:lvlJc w:val="start"/>
+      <w:lvlJc w:val="left"/>
       <w:pPr>
         <w:tabs>
           <w:tab w:val="num" w:pos="2520"/>
         </w:tabs>
-        <w:ind w:start="2520" w:hanging="360"/>
+        <w:ind w:left="2520" w:hanging="360"/>
       </w:pPr>
       <w:rPr>
         <w:rFonts w:ascii="OpenSymbol" w:hAnsi="OpenSymbol" w:cs="OpenSymbol" w:hint="default"/>
@@ -2535,12 +3194,12 @@
       <w:start w:val="1"/>
       <w:numFmt w:val="bullet"/>
       <w:lvlText w:val=""/>
-      <w:lvlJc w:val="start"/>
+      <w:lvlJc w:val="left"/>
       <w:pPr>
         <w:tabs>
           <w:tab w:val="num" w:pos="2880"/>
         </w:tabs>
-        <w:ind w:start="2880" w:hanging="360"/>
+        <w:ind w:left="2880" w:hanging="360"/>
       </w:pPr>
       <w:rPr>
         <w:rFonts w:ascii="Symbol" w:hAnsi="Symbol" w:cs="Symbol" w:hint="default"/>
@@ -2550,12 +3209,12 @@
       <w:start w:val="1"/>
       <w:numFmt w:val="bullet"/>
       <w:lvlText w:val="◦"/>
-      <w:lvlJc w:val="start"/>
+      <w:lvlJc w:val="left"/>
       <w:pPr>
         <w:tabs>
           <w:tab w:val="num" w:pos="3240"/>
         </w:tabs>
-        <w:ind w:start="3240" w:hanging="360"/>
+        <w:ind w:left="3240" w:hanging="360"/>
       </w:pPr>
       <w:rPr>
         <w:rFonts w:ascii="OpenSymbol" w:hAnsi="OpenSymbol" w:cs="OpenSymbol" w:hint="default"/>
@@ -2565,12 +3224,12 @@
       <w:start w:val="1"/>
       <w:numFmt w:val="bullet"/>
       <w:lvlText w:val="▪"/>
-      <w:lvlJc w:val="start"/>
+      <w:lvlJc w:val="left"/>
       <w:pPr>
         <w:tabs>
           <w:tab w:val="num" w:pos="3600"/>
         </w:tabs>
-        <w:ind w:start="3600" w:hanging="360"/>
+        <w:ind w:left="3600" w:hanging="360"/>
       </w:pPr>
       <w:rPr>
         <w:rFonts w:ascii="OpenSymbol" w:hAnsi="OpenSymbol" w:cs="OpenSymbol" w:hint="default"/>
@@ -2582,12 +3241,12 @@
       <w:start w:val="1"/>
       <w:numFmt w:val="bullet"/>
       <w:lvlText w:val=""/>
-      <w:lvlJc w:val="start"/>
+      <w:lvlJc w:val="left"/>
       <w:pPr>
         <w:tabs>
           <w:tab w:val="num" w:pos="720"/>
         </w:tabs>
-        <w:ind w:start="720" w:hanging="360"/>
+        <w:ind w:left="720" w:hanging="360"/>
       </w:pPr>
       <w:rPr>
         <w:rFonts w:ascii="Symbol" w:hAnsi="Symbol" w:cs="Symbol" w:hint="default"/>
@@ -2597,12 +3256,12 @@
       <w:start w:val="1"/>
       <w:numFmt w:val="bullet"/>
       <w:lvlText w:val="◦"/>
-      <w:lvlJc w:val="start"/>
+      <w:lvlJc w:val="left"/>
       <w:pPr>
         <w:tabs>
           <w:tab w:val="num" w:pos="1080"/>
         </w:tabs>
-        <w:ind w:start="1080" w:hanging="360"/>
+        <w:ind w:left="1080" w:hanging="360"/>
       </w:pPr>
       <w:rPr>
         <w:rFonts w:ascii="OpenSymbol" w:hAnsi="OpenSymbol" w:cs="OpenSymbol" w:hint="default"/>
@@ -2612,12 +3271,12 @@
       <w:start w:val="1"/>
       <w:numFmt w:val="bullet"/>
       <w:lvlText w:val="▪"/>
-      <w:lvlJc w:val="start"/>
+      <w:lvlJc w:val="left"/>
       <w:pPr>
         <w:tabs>
           <w:tab w:val="num" w:pos="1440"/>
         </w:tabs>
-        <w:ind w:start="1440" w:hanging="360"/>
+        <w:ind w:left="1440" w:hanging="360"/>
       </w:pPr>
       <w:rPr>
         <w:rFonts w:ascii="OpenSymbol" w:hAnsi="OpenSymbol" w:cs="OpenSymbol" w:hint="default"/>
@@ -2627,12 +3286,12 @@
       <w:start w:val="1"/>
       <w:numFmt w:val="bullet"/>
       <w:lvlText w:val=""/>
-      <w:lvlJc w:val="start"/>
+      <w:lvlJc w:val="left"/>
       <w:pPr>
         <w:tabs>
           <w:tab w:val="num" w:pos="1800"/>
         </w:tabs>
-        <w:ind w:start="1800" w:hanging="360"/>
+        <w:ind w:left="1800" w:hanging="360"/>
       </w:pPr>
       <w:rPr>
         <w:rFonts w:ascii="Symbol" w:hAnsi="Symbol" w:cs="Symbol" w:hint="default"/>
@@ -2642,12 +3301,12 @@
       <w:start w:val="1"/>
       <w:numFmt w:val="bullet"/>
       <w:lvlText w:val="◦"/>
-      <w:lvlJc w:val="start"/>
+      <w:lvlJc w:val="left"/>
       <w:pPr>
         <w:tabs>
           <w:tab w:val="num" w:pos="2160"/>
         </w:tabs>
-        <w:ind w:start="2160" w:hanging="360"/>
+        <w:ind w:left="2160" w:hanging="360"/>
       </w:pPr>
       <w:rPr>
         <w:rFonts w:ascii="OpenSymbol" w:hAnsi="OpenSymbol" w:cs="OpenSymbol" w:hint="default"/>
@@ -2657,12 +3316,12 @@
       <w:start w:val="1"/>
       <w:numFmt w:val="bullet"/>
       <w:lvlText w:val="▪"/>
-      <w:lvlJc w:val="start"/>
+      <w:lvlJc w:val="left"/>
       <w:pPr>
         <w:tabs>
           <w:tab w:val="num" w:pos="2520"/>
         </w:tabs>
-        <w:ind w:start="2520" w:hanging="360"/>
+        <w:ind w:left="2520" w:hanging="360"/>
       </w:pPr>
       <w:rPr>
         <w:rFonts w:ascii="OpenSymbol" w:hAnsi="OpenSymbol" w:cs="OpenSymbol" w:hint="default"/>
@@ -2672,12 +3331,12 @@
       <w:start w:val="1"/>
       <w:numFmt w:val="bullet"/>
       <w:lvlText w:val=""/>
-      <w:lvlJc w:val="start"/>
+      <w:lvlJc w:val="left"/>
       <w:pPr>
         <w:tabs>
           <w:tab w:val="num" w:pos="2880"/>
         </w:tabs>
-        <w:ind w:start="2880" w:hanging="360"/>
+        <w:ind w:left="2880" w:hanging="360"/>
       </w:pPr>
       <w:rPr>
         <w:rFonts w:ascii="Symbol" w:hAnsi="Symbol" w:cs="Symbol" w:hint="default"/>
@@ -2687,12 +3346,12 @@
       <w:start w:val="1"/>
       <w:numFmt w:val="bullet"/>
       <w:lvlText w:val="◦"/>
-      <w:lvlJc w:val="start"/>
+      <w:lvlJc w:val="left"/>
       <w:pPr>
         <w:tabs>
           <w:tab w:val="num" w:pos="3240"/>
         </w:tabs>
-        <w:ind w:start="3240" w:hanging="360"/>
+        <w:ind w:left="3240" w:hanging="360"/>
       </w:pPr>
       <w:rPr>
         <w:rFonts w:ascii="OpenSymbol" w:hAnsi="OpenSymbol" w:cs="OpenSymbol" w:hint="default"/>
@@ -2702,12 +3361,12 @@
       <w:start w:val="1"/>
       <w:numFmt w:val="bullet"/>
       <w:lvlText w:val="▪"/>
-      <w:lvlJc w:val="start"/>
+      <w:lvlJc w:val="left"/>
       <w:pPr>
         <w:tabs>
           <w:tab w:val="num" w:pos="3600"/>
         </w:tabs>
-        <w:ind w:start="3600" w:hanging="360"/>
+        <w:ind w:left="3600" w:hanging="360"/>
       </w:pPr>
       <w:rPr>
         <w:rFonts w:ascii="OpenSymbol" w:hAnsi="OpenSymbol" w:cs="OpenSymbol" w:hint="default"/>
@@ -2719,12 +3378,12 @@
       <w:start w:val="1"/>
       <w:numFmt w:val="bullet"/>
       <w:lvlText w:val=""/>
-      <w:lvlJc w:val="start"/>
+      <w:lvlJc w:val="left"/>
       <w:pPr>
         <w:tabs>
           <w:tab w:val="num" w:pos="720"/>
         </w:tabs>
-        <w:ind w:start="720" w:hanging="360"/>
+        <w:ind w:left="720" w:hanging="360"/>
       </w:pPr>
       <w:rPr>
         <w:rFonts w:ascii="Symbol" w:hAnsi="Symbol" w:cs="Symbol" w:hint="default"/>
@@ -2734,12 +3393,12 @@
       <w:start w:val="1"/>
       <w:numFmt w:val="bullet"/>
       <w:lvlText w:val="◦"/>
-      <w:lvlJc w:val="start"/>
+      <w:lvlJc w:val="left"/>
       <w:pPr>
         <w:tabs>
           <w:tab w:val="num" w:pos="1080"/>
         </w:tabs>
-        <w:ind w:start="1080" w:hanging="360"/>
+        <w:ind w:left="1080" w:hanging="360"/>
       </w:pPr>
       <w:rPr>
         <w:rFonts w:ascii="OpenSymbol" w:hAnsi="OpenSymbol" w:cs="OpenSymbol" w:hint="default"/>
@@ -2749,12 +3408,12 @@
       <w:start w:val="1"/>
       <w:numFmt w:val="bullet"/>
       <w:lvlText w:val="▪"/>
-      <w:lvlJc w:val="start"/>
+      <w:lvlJc w:val="left"/>
       <w:pPr>
         <w:tabs>
           <w:tab w:val="num" w:pos="1440"/>
         </w:tabs>
-        <w:ind w:start="1440" w:hanging="360"/>
+        <w:ind w:left="1440" w:hanging="360"/>
       </w:pPr>
       <w:rPr>
         <w:rFonts w:ascii="OpenSymbol" w:hAnsi="OpenSymbol" w:cs="OpenSymbol" w:hint="default"/>
@@ -2764,12 +3423,12 @@
       <w:start w:val="1"/>
       <w:numFmt w:val="bullet"/>
       <w:lvlText w:val=""/>
-      <w:lvlJc w:val="start"/>
+      <w:lvlJc w:val="left"/>
       <w:pPr>
         <w:tabs>
           <w:tab w:val="num" w:pos="1800"/>
         </w:tabs>
-        <w:ind w:start="1800" w:hanging="360"/>
+        <w:ind w:left="1800" w:hanging="360"/>
       </w:pPr>
       <w:rPr>
         <w:rFonts w:ascii="Symbol" w:hAnsi="Symbol" w:cs="Symbol" w:hint="default"/>
@@ -2779,12 +3438,12 @@
       <w:start w:val="1"/>
       <w:numFmt w:val="bullet"/>
       <w:lvlText w:val="◦"/>
-      <w:lvlJc w:val="start"/>
+      <w:lvlJc w:val="left"/>
       <w:pPr>
         <w:tabs>
           <w:tab w:val="num" w:pos="2160"/>
         </w:tabs>
-        <w:ind w:start="2160" w:hanging="360"/>
+        <w:ind w:left="2160" w:hanging="360"/>
       </w:pPr>
       <w:rPr>
         <w:rFonts w:ascii="OpenSymbol" w:hAnsi="OpenSymbol" w:cs="OpenSymbol" w:hint="default"/>
@@ -2794,12 +3453,12 @@
       <w:start w:val="1"/>
       <w:numFmt w:val="bullet"/>
       <w:lvlText w:val="▪"/>
-      <w:lvlJc w:val="start"/>
+      <w:lvlJc w:val="left"/>
       <w:pPr>
         <w:tabs>
           <w:tab w:val="num" w:pos="2520"/>
         </w:tabs>
-        <w:ind w:start="2520" w:hanging="360"/>
+        <w:ind w:left="2520" w:hanging="360"/>
       </w:pPr>
       <w:rPr>
         <w:rFonts w:ascii="OpenSymbol" w:hAnsi="OpenSymbol" w:cs="OpenSymbol" w:hint="default"/>
@@ -2809,12 +3468,12 @@
       <w:start w:val="1"/>
       <w:numFmt w:val="bullet"/>
       <w:lvlText w:val=""/>
-      <w:lvlJc w:val="start"/>
+      <w:lvlJc w:val="left"/>
       <w:pPr>
         <w:tabs>
           <w:tab w:val="num" w:pos="2880"/>
         </w:tabs>
-        <w:ind w:start="2880" w:hanging="360"/>
+        <w:ind w:left="2880" w:hanging="360"/>
       </w:pPr>
       <w:rPr>
         <w:rFonts w:ascii="Symbol" w:hAnsi="Symbol" w:cs="Symbol" w:hint="default"/>
@@ -2824,12 +3483,12 @@
       <w:start w:val="1"/>
       <w:numFmt w:val="bullet"/>
       <w:lvlText w:val="◦"/>
-      <w:lvlJc w:val="start"/>
+      <w:lvlJc w:val="left"/>
       <w:pPr>
         <w:tabs>
           <w:tab w:val="num" w:pos="3240"/>
         </w:tabs>
-        <w:ind w:start="3240" w:hanging="360"/>
+        <w:ind w:left="3240" w:hanging="360"/>
       </w:pPr>
       <w:rPr>
         <w:rFonts w:ascii="OpenSymbol" w:hAnsi="OpenSymbol" w:cs="OpenSymbol" w:hint="default"/>
@@ -2839,12 +3498,12 @@
       <w:start w:val="1"/>
       <w:numFmt w:val="bullet"/>
       <w:lvlText w:val="▪"/>
-      <w:lvlJc w:val="start"/>
+      <w:lvlJc w:val="left"/>
       <w:pPr>
         <w:tabs>
           <w:tab w:val="num" w:pos="3600"/>
         </w:tabs>
-        <w:ind w:start="3600" w:hanging="360"/>
+        <w:ind w:left="3600" w:hanging="360"/>
       </w:pPr>
       <w:rPr>
         <w:rFonts w:ascii="OpenSymbol" w:hAnsi="OpenSymbol" w:cs="OpenSymbol" w:hint="default"/>
@@ -2856,12 +3515,12 @@
       <w:start w:val="1"/>
       <w:numFmt w:val="bullet"/>
       <w:lvlText w:val=""/>
-      <w:lvlJc w:val="start"/>
+      <w:lvlJc w:val="left"/>
       <w:pPr>
         <w:tabs>
           <w:tab w:val="num" w:pos="720"/>
         </w:tabs>
-        <w:ind w:start="720" w:hanging="360"/>
+        <w:ind w:left="720" w:hanging="360"/>
       </w:pPr>
       <w:rPr>
         <w:rFonts w:ascii="Symbol" w:hAnsi="Symbol" w:cs="Symbol" w:hint="default"/>
@@ -2871,12 +3530,12 @@
       <w:start w:val="1"/>
       <w:numFmt w:val="bullet"/>
       <w:lvlText w:val="◦"/>
-      <w:lvlJc w:val="start"/>
+      <w:lvlJc w:val="left"/>
       <w:pPr>
         <w:tabs>
           <w:tab w:val="num" w:pos="1080"/>
         </w:tabs>
-        <w:ind w:start="1080" w:hanging="360"/>
+        <w:ind w:left="1080" w:hanging="360"/>
       </w:pPr>
       <w:rPr>
         <w:rFonts w:ascii="OpenSymbol" w:hAnsi="OpenSymbol" w:cs="OpenSymbol" w:hint="default"/>
@@ -2886,12 +3545,12 @@
       <w:start w:val="1"/>
       <w:numFmt w:val="bullet"/>
       <w:lvlText w:val="▪"/>
-      <w:lvlJc w:val="start"/>
+      <w:lvlJc w:val="left"/>
       <w:pPr>
         <w:tabs>
           <w:tab w:val="num" w:pos="1440"/>
         </w:tabs>
-        <w:ind w:start="1440" w:hanging="360"/>
+        <w:ind w:left="1440" w:hanging="360"/>
       </w:pPr>
       <w:rPr>
         <w:rFonts w:ascii="OpenSymbol" w:hAnsi="OpenSymbol" w:cs="OpenSymbol" w:hint="default"/>
@@ -2901,12 +3560,12 @@
       <w:start w:val="1"/>
       <w:numFmt w:val="bullet"/>
       <w:lvlText w:val=""/>
-      <w:lvlJc w:val="start"/>
+      <w:lvlJc w:val="left"/>
       <w:pPr>
         <w:tabs>
           <w:tab w:val="num" w:pos="1800"/>
         </w:tabs>
-        <w:ind w:start="1800" w:hanging="360"/>
+        <w:ind w:left="1800" w:hanging="360"/>
       </w:pPr>
       <w:rPr>
         <w:rFonts w:ascii="Symbol" w:hAnsi="Symbol" w:cs="Symbol" w:hint="default"/>
@@ -2916,12 +3575,12 @@
       <w:start w:val="1"/>
       <w:numFmt w:val="bullet"/>
       <w:lvlText w:val="◦"/>
-      <w:lvlJc w:val="start"/>
+      <w:lvlJc w:val="left"/>
       <w:pPr>
         <w:tabs>
           <w:tab w:val="num" w:pos="2160"/>
         </w:tabs>
-        <w:ind w:start="2160" w:hanging="360"/>
+        <w:ind w:left="2160" w:hanging="360"/>
       </w:pPr>
       <w:rPr>
         <w:rFonts w:ascii="OpenSymbol" w:hAnsi="OpenSymbol" w:cs="OpenSymbol" w:hint="default"/>
@@ -2931,12 +3590,12 @@
       <w:start w:val="1"/>
       <w:numFmt w:val="bullet"/>
       <w:lvlText w:val="▪"/>
-      <w:lvlJc w:val="start"/>
+      <w:lvlJc w:val="left"/>
       <w:pPr>
         <w:tabs>
           <w:tab w:val="num" w:pos="2520"/>
         </w:tabs>
-        <w:ind w:start="2520" w:hanging="360"/>
+        <w:ind w:left="2520" w:hanging="360"/>
       </w:pPr>
       <w:rPr>
         <w:rFonts w:ascii="OpenSymbol" w:hAnsi="OpenSymbol" w:cs="OpenSymbol" w:hint="default"/>
@@ -2946,12 +3605,12 @@
       <w:start w:val="1"/>
       <w:numFmt w:val="bullet"/>
       <w:lvlText w:val=""/>
-      <w:lvlJc w:val="start"/>
+      <w:lvlJc w:val="left"/>
       <w:pPr>
         <w:tabs>
           <w:tab w:val="num" w:pos="2880"/>
         </w:tabs>
-        <w:ind w:start="2880" w:hanging="360"/>
+        <w:ind w:left="2880" w:hanging="360"/>
       </w:pPr>
       <w:rPr>
         <w:rFonts w:ascii="Symbol" w:hAnsi="Symbol" w:cs="Symbol" w:hint="default"/>
@@ -2961,12 +3620,12 @@
       <w:start w:val="1"/>
       <w:numFmt w:val="bullet"/>
       <w:lvlText w:val="◦"/>
-      <w:lvlJc w:val="start"/>
+      <w:lvlJc w:val="left"/>
       <w:pPr>
         <w:tabs>
           <w:tab w:val="num" w:pos="3240"/>
         </w:tabs>
-        <w:ind w:start="3240" w:hanging="360"/>
+        <w:ind w:left="3240" w:hanging="360"/>
       </w:pPr>
       <w:rPr>
         <w:rFonts w:ascii="OpenSymbol" w:hAnsi="OpenSymbol" w:cs="OpenSymbol" w:hint="default"/>
@@ -2976,12 +3635,12 @@
       <w:start w:val="1"/>
       <w:numFmt w:val="bullet"/>
       <w:lvlText w:val="▪"/>
-      <w:lvlJc w:val="start"/>
+      <w:lvlJc w:val="left"/>
       <w:pPr>
         <w:tabs>
           <w:tab w:val="num" w:pos="3600"/>
         </w:tabs>
-        <w:ind w:start="3600" w:hanging="360"/>
+        <w:ind w:left="3600" w:hanging="360"/>
       </w:pPr>
       <w:rPr>
         <w:rFonts w:ascii="OpenSymbol" w:hAnsi="OpenSymbol" w:cs="OpenSymbol" w:hint="default"/>
@@ -2993,12 +3652,12 @@
       <w:start w:val="1"/>
       <w:numFmt w:val="bullet"/>
       <w:lvlText w:val=""/>
-      <w:lvlJc w:val="start"/>
+      <w:lvlJc w:val="left"/>
       <w:pPr>
         <w:tabs>
           <w:tab w:val="num" w:pos="720"/>
         </w:tabs>
-        <w:ind w:start="720" w:hanging="360"/>
+        <w:ind w:left="720" w:hanging="360"/>
       </w:pPr>
       <w:rPr>
         <w:rFonts w:ascii="Symbol" w:hAnsi="Symbol" w:cs="Symbol" w:hint="default"/>
@@ -3008,12 +3667,12 @@
       <w:start w:val="1"/>
       <w:numFmt w:val="bullet"/>
       <w:lvlText w:val="◦"/>
-      <w:lvlJc w:val="start"/>
+      <w:lvlJc w:val="left"/>
       <w:pPr>
         <w:tabs>
           <w:tab w:val="num" w:pos="1080"/>
         </w:tabs>
-        <w:ind w:start="1080" w:hanging="360"/>
+        <w:ind w:left="1080" w:hanging="360"/>
       </w:pPr>
       <w:rPr>
         <w:rFonts w:ascii="OpenSymbol" w:hAnsi="OpenSymbol" w:cs="OpenSymbol" w:hint="default"/>
@@ -3023,12 +3682,12 @@
       <w:start w:val="1"/>
       <w:numFmt w:val="bullet"/>
       <w:lvlText w:val="▪"/>
-      <w:lvlJc w:val="start"/>
+      <w:lvlJc w:val="left"/>
       <w:pPr>
         <w:tabs>
           <w:tab w:val="num" w:pos="1440"/>
         </w:tabs>
-        <w:ind w:start="1440" w:hanging="360"/>
+        <w:ind w:left="1440" w:hanging="360"/>
       </w:pPr>
       <w:rPr>
         <w:rFonts w:ascii="OpenSymbol" w:hAnsi="OpenSymbol" w:cs="OpenSymbol" w:hint="default"/>
@@ -3038,12 +3697,12 @@
       <w:start w:val="1"/>
       <w:numFmt w:val="bullet"/>
       <w:lvlText w:val=""/>
-      <w:lvlJc w:val="start"/>
+      <w:lvlJc w:val="left"/>
       <w:pPr>
         <w:tabs>
           <w:tab w:val="num" w:pos="1800"/>
         </w:tabs>
-        <w:ind w:start="1800" w:hanging="360"/>
+        <w:ind w:left="1800" w:hanging="360"/>
       </w:pPr>
       <w:rPr>
         <w:rFonts w:ascii="Symbol" w:hAnsi="Symbol" w:cs="Symbol" w:hint="default"/>
@@ -3053,12 +3712,12 @@
       <w:start w:val="1"/>
       <w:numFmt w:val="bullet"/>
       <w:lvlText w:val="◦"/>
-      <w:lvlJc w:val="start"/>
+      <w:lvlJc w:val="left"/>
       <w:pPr>
         <w:tabs>
           <w:tab w:val="num" w:pos="2160"/>
         </w:tabs>
-        <w:ind w:start="2160" w:hanging="360"/>
+        <w:ind w:left="2160" w:hanging="360"/>
       </w:pPr>
       <w:rPr>
         <w:rFonts w:ascii="OpenSymbol" w:hAnsi="OpenSymbol" w:cs="OpenSymbol" w:hint="default"/>
@@ -3068,12 +3727,12 @@
       <w:start w:val="1"/>
       <w:numFmt w:val="bullet"/>
       <w:lvlText w:val="▪"/>
-      <w:lvlJc w:val="start"/>
+      <w:lvlJc w:val="left"/>
       <w:pPr>
         <w:tabs>
           <w:tab w:val="num" w:pos="2520"/>
         </w:tabs>
-        <w:ind w:start="2520" w:hanging="360"/>
+        <w:ind w:left="2520" w:hanging="360"/>
       </w:pPr>
       <w:rPr>
         <w:rFonts w:ascii="OpenSymbol" w:hAnsi="OpenSymbol" w:cs="OpenSymbol" w:hint="default"/>
@@ -3083,12 +3742,12 @@
       <w:start w:val="1"/>
       <w:numFmt w:val="bullet"/>
       <w:lvlText w:val=""/>
-      <w:lvlJc w:val="start"/>
+      <w:lvlJc w:val="left"/>
       <w:pPr>
         <w:tabs>
           <w:tab w:val="num" w:pos="2880"/>
         </w:tabs>
-        <w:ind w:start="2880" w:hanging="360"/>
+        <w:ind w:left="2880" w:hanging="360"/>
       </w:pPr>
       <w:rPr>
         <w:rFonts w:ascii="Symbol" w:hAnsi="Symbol" w:cs="Symbol" w:hint="default"/>
@@ -3098,12 +3757,12 @@
       <w:start w:val="1"/>
       <w:numFmt w:val="bullet"/>
       <w:lvlText w:val="◦"/>
-      <w:lvlJc w:val="start"/>
+      <w:lvlJc w:val="left"/>
       <w:pPr>
         <w:tabs>
           <w:tab w:val="num" w:pos="3240"/>
         </w:tabs>
-        <w:ind w:start="3240" w:hanging="360"/>
+        <w:ind w:left="3240" w:hanging="360"/>
       </w:pPr>
       <w:rPr>
         <w:rFonts w:ascii="OpenSymbol" w:hAnsi="OpenSymbol" w:cs="OpenSymbol" w:hint="default"/>
@@ -3113,12 +3772,12 @@
       <w:start w:val="1"/>
       <w:numFmt w:val="bullet"/>
       <w:lvlText w:val="▪"/>
-      <w:lvlJc w:val="start"/>
+      <w:lvlJc w:val="left"/>
       <w:pPr>
         <w:tabs>
           <w:tab w:val="num" w:pos="3600"/>
         </w:tabs>
-        <w:ind w:start="3600" w:hanging="360"/>
+        <w:ind w:left="3600" w:hanging="360"/>
       </w:pPr>
       <w:rPr>
         <w:rFonts w:ascii="OpenSymbol" w:hAnsi="OpenSymbol" w:cs="OpenSymbol" w:hint="default"/>
@@ -3130,12 +3789,12 @@
       <w:start w:val="1"/>
       <w:numFmt w:val="bullet"/>
       <w:lvlText w:val=""/>
-      <w:lvlJc w:val="start"/>
+      <w:lvlJc w:val="left"/>
       <w:pPr>
         <w:tabs>
           <w:tab w:val="num" w:pos="720"/>
         </w:tabs>
-        <w:ind w:start="720" w:hanging="360"/>
+        <w:ind w:left="720" w:hanging="360"/>
       </w:pPr>
       <w:rPr>
         <w:rFonts w:ascii="Symbol" w:hAnsi="Symbol" w:cs="Symbol" w:hint="default"/>
@@ -3145,12 +3804,12 @@
       <w:start w:val="1"/>
       <w:numFmt w:val="bullet"/>
       <w:lvlText w:val="◦"/>
-      <w:lvlJc w:val="start"/>
+      <w:lvlJc w:val="left"/>
       <w:pPr>
         <w:tabs>
           <w:tab w:val="num" w:pos="1080"/>
         </w:tabs>
-        <w:ind w:start="1080" w:hanging="360"/>
+        <w:ind w:left="1080" w:hanging="360"/>
       </w:pPr>
       <w:rPr>
         <w:rFonts w:ascii="OpenSymbol" w:hAnsi="OpenSymbol" w:cs="OpenSymbol" w:hint="default"/>
@@ -3160,12 +3819,12 @@
       <w:start w:val="1"/>
       <w:numFmt w:val="bullet"/>
       <w:lvlText w:val="▪"/>
-      <w:lvlJc w:val="start"/>
+      <w:lvlJc w:val="left"/>
       <w:pPr>
         <w:tabs>
           <w:tab w:val="num" w:pos="1440"/>
         </w:tabs>
-        <w:ind w:start="1440" w:hanging="360"/>
+        <w:ind w:left="1440" w:hanging="360"/>
       </w:pPr>
       <w:rPr>
         <w:rFonts w:ascii="OpenSymbol" w:hAnsi="OpenSymbol" w:cs="OpenSymbol" w:hint="default"/>
@@ -3175,12 +3834,12 @@
       <w:start w:val="1"/>
       <w:numFmt w:val="bullet"/>
       <w:lvlText w:val=""/>
-      <w:lvlJc w:val="start"/>
+      <w:lvlJc w:val="left"/>
       <w:pPr>
         <w:tabs>
           <w:tab w:val="num" w:pos="1800"/>
         </w:tabs>
-        <w:ind w:start="1800" w:hanging="360"/>
+        <w:ind w:left="1800" w:hanging="360"/>
       </w:pPr>
       <w:rPr>
         <w:rFonts w:ascii="Symbol" w:hAnsi="Symbol" w:cs="Symbol" w:hint="default"/>
@@ -3190,12 +3849,12 @@
       <w:start w:val="1"/>
       <w:numFmt w:val="bullet"/>
       <w:lvlText w:val="◦"/>
-      <w:lvlJc w:val="start"/>
+      <w:lvlJc w:val="left"/>
       <w:pPr>
         <w:tabs>
           <w:tab w:val="num" w:pos="2160"/>
         </w:tabs>
-        <w:ind w:start="2160" w:hanging="360"/>
+        <w:ind w:left="2160" w:hanging="360"/>
       </w:pPr>
       <w:rPr>
         <w:rFonts w:ascii="OpenSymbol" w:hAnsi="OpenSymbol" w:cs="OpenSymbol" w:hint="default"/>
@@ -3205,12 +3864,12 @@
       <w:start w:val="1"/>
       <w:numFmt w:val="bullet"/>
       <w:lvlText w:val="▪"/>
-      <w:lvlJc w:val="start"/>
+      <w:lvlJc w:val="left"/>
       <w:pPr>
         <w:tabs>
           <w:tab w:val="num" w:pos="2520"/>
         </w:tabs>
-        <w:ind w:start="2520" w:hanging="360"/>
+        <w:ind w:left="2520" w:hanging="360"/>
       </w:pPr>
       <w:rPr>
         <w:rFonts w:ascii="OpenSymbol" w:hAnsi="OpenSymbol" w:cs="OpenSymbol" w:hint="default"/>
@@ -3220,12 +3879,12 @@
       <w:start w:val="1"/>
       <w:numFmt w:val="bullet"/>
       <w:lvlText w:val=""/>
-      <w:lvlJc w:val="start"/>
+      <w:lvlJc w:val="left"/>
       <w:pPr>
         <w:tabs>
           <w:tab w:val="num" w:pos="2880"/>
         </w:tabs>
-        <w:ind w:start="2880" w:hanging="360"/>
+        <w:ind w:left="2880" w:hanging="360"/>
       </w:pPr>
       <w:rPr>
         <w:rFonts w:ascii="Symbol" w:hAnsi="Symbol" w:cs="Symbol" w:hint="default"/>
@@ -3235,12 +3894,12 @@
       <w:start w:val="1"/>
       <w:numFmt w:val="bullet"/>
       <w:lvlText w:val="◦"/>
-      <w:lvlJc w:val="start"/>
+      <w:lvlJc w:val="left"/>
       <w:pPr>
         <w:tabs>
           <w:tab w:val="num" w:pos="3240"/>
         </w:tabs>
-        <w:ind w:start="3240" w:hanging="360"/>
+        <w:ind w:left="3240" w:hanging="360"/>
       </w:pPr>
       <w:rPr>
         <w:rFonts w:ascii="OpenSymbol" w:hAnsi="OpenSymbol" w:cs="OpenSymbol" w:hint="default"/>
@@ -3250,12 +3909,12 @@
       <w:start w:val="1"/>
       <w:numFmt w:val="bullet"/>
       <w:lvlText w:val="▪"/>
-      <w:lvlJc w:val="start"/>
+      <w:lvlJc w:val="left"/>
       <w:pPr>
         <w:tabs>
           <w:tab w:val="num" w:pos="3600"/>
         </w:tabs>
-        <w:ind w:start="3600" w:hanging="360"/>
+        <w:ind w:left="3600" w:hanging="360"/>
       </w:pPr>
       <w:rPr>
         <w:rFonts w:ascii="OpenSymbol" w:hAnsi="OpenSymbol" w:cs="OpenSymbol" w:hint="default"/>
@@ -3267,12 +3926,12 @@
       <w:start w:val="1"/>
       <w:numFmt w:val="bullet"/>
       <w:lvlText w:val=""/>
-      <w:lvlJc w:val="start"/>
+      <w:lvlJc w:val="left"/>
       <w:pPr>
         <w:tabs>
           <w:tab w:val="num" w:pos="720"/>
         </w:tabs>
-        <w:ind w:start="720" w:hanging="360"/>
+        <w:ind w:left="720" w:hanging="360"/>
       </w:pPr>
       <w:rPr>
         <w:rFonts w:ascii="Symbol" w:hAnsi="Symbol" w:cs="Symbol" w:hint="default"/>
@@ -3282,12 +3941,12 @@
       <w:start w:val="1"/>
       <w:numFmt w:val="bullet"/>
       <w:lvlText w:val="◦"/>
-      <w:lvlJc w:val="start"/>
+      <w:lvlJc w:val="left"/>
       <w:pPr>
         <w:tabs>
           <w:tab w:val="num" w:pos="1080"/>
         </w:tabs>
-        <w:ind w:start="1080" w:hanging="360"/>
+        <w:ind w:left="1080" w:hanging="360"/>
       </w:pPr>
       <w:rPr>
         <w:rFonts w:ascii="OpenSymbol" w:hAnsi="OpenSymbol" w:cs="OpenSymbol" w:hint="default"/>
@@ -3297,12 +3956,12 @@
       <w:start w:val="1"/>
       <w:numFmt w:val="bullet"/>
       <w:lvlText w:val="▪"/>
-      <w:lvlJc w:val="start"/>
+      <w:lvlJc w:val="left"/>
       <w:pPr>
         <w:tabs>
           <w:tab w:val="num" w:pos="1440"/>
         </w:tabs>
-        <w:ind w:start="1440" w:hanging="360"/>
+        <w:ind w:left="1440" w:hanging="360"/>
       </w:pPr>
       <w:rPr>
         <w:rFonts w:ascii="OpenSymbol" w:hAnsi="OpenSymbol" w:cs="OpenSymbol" w:hint="default"/>
@@ -3312,12 +3971,12 @@
       <w:start w:val="1"/>
       <w:numFmt w:val="bullet"/>
       <w:lvlText w:val=""/>
-      <w:lvlJc w:val="start"/>
+      <w:lvlJc w:val="left"/>
       <w:pPr>
         <w:tabs>
           <w:tab w:val="num" w:pos="1800"/>
         </w:tabs>
-        <w:ind w:start="1800" w:hanging="360"/>
+        <w:ind w:left="1800" w:hanging="360"/>
       </w:pPr>
       <w:rPr>
         <w:rFonts w:ascii="Symbol" w:hAnsi="Symbol" w:cs="Symbol" w:hint="default"/>
@@ -3327,12 +3986,12 @@
       <w:start w:val="1"/>
       <w:numFmt w:val="bullet"/>
       <w:lvlText w:val="◦"/>
-      <w:lvlJc w:val="start"/>
+      <w:lvlJc w:val="left"/>
       <w:pPr>
         <w:tabs>
           <w:tab w:val="num" w:pos="2160"/>
         </w:tabs>
-        <w:ind w:start="2160" w:hanging="360"/>
+        <w:ind w:left="2160" w:hanging="360"/>
       </w:pPr>
       <w:rPr>
         <w:rFonts w:ascii="OpenSymbol" w:hAnsi="OpenSymbol" w:cs="OpenSymbol" w:hint="default"/>
@@ -3342,12 +4001,12 @@
       <w:start w:val="1"/>
       <w:numFmt w:val="bullet"/>
       <w:lvlText w:val="▪"/>
-      <w:lvlJc w:val="start"/>
+      <w:lvlJc w:val="left"/>
       <w:pPr>
         <w:tabs>
           <w:tab w:val="num" w:pos="2520"/>
         </w:tabs>
-        <w:ind w:start="2520" w:hanging="360"/>
+        <w:ind w:left="2520" w:hanging="360"/>
       </w:pPr>
       <w:rPr>
         <w:rFonts w:ascii="OpenSymbol" w:hAnsi="OpenSymbol" w:cs="OpenSymbol" w:hint="default"/>
@@ -3357,12 +4016,12 @@
       <w:start w:val="1"/>
       <w:numFmt w:val="bullet"/>
       <w:lvlText w:val=""/>
-      <w:lvlJc w:val="start"/>
+      <w:lvlJc w:val="left"/>
       <w:pPr>
         <w:tabs>
           <w:tab w:val="num" w:pos="2880"/>
         </w:tabs>
-        <w:ind w:start="2880" w:hanging="360"/>
+        <w:ind w:left="2880" w:hanging="360"/>
       </w:pPr>
       <w:rPr>
         <w:rFonts w:ascii="Symbol" w:hAnsi="Symbol" w:cs="Symbol" w:hint="default"/>
@@ -3372,12 +4031,12 @@
       <w:start w:val="1"/>
       <w:numFmt w:val="bullet"/>
       <w:lvlText w:val="◦"/>
-      <w:lvlJc w:val="start"/>
+      <w:lvlJc w:val="left"/>
       <w:pPr>
         <w:tabs>
           <w:tab w:val="num" w:pos="3240"/>
         </w:tabs>
-        <w:ind w:start="3240" w:hanging="360"/>
+        <w:ind w:left="3240" w:hanging="360"/>
       </w:pPr>
       <w:rPr>
         <w:rFonts w:ascii="OpenSymbol" w:hAnsi="OpenSymbol" w:cs="OpenSymbol" w:hint="default"/>
@@ -3387,12 +4046,12 @@
       <w:start w:val="1"/>
       <w:numFmt w:val="bullet"/>
       <w:lvlText w:val="▪"/>
-      <w:lvlJc w:val="start"/>
+      <w:lvlJc w:val="left"/>
       <w:pPr>
         <w:tabs>
           <w:tab w:val="num" w:pos="3600"/>
         </w:tabs>
-        <w:ind w:start="3600" w:hanging="360"/>
+        <w:ind w:left="3600" w:hanging="360"/>
       </w:pPr>
       <w:rPr>
         <w:rFonts w:ascii="OpenSymbol" w:hAnsi="OpenSymbol" w:cs="OpenSymbol" w:hint="default"/>
@@ -3404,12 +4063,12 @@
       <w:start w:val="1"/>
       <w:numFmt w:val="bullet"/>
       <w:lvlText w:val=""/>
-      <w:lvlJc w:val="start"/>
+      <w:lvlJc w:val="left"/>
       <w:pPr>
         <w:tabs>
           <w:tab w:val="num" w:pos="720"/>
         </w:tabs>
-        <w:ind w:start="720" w:hanging="360"/>
+        <w:ind w:left="720" w:hanging="360"/>
       </w:pPr>
       <w:rPr>
         <w:rFonts w:ascii="Symbol" w:hAnsi="Symbol" w:cs="Symbol" w:hint="default"/>
@@ -3419,12 +4078,12 @@
       <w:start w:val="1"/>
       <w:numFmt w:val="bullet"/>
       <w:lvlText w:val="◦"/>
-      <w:lvlJc w:val="start"/>
+      <w:lvlJc w:val="left"/>
       <w:pPr>
         <w:tabs>
           <w:tab w:val="num" w:pos="1080"/>
         </w:tabs>
-        <w:ind w:start="1080" w:hanging="360"/>
+        <w:ind w:left="1080" w:hanging="360"/>
       </w:pPr>
       <w:rPr>
         <w:rFonts w:ascii="OpenSymbol" w:hAnsi="OpenSymbol" w:cs="OpenSymbol" w:hint="default"/>
@@ -3434,12 +4093,12 @@
       <w:start w:val="1"/>
       <w:numFmt w:val="bullet"/>
       <w:lvlText w:val="▪"/>
-      <w:lvlJc w:val="start"/>
+      <w:lvlJc w:val="left"/>
       <w:pPr>
         <w:tabs>
           <w:tab w:val="num" w:pos="1440"/>
         </w:tabs>
-        <w:ind w:start="1440" w:hanging="360"/>
+        <w:ind w:left="1440" w:hanging="360"/>
       </w:pPr>
       <w:rPr>
         <w:rFonts w:ascii="OpenSymbol" w:hAnsi="OpenSymbol" w:cs="OpenSymbol" w:hint="default"/>
@@ -3449,12 +4108,12 @@
       <w:start w:val="1"/>
       <w:numFmt w:val="bullet"/>
       <w:lvlText w:val=""/>
-      <w:lvlJc w:val="start"/>
+      <w:lvlJc w:val="left"/>
       <w:pPr>
         <w:tabs>
           <w:tab w:val="num" w:pos="1800"/>
         </w:tabs>
-        <w:ind w:start="1800" w:hanging="360"/>
+        <w:ind w:left="1800" w:hanging="360"/>
       </w:pPr>
       <w:rPr>
         <w:rFonts w:ascii="Symbol" w:hAnsi="Symbol" w:cs="Symbol" w:hint="default"/>
@@ -3464,12 +4123,12 @@
       <w:start w:val="1"/>
       <w:numFmt w:val="bullet"/>
       <w:lvlText w:val="◦"/>
-      <w:lvlJc w:val="start"/>
+      <w:lvlJc w:val="left"/>
       <w:pPr>
         <w:tabs>
           <w:tab w:val="num" w:pos="2160"/>
         </w:tabs>
-        <w:ind w:start="2160" w:hanging="360"/>
+        <w:ind w:left="2160" w:hanging="360"/>
       </w:pPr>
       <w:rPr>
         <w:rFonts w:ascii="OpenSymbol" w:hAnsi="OpenSymbol" w:cs="OpenSymbol" w:hint="default"/>
@@ -3479,12 +4138,12 @@
       <w:start w:val="1"/>
       <w:numFmt w:val="bullet"/>
       <w:lvlText w:val="▪"/>
-      <w:lvlJc w:val="start"/>
+      <w:lvlJc w:val="left"/>
       <w:pPr>
         <w:tabs>
           <w:tab w:val="num" w:pos="2520"/>
         </w:tabs>
-        <w:ind w:start="2520" w:hanging="360"/>
+        <w:ind w:left="2520" w:hanging="360"/>
       </w:pPr>
       <w:rPr>
         <w:rFonts w:ascii="OpenSymbol" w:hAnsi="OpenSymbol" w:cs="OpenSymbol" w:hint="default"/>
@@ -3494,12 +4153,12 @@
       <w:start w:val="1"/>
       <w:numFmt w:val="bullet"/>
       <w:lvlText w:val=""/>
-      <w:lvlJc w:val="start"/>
+      <w:lvlJc w:val="left"/>
       <w:pPr>
         <w:tabs>
           <w:tab w:val="num" w:pos="2880"/>
         </w:tabs>
-        <w:ind w:start="2880" w:hanging="360"/>
+        <w:ind w:left="2880" w:hanging="360"/>
       </w:pPr>
       <w:rPr>
         <w:rFonts w:ascii="Symbol" w:hAnsi="Symbol" w:cs="Symbol" w:hint="default"/>
@@ -3509,12 +4168,12 @@
       <w:start w:val="1"/>
       <w:numFmt w:val="bullet"/>
       <w:lvlText w:val="◦"/>
-      <w:lvlJc w:val="start"/>
+      <w:lvlJc w:val="left"/>
       <w:pPr>
         <w:tabs>
           <w:tab w:val="num" w:pos="3240"/>
         </w:tabs>
-        <w:ind w:start="3240" w:hanging="360"/>
+        <w:ind w:left="3240" w:hanging="360"/>
       </w:pPr>
       <w:rPr>
         <w:rFonts w:ascii="OpenSymbol" w:hAnsi="OpenSymbol" w:cs="OpenSymbol" w:hint="default"/>
@@ -3524,12 +4183,12 @@
       <w:start w:val="1"/>
       <w:numFmt w:val="bullet"/>
       <w:lvlText w:val="▪"/>
-      <w:lvlJc w:val="start"/>
+      <w:lvlJc w:val="left"/>
       <w:pPr>
         <w:tabs>
           <w:tab w:val="num" w:pos="3600"/>
         </w:tabs>
-        <w:ind w:start="3600" w:hanging="360"/>
+        <w:ind w:left="3600" w:hanging="360"/>
       </w:pPr>
       <w:rPr>
         <w:rFonts w:ascii="OpenSymbol" w:hAnsi="OpenSymbol" w:cs="OpenSymbol" w:hint="default"/>
@@ -3541,12 +4200,12 @@
       <w:start w:val="1"/>
       <w:numFmt w:val="bullet"/>
       <w:lvlText w:val=""/>
-      <w:lvlJc w:val="start"/>
+      <w:lvlJc w:val="left"/>
       <w:pPr>
         <w:tabs>
           <w:tab w:val="num" w:pos="720"/>
         </w:tabs>
-        <w:ind w:start="720" w:hanging="360"/>
+        <w:ind w:left="720" w:hanging="360"/>
       </w:pPr>
       <w:rPr>
         <w:rFonts w:ascii="Symbol" w:hAnsi="Symbol" w:cs="Symbol" w:hint="default"/>
@@ -3556,12 +4215,12 @@
       <w:start w:val="1"/>
       <w:numFmt w:val="bullet"/>
       <w:lvlText w:val="◦"/>
-      <w:lvlJc w:val="start"/>
+      <w:lvlJc w:val="left"/>
       <w:pPr>
         <w:tabs>
           <w:tab w:val="num" w:pos="1080"/>
         </w:tabs>
-        <w:ind w:start="1080" w:hanging="360"/>
+        <w:ind w:left="1080" w:hanging="360"/>
       </w:pPr>
       <w:rPr>
         <w:rFonts w:ascii="OpenSymbol" w:hAnsi="OpenSymbol" w:cs="OpenSymbol" w:hint="default"/>
@@ -3571,12 +4230,12 @@
       <w:start w:val="1"/>
       <w:numFmt w:val="bullet"/>
       <w:lvlText w:val="▪"/>
-      <w:lvlJc w:val="start"/>
+      <w:lvlJc w:val="left"/>
       <w:pPr>
         <w:tabs>
           <w:tab w:val="num" w:pos="1440"/>
         </w:tabs>
-        <w:ind w:start="1440" w:hanging="360"/>
+        <w:ind w:left="1440" w:hanging="360"/>
       </w:pPr>
       <w:rPr>
         <w:rFonts w:ascii="OpenSymbol" w:hAnsi="OpenSymbol" w:cs="OpenSymbol" w:hint="default"/>
@@ -3586,12 +4245,12 @@
       <w:start w:val="1"/>
       <w:numFmt w:val="bullet"/>
       <w:lvlText w:val=""/>
-      <w:lvlJc w:val="start"/>
+      <w:lvlJc w:val="left"/>
       <w:pPr>
         <w:tabs>
           <w:tab w:val="num" w:pos="1800"/>
         </w:tabs>
-        <w:ind w:start="1800" w:hanging="360"/>
+        <w:ind w:left="1800" w:hanging="360"/>
       </w:pPr>
       <w:rPr>
         <w:rFonts w:ascii="Symbol" w:hAnsi="Symbol" w:cs="Symbol" w:hint="default"/>
@@ -3601,12 +4260,12 @@
       <w:start w:val="1"/>
       <w:numFmt w:val="bullet"/>
       <w:lvlText w:val="◦"/>
-      <w:lvlJc w:val="start"/>
+      <w:lvlJc w:val="left"/>
       <w:pPr>
         <w:tabs>
           <w:tab w:val="num" w:pos="2160"/>
         </w:tabs>
-        <w:ind w:start="2160" w:hanging="360"/>
+        <w:ind w:left="2160" w:hanging="360"/>
       </w:pPr>
       <w:rPr>
         <w:rFonts w:ascii="OpenSymbol" w:hAnsi="OpenSymbol" w:cs="OpenSymbol" w:hint="default"/>
@@ -3616,12 +4275,12 @@
       <w:start w:val="1"/>
       <w:numFmt w:val="bullet"/>
       <w:lvlText w:val="▪"/>
-      <w:lvlJc w:val="start"/>
+      <w:lvlJc w:val="left"/>
       <w:pPr>
         <w:tabs>
           <w:tab w:val="num" w:pos="2520"/>
         </w:tabs>
-        <w:ind w:start="2520" w:hanging="360"/>
+        <w:ind w:left="2520" w:hanging="360"/>
       </w:pPr>
       <w:rPr>
         <w:rFonts w:ascii="OpenSymbol" w:hAnsi="OpenSymbol" w:cs="OpenSymbol" w:hint="default"/>
@@ -3631,12 +4290,12 @@
       <w:start w:val="1"/>
       <w:numFmt w:val="bullet"/>
       <w:lvlText w:val=""/>
-      <w:lvlJc w:val="start"/>
+      <w:lvlJc w:val="left"/>
       <w:pPr>
         <w:tabs>
           <w:tab w:val="num" w:pos="2880"/>
         </w:tabs>
-        <w:ind w:start="2880" w:hanging="360"/>
+        <w:ind w:left="2880" w:hanging="360"/>
       </w:pPr>
       <w:rPr>
         <w:rFonts w:ascii="Symbol" w:hAnsi="Symbol" w:cs="Symbol" w:hint="default"/>
@@ -3646,12 +4305,12 @@
       <w:start w:val="1"/>
       <w:numFmt w:val="bullet"/>
       <w:lvlText w:val="◦"/>
-      <w:lvlJc w:val="start"/>
+      <w:lvlJc w:val="left"/>
       <w:pPr>
         <w:tabs>
           <w:tab w:val="num" w:pos="3240"/>
         </w:tabs>
-        <w:ind w:start="3240" w:hanging="360"/>
+        <w:ind w:left="3240" w:hanging="360"/>
       </w:pPr>
       <w:rPr>
         <w:rFonts w:ascii="OpenSymbol" w:hAnsi="OpenSymbol" w:cs="OpenSymbol" w:hint="default"/>
@@ -3661,12 +4320,12 @@
       <w:start w:val="1"/>
       <w:numFmt w:val="bullet"/>
       <w:lvlText w:val="▪"/>
-      <w:lvlJc w:val="start"/>
+      <w:lvlJc w:val="left"/>
       <w:pPr>
         <w:tabs>
           <w:tab w:val="num" w:pos="3600"/>
         </w:tabs>
-        <w:ind w:start="3600" w:hanging="360"/>
+        <w:ind w:left="3600" w:hanging="360"/>
       </w:pPr>
       <w:rPr>
         <w:rFonts w:ascii="OpenSymbol" w:hAnsi="OpenSymbol" w:cs="OpenSymbol" w:hint="default"/>
@@ -3678,12 +4337,12 @@
       <w:start w:val="1"/>
       <w:numFmt w:val="bullet"/>
       <w:lvlText w:val=""/>
-      <w:lvlJc w:val="start"/>
+      <w:lvlJc w:val="left"/>
       <w:pPr>
         <w:tabs>
           <w:tab w:val="num" w:pos="720"/>
         </w:tabs>
-        <w:ind w:start="720" w:hanging="360"/>
+        <w:ind w:left="720" w:hanging="360"/>
       </w:pPr>
       <w:rPr>
         <w:rFonts w:ascii="Symbol" w:hAnsi="Symbol" w:cs="Symbol" w:hint="default"/>
@@ -3693,12 +4352,12 @@
       <w:start w:val="1"/>
       <w:numFmt w:val="bullet"/>
       <w:lvlText w:val="◦"/>
-      <w:lvlJc w:val="start"/>
+      <w:lvlJc w:val="left"/>
       <w:pPr>
         <w:tabs>
           <w:tab w:val="num" w:pos="1080"/>
         </w:tabs>
-        <w:ind w:start="1080" w:hanging="360"/>
+        <w:ind w:left="1080" w:hanging="360"/>
       </w:pPr>
       <w:rPr>
         <w:rFonts w:ascii="OpenSymbol" w:hAnsi="OpenSymbol" w:cs="OpenSymbol" w:hint="default"/>
@@ -3708,12 +4367,12 @@
       <w:start w:val="1"/>
       <w:numFmt w:val="bullet"/>
       <w:lvlText w:val="▪"/>
-      <w:lvlJc w:val="start"/>
+      <w:lvlJc w:val="left"/>
       <w:pPr>
         <w:tabs>
           <w:tab w:val="num" w:pos="1440"/>
         </w:tabs>
-        <w:ind w:start="1440" w:hanging="360"/>
+        <w:ind w:left="1440" w:hanging="360"/>
       </w:pPr>
       <w:rPr>
         <w:rFonts w:ascii="OpenSymbol" w:hAnsi="OpenSymbol" w:cs="OpenSymbol" w:hint="default"/>
@@ -3723,12 +4382,12 @@
       <w:start w:val="1"/>
       <w:numFmt w:val="bullet"/>
       <w:lvlText w:val=""/>
-      <w:lvlJc w:val="start"/>
+      <w:lvlJc w:val="left"/>
       <w:pPr>
         <w:tabs>
           <w:tab w:val="num" w:pos="1800"/>
         </w:tabs>
-        <w:ind w:start="1800" w:hanging="360"/>
+        <w:ind w:left="1800" w:hanging="360"/>
       </w:pPr>
       <w:rPr>
         <w:rFonts w:ascii="Symbol" w:hAnsi="Symbol" w:cs="Symbol" w:hint="default"/>
@@ -3738,12 +4397,12 @@
       <w:start w:val="1"/>
       <w:numFmt w:val="bullet"/>
       <w:lvlText w:val="◦"/>
-      <w:lvlJc w:val="start"/>
+      <w:lvlJc w:val="left"/>
       <w:pPr>
         <w:tabs>
           <w:tab w:val="num" w:pos="2160"/>
         </w:tabs>
-        <w:ind w:start="2160" w:hanging="360"/>
+        <w:ind w:left="2160" w:hanging="360"/>
       </w:pPr>
       <w:rPr>
         <w:rFonts w:ascii="OpenSymbol" w:hAnsi="OpenSymbol" w:cs="OpenSymbol" w:hint="default"/>
@@ -3753,12 +4412,12 @@
       <w:start w:val="1"/>
       <w:numFmt w:val="bullet"/>
       <w:lvlText w:val="▪"/>
-      <w:lvlJc w:val="start"/>
+      <w:lvlJc w:val="left"/>
       <w:pPr>
         <w:tabs>
           <w:tab w:val="num" w:pos="2520"/>
         </w:tabs>
-        <w:ind w:start="2520" w:hanging="360"/>
+        <w:ind w:left="2520" w:hanging="360"/>
       </w:pPr>
       <w:rPr>
         <w:rFonts w:ascii="OpenSymbol" w:hAnsi="OpenSymbol" w:cs="OpenSymbol" w:hint="default"/>
@@ -3768,12 +4427,12 @@
       <w:start w:val="1"/>
       <w:numFmt w:val="bullet"/>
       <w:lvlText w:val=""/>
-      <w:lvlJc w:val="start"/>
+      <w:lvlJc w:val="left"/>
       <w:pPr>
         <w:tabs>
           <w:tab w:val="num" w:pos="2880"/>
         </w:tabs>
-        <w:ind w:start="2880" w:hanging="360"/>
+        <w:ind w:left="2880" w:hanging="360"/>
       </w:pPr>
       <w:rPr>
         <w:rFonts w:ascii="Symbol" w:hAnsi="Symbol" w:cs="Symbol" w:hint="default"/>
@@ -3783,12 +4442,12 @@
       <w:start w:val="1"/>
       <w:numFmt w:val="bullet"/>
       <w:lvlText w:val="◦"/>
-      <w:lvlJc w:val="start"/>
+      <w:lvlJc w:val="left"/>
       <w:pPr>
         <w:tabs>
           <w:tab w:val="num" w:pos="3240"/>
         </w:tabs>
-        <w:ind w:start="3240" w:hanging="360"/>
+        <w:ind w:left="3240" w:hanging="360"/>
       </w:pPr>
       <w:rPr>
         <w:rFonts w:ascii="OpenSymbol" w:hAnsi="OpenSymbol" w:cs="OpenSymbol" w:hint="default"/>
@@ -3798,12 +4457,12 @@
       <w:start w:val="1"/>
       <w:numFmt w:val="bullet"/>
       <w:lvlText w:val="▪"/>
-      <w:lvlJc w:val="start"/>
+      <w:lvlJc w:val="left"/>
       <w:pPr>
         <w:tabs>
           <w:tab w:val="num" w:pos="3600"/>
         </w:tabs>
-        <w:ind w:start="3600" w:hanging="360"/>
+        <w:ind w:left="3600" w:hanging="360"/>
       </w:pPr>
       <w:rPr>
         <w:rFonts w:ascii="OpenSymbol" w:hAnsi="OpenSymbol" w:cs="OpenSymbol" w:hint="default"/>
@@ -3815,12 +4474,12 @@
       <w:start w:val="1"/>
       <w:numFmt w:val="bullet"/>
       <w:lvlText w:val=""/>
-      <w:lvlJc w:val="start"/>
+      <w:lvlJc w:val="left"/>
       <w:pPr>
         <w:tabs>
           <w:tab w:val="num" w:pos="720"/>
         </w:tabs>
-        <w:ind w:start="720" w:hanging="360"/>
+        <w:ind w:left="720" w:hanging="360"/>
       </w:pPr>
       <w:rPr>
         <w:rFonts w:ascii="Symbol" w:hAnsi="Symbol" w:cs="Symbol" w:hint="default"/>
@@ -3830,12 +4489,12 @@
       <w:start w:val="1"/>
       <w:numFmt w:val="bullet"/>
       <w:lvlText w:val="◦"/>
-      <w:lvlJc w:val="start"/>
+      <w:lvlJc w:val="left"/>
       <w:pPr>
         <w:tabs>
           <w:tab w:val="num" w:pos="1080"/>
         </w:tabs>
-        <w:ind w:start="1080" w:hanging="360"/>
+        <w:ind w:left="1080" w:hanging="360"/>
       </w:pPr>
       <w:rPr>
         <w:rFonts w:ascii="OpenSymbol" w:hAnsi="OpenSymbol" w:cs="OpenSymbol" w:hint="default"/>
@@ -3845,12 +4504,12 @@
       <w:start w:val="1"/>
       <w:numFmt w:val="bullet"/>
       <w:lvlText w:val="▪"/>
-      <w:lvlJc w:val="start"/>
+      <w:lvlJc w:val="left"/>
       <w:pPr>
         <w:tabs>
           <w:tab w:val="num" w:pos="1440"/>
         </w:tabs>
-        <w:ind w:start="1440" w:hanging="360"/>
+        <w:ind w:left="1440" w:hanging="360"/>
       </w:pPr>
       <w:rPr>
         <w:rFonts w:ascii="OpenSymbol" w:hAnsi="OpenSymbol" w:cs="OpenSymbol" w:hint="default"/>
@@ -3860,12 +4519,12 @@
       <w:start w:val="1"/>
       <w:numFmt w:val="bullet"/>
       <w:lvlText w:val=""/>
-      <w:lvlJc w:val="start"/>
+      <w:lvlJc w:val="left"/>
       <w:pPr>
         <w:tabs>
           <w:tab w:val="num" w:pos="1800"/>
         </w:tabs>
-        <w:ind w:start="1800" w:hanging="360"/>
+        <w:ind w:left="1800" w:hanging="360"/>
       </w:pPr>
       <w:rPr>
         <w:rFonts w:ascii="Symbol" w:hAnsi="Symbol" w:cs="Symbol" w:hint="default"/>
@@ -3875,12 +4534,12 @@
       <w:start w:val="1"/>
       <w:numFmt w:val="bullet"/>
       <w:lvlText w:val="◦"/>
-      <w:lvlJc w:val="start"/>
+      <w:lvlJc w:val="left"/>
       <w:pPr>
         <w:tabs>
           <w:tab w:val="num" w:pos="2160"/>
         </w:tabs>
-        <w:ind w:start="2160" w:hanging="360"/>
+        <w:ind w:left="2160" w:hanging="360"/>
       </w:pPr>
       <w:rPr>
         <w:rFonts w:ascii="OpenSymbol" w:hAnsi="OpenSymbol" w:cs="OpenSymbol" w:hint="default"/>
@@ -3890,12 +4549,12 @@
       <w:start w:val="1"/>
       <w:numFmt w:val="bullet"/>
       <w:lvlText w:val="▪"/>
-      <w:lvlJc w:val="start"/>
+      <w:lvlJc w:val="left"/>
       <w:pPr>
         <w:tabs>
           <w:tab w:val="num" w:pos="2520"/>
         </w:tabs>
-        <w:ind w:start="2520" w:hanging="360"/>
+        <w:ind w:left="2520" w:hanging="360"/>
       </w:pPr>
       <w:rPr>
         <w:rFonts w:ascii="OpenSymbol" w:hAnsi="OpenSymbol" w:cs="OpenSymbol" w:hint="default"/>
@@ -3905,12 +4564,12 @@
       <w:start w:val="1"/>
       <w:numFmt w:val="bullet"/>
       <w:lvlText w:val=""/>
-      <w:lvlJc w:val="start"/>
+      <w:lvlJc w:val="left"/>
       <w:pPr>
         <w:tabs>
           <w:tab w:val="num" w:pos="2880"/>
         </w:tabs>
-        <w:ind w:start="2880" w:hanging="360"/>
+        <w:ind w:left="2880" w:hanging="360"/>
       </w:pPr>
       <w:rPr>
         <w:rFonts w:ascii="Symbol" w:hAnsi="Symbol" w:cs="Symbol" w:hint="default"/>
@@ -3920,12 +4579,12 @@
       <w:start w:val="1"/>
       <w:numFmt w:val="bullet"/>
       <w:lvlText w:val="◦"/>
-      <w:lvlJc w:val="start"/>
+      <w:lvlJc w:val="left"/>
       <w:pPr>
         <w:tabs>
           <w:tab w:val="num" w:pos="3240"/>
         </w:tabs>
-        <w:ind w:start="3240" w:hanging="360"/>
+        <w:ind w:left="3240" w:hanging="360"/>
       </w:pPr>
       <w:rPr>
         <w:rFonts w:ascii="OpenSymbol" w:hAnsi="OpenSymbol" w:cs="OpenSymbol" w:hint="default"/>
@@ -3935,12 +4594,12 @@
       <w:start w:val="1"/>
       <w:numFmt w:val="bullet"/>
       <w:lvlText w:val="▪"/>
-      <w:lvlJc w:val="start"/>
+      <w:lvlJc w:val="left"/>
       <w:pPr>
         <w:tabs>
           <w:tab w:val="num" w:pos="3600"/>
         </w:tabs>
-        <w:ind w:start="3600" w:hanging="360"/>
+        <w:ind w:left="3600" w:hanging="360"/>
       </w:pPr>
       <w:rPr>
         <w:rFonts w:ascii="OpenSymbol" w:hAnsi="OpenSymbol" w:cs="OpenSymbol" w:hint="default"/>
@@ -3952,12 +4611,12 @@
       <w:start w:val="1"/>
       <w:numFmt w:val="bullet"/>
       <w:lvlText w:val=""/>
-      <w:lvlJc w:val="start"/>
+      <w:lvlJc w:val="left"/>
       <w:pPr>
         <w:tabs>
           <w:tab w:val="num" w:pos="720"/>
         </w:tabs>
-        <w:ind w:start="720" w:hanging="360"/>
+        <w:ind w:left="720" w:hanging="360"/>
       </w:pPr>
       <w:rPr>
         <w:rFonts w:ascii="Symbol" w:hAnsi="Symbol" w:cs="Symbol" w:hint="default"/>
@@ -3967,12 +4626,12 @@
       <w:start w:val="1"/>
       <w:numFmt w:val="bullet"/>
       <w:lvlText w:val="◦"/>
-      <w:lvlJc w:val="start"/>
+      <w:lvlJc w:val="left"/>
       <w:pPr>
         <w:tabs>
           <w:tab w:val="num" w:pos="1080"/>
         </w:tabs>
-        <w:ind w:start="1080" w:hanging="360"/>
+        <w:ind w:left="1080" w:hanging="360"/>
       </w:pPr>
       <w:rPr>
         <w:rFonts w:ascii="OpenSymbol" w:hAnsi="OpenSymbol" w:cs="OpenSymbol" w:hint="default"/>
@@ -3982,12 +4641,12 @@
       <w:start w:val="1"/>
       <w:numFmt w:val="bullet"/>
       <w:lvlText w:val="▪"/>
-      <w:lvlJc w:val="start"/>
+      <w:lvlJc w:val="left"/>
       <w:pPr>
         <w:tabs>
           <w:tab w:val="num" w:pos="1440"/>
         </w:tabs>
-        <w:ind w:start="1440" w:hanging="360"/>
+        <w:ind w:left="1440" w:hanging="360"/>
       </w:pPr>
       <w:rPr>
         <w:rFonts w:ascii="OpenSymbol" w:hAnsi="OpenSymbol" w:cs="OpenSymbol" w:hint="default"/>
@@ -3997,12 +4656,12 @@
       <w:start w:val="1"/>
       <w:numFmt w:val="bullet"/>
       <w:lvlText w:val=""/>
-      <w:lvlJc w:val="start"/>
+      <w:lvlJc w:val="left"/>
       <w:pPr>
         <w:tabs>
           <w:tab w:val="num" w:pos="1800"/>
         </w:tabs>
-        <w:ind w:start="1800" w:hanging="360"/>
+        <w:ind w:left="1800" w:hanging="360"/>
       </w:pPr>
       <w:rPr>
         <w:rFonts w:ascii="Symbol" w:hAnsi="Symbol" w:cs="Symbol" w:hint="default"/>
@@ -4012,12 +4671,12 @@
       <w:start w:val="1"/>
       <w:numFmt w:val="bullet"/>
       <w:lvlText w:val="◦"/>
-      <w:lvlJc w:val="start"/>
+      <w:lvlJc w:val="left"/>
       <w:pPr>
         <w:tabs>
           <w:tab w:val="num" w:pos="2160"/>
         </w:tabs>
-        <w:ind w:start="2160" w:hanging="360"/>
+        <w:ind w:left="2160" w:hanging="360"/>
       </w:pPr>
       <w:rPr>
         <w:rFonts w:ascii="OpenSymbol" w:hAnsi="OpenSymbol" w:cs="OpenSymbol" w:hint="default"/>
@@ -4027,12 +4686,12 @@
       <w:start w:val="1"/>
       <w:numFmt w:val="bullet"/>
       <w:lvlText w:val="▪"/>
-      <w:lvlJc w:val="start"/>
+      <w:lvlJc w:val="left"/>
       <w:pPr>
         <w:tabs>
           <w:tab w:val="num" w:pos="2520"/>
         </w:tabs>
-        <w:ind w:start="2520" w:hanging="360"/>
+        <w:ind w:left="2520" w:hanging="360"/>
       </w:pPr>
       <w:rPr>
         <w:rFonts w:ascii="OpenSymbol" w:hAnsi="OpenSymbol" w:cs="OpenSymbol" w:hint="default"/>
@@ -4042,12 +4701,12 @@
       <w:start w:val="1"/>
       <w:numFmt w:val="bullet"/>
       <w:lvlText w:val=""/>
-      <w:lvlJc w:val="start"/>
+      <w:lvlJc w:val="left"/>
       <w:pPr>
         <w:tabs>
           <w:tab w:val="num" w:pos="2880"/>
         </w:tabs>
-        <w:ind w:start="2880" w:hanging="360"/>
+        <w:ind w:left="2880" w:hanging="360"/>
       </w:pPr>
       <w:rPr>
         <w:rFonts w:ascii="Symbol" w:hAnsi="Symbol" w:cs="Symbol" w:hint="default"/>
@@ -4057,12 +4716,12 @@
       <w:start w:val="1"/>
       <w:numFmt w:val="bullet"/>
       <w:lvlText w:val="◦"/>
-      <w:lvlJc w:val="start"/>
+      <w:lvlJc w:val="left"/>
       <w:pPr>
         <w:tabs>
           <w:tab w:val="num" w:pos="3240"/>
         </w:tabs>
-        <w:ind w:start="3240" w:hanging="360"/>
+        <w:ind w:left="3240" w:hanging="360"/>
       </w:pPr>
       <w:rPr>
         <w:rFonts w:ascii="OpenSymbol" w:hAnsi="OpenSymbol" w:cs="OpenSymbol" w:hint="default"/>
@@ -4072,12 +4731,12 @@
       <w:start w:val="1"/>
       <w:numFmt w:val="bullet"/>
       <w:lvlText w:val="▪"/>
-      <w:lvlJc w:val="start"/>
+      <w:lvlJc w:val="left"/>
       <w:pPr>
         <w:tabs>
           <w:tab w:val="num" w:pos="3600"/>
         </w:tabs>
-        <w:ind w:start="3600" w:hanging="360"/>
+        <w:ind w:left="3600" w:hanging="360"/>
       </w:pPr>
       <w:rPr>
         <w:rFonts w:ascii="OpenSymbol" w:hAnsi="OpenSymbol" w:cs="OpenSymbol" w:hint="default"/>
@@ -4089,12 +4748,12 @@
       <w:start w:val="1"/>
       <w:numFmt w:val="bullet"/>
       <w:lvlText w:val=""/>
-      <w:lvlJc w:val="start"/>
+      <w:lvlJc w:val="left"/>
       <w:pPr>
         <w:tabs>
           <w:tab w:val="num" w:pos="720"/>
         </w:tabs>
-        <w:ind w:start="720" w:hanging="360"/>
+        <w:ind w:left="720" w:hanging="360"/>
       </w:pPr>
       <w:rPr>
         <w:rFonts w:ascii="Symbol" w:hAnsi="Symbol" w:cs="Symbol" w:hint="default"/>
@@ -4104,12 +4763,12 @@
       <w:start w:val="1"/>
       <w:numFmt w:val="bullet"/>
       <w:lvlText w:val="◦"/>
-      <w:lvlJc w:val="start"/>
+      <w:lvlJc w:val="left"/>
       <w:pPr>
         <w:tabs>
           <w:tab w:val="num" w:pos="1080"/>
         </w:tabs>
-        <w:ind w:start="1080" w:hanging="360"/>
+        <w:ind w:left="1080" w:hanging="360"/>
       </w:pPr>
       <w:rPr>
         <w:rFonts w:ascii="OpenSymbol" w:hAnsi="OpenSymbol" w:cs="OpenSymbol" w:hint="default"/>
@@ -4119,12 +4778,12 @@
       <w:start w:val="1"/>
       <w:numFmt w:val="bullet"/>
       <w:lvlText w:val="▪"/>
-      <w:lvlJc w:val="start"/>
+      <w:lvlJc w:val="left"/>
       <w:pPr>
         <w:tabs>
           <w:tab w:val="num" w:pos="1440"/>
         </w:tabs>
-        <w:ind w:start="1440" w:hanging="360"/>
+        <w:ind w:left="1440" w:hanging="360"/>
       </w:pPr>
       <w:rPr>
         <w:rFonts w:ascii="OpenSymbol" w:hAnsi="OpenSymbol" w:cs="OpenSymbol" w:hint="default"/>
@@ -4134,12 +4793,12 @@
       <w:start w:val="1"/>
       <w:numFmt w:val="bullet"/>
       <w:lvlText w:val=""/>
-      <w:lvlJc w:val="start"/>
+      <w:lvlJc w:val="left"/>
       <w:pPr>
         <w:tabs>
           <w:tab w:val="num" w:pos="1800"/>
         </w:tabs>
-        <w:ind w:start="1800" w:hanging="360"/>
+        <w:ind w:left="1800" w:hanging="360"/>
       </w:pPr>
       <w:rPr>
         <w:rFonts w:ascii="Symbol" w:hAnsi="Symbol" w:cs="Symbol" w:hint="default"/>
@@ -4149,12 +4808,12 @@
       <w:start w:val="1"/>
       <w:numFmt w:val="bullet"/>
       <w:lvlText w:val="◦"/>
-      <w:lvlJc w:val="start"/>
+      <w:lvlJc w:val="left"/>
       <w:pPr>
         <w:tabs>
           <w:tab w:val="num" w:pos="2160"/>
         </w:tabs>
-        <w:ind w:start="2160" w:hanging="360"/>
+        <w:ind w:left="2160" w:hanging="360"/>
       </w:pPr>
       <w:rPr>
         <w:rFonts w:ascii="OpenSymbol" w:hAnsi="OpenSymbol" w:cs="OpenSymbol" w:hint="default"/>
@@ -4164,12 +4823,12 @@
       <w:start w:val="1"/>
       <w:numFmt w:val="bullet"/>
       <w:lvlText w:val="▪"/>
-      <w:lvlJc w:val="start"/>
+      <w:lvlJc w:val="left"/>
       <w:pPr>
         <w:tabs>
           <w:tab w:val="num" w:pos="2520"/>
         </w:tabs>
-        <w:ind w:start="2520" w:hanging="360"/>
+        <w:ind w:left="2520" w:hanging="360"/>
       </w:pPr>
       <w:rPr>
         <w:rFonts w:ascii="OpenSymbol" w:hAnsi="OpenSymbol" w:cs="OpenSymbol" w:hint="default"/>
@@ -4179,12 +4838,12 @@
       <w:start w:val="1"/>
       <w:numFmt w:val="bullet"/>
       <w:lvlText w:val=""/>
-      <w:lvlJc w:val="start"/>
+      <w:lvlJc w:val="left"/>
       <w:pPr>
         <w:tabs>
           <w:tab w:val="num" w:pos="2880"/>
         </w:tabs>
-        <w:ind w:start="2880" w:hanging="360"/>
+        <w:ind w:left="2880" w:hanging="360"/>
       </w:pPr>
       <w:rPr>
         <w:rFonts w:ascii="Symbol" w:hAnsi="Symbol" w:cs="Symbol" w:hint="default"/>
@@ -4194,12 +4853,12 @@
       <w:start w:val="1"/>
       <w:numFmt w:val="bullet"/>
       <w:lvlText w:val="◦"/>
-      <w:lvlJc w:val="start"/>
+      <w:lvlJc w:val="left"/>
       <w:pPr>
         <w:tabs>
           <w:tab w:val="num" w:pos="3240"/>
         </w:tabs>
-        <w:ind w:start="3240" w:hanging="360"/>
+        <w:ind w:left="3240" w:hanging="360"/>
       </w:pPr>
       <w:rPr>
         <w:rFonts w:ascii="OpenSymbol" w:hAnsi="OpenSymbol" w:cs="OpenSymbol" w:hint="default"/>
@@ -4209,12 +4868,12 @@
       <w:start w:val="1"/>
       <w:numFmt w:val="bullet"/>
       <w:lvlText w:val="▪"/>
-      <w:lvlJc w:val="start"/>
+      <w:lvlJc w:val="left"/>
       <w:pPr>
         <w:tabs>
           <w:tab w:val="num" w:pos="3600"/>
         </w:tabs>
-        <w:ind w:start="3600" w:hanging="360"/>
+        <w:ind w:left="3600" w:hanging="360"/>
       </w:pPr>
       <w:rPr>
         <w:rFonts w:ascii="OpenSymbol" w:hAnsi="OpenSymbol" w:cs="OpenSymbol" w:hint="default"/>
@@ -4226,12 +4885,12 @@
       <w:start w:val="1"/>
       <w:numFmt w:val="bullet"/>
       <w:lvlText w:val=""/>
-      <w:lvlJc w:val="start"/>
+      <w:lvlJc w:val="left"/>
       <w:pPr>
         <w:tabs>
           <w:tab w:val="num" w:pos="720"/>
         </w:tabs>
-        <w:ind w:start="720" w:hanging="360"/>
+        <w:ind w:left="720" w:hanging="360"/>
       </w:pPr>
       <w:rPr>
         <w:rFonts w:ascii="Symbol" w:hAnsi="Symbol" w:cs="Symbol" w:hint="default"/>
@@ -4241,12 +4900,12 @@
       <w:start w:val="1"/>
       <w:numFmt w:val="bullet"/>
       <w:lvlText w:val="◦"/>
-      <w:lvlJc w:val="start"/>
+      <w:lvlJc w:val="left"/>
       <w:pPr>
         <w:tabs>
           <w:tab w:val="num" w:pos="1080"/>
         </w:tabs>
-        <w:ind w:start="1080" w:hanging="360"/>
+        <w:ind w:left="1080" w:hanging="360"/>
       </w:pPr>
       <w:rPr>
         <w:rFonts w:ascii="OpenSymbol" w:hAnsi="OpenSymbol" w:cs="OpenSymbol" w:hint="default"/>
@@ -4256,12 +4915,12 @@
       <w:start w:val="1"/>
       <w:numFmt w:val="bullet"/>
       <w:lvlText w:val="▪"/>
-      <w:lvlJc w:val="start"/>
+      <w:lvlJc w:val="left"/>
       <w:pPr>
         <w:tabs>
           <w:tab w:val="num" w:pos="1440"/>
         </w:tabs>
-        <w:ind w:start="1440" w:hanging="360"/>
+        <w:ind w:left="1440" w:hanging="360"/>
       </w:pPr>
       <w:rPr>
         <w:rFonts w:ascii="OpenSymbol" w:hAnsi="OpenSymbol" w:cs="OpenSymbol" w:hint="default"/>
@@ -4271,12 +4930,12 @@
       <w:start w:val="1"/>
       <w:numFmt w:val="bullet"/>
       <w:lvlText w:val=""/>
-      <w:lvlJc w:val="start"/>
+      <w:lvlJc w:val="left"/>
       <w:pPr>
         <w:tabs>
           <w:tab w:val="num" w:pos="1800"/>
         </w:tabs>
-        <w:ind w:start="1800" w:hanging="360"/>
+        <w:ind w:left="1800" w:hanging="360"/>
       </w:pPr>
       <w:rPr>
         <w:rFonts w:ascii="Symbol" w:hAnsi="Symbol" w:cs="Symbol" w:hint="default"/>
@@ -4286,12 +4945,12 @@
       <w:start w:val="1"/>
       <w:numFmt w:val="bullet"/>
       <w:lvlText w:val="◦"/>
-      <w:lvlJc w:val="start"/>
+      <w:lvlJc w:val="left"/>
       <w:pPr>
         <w:tabs>
           <w:tab w:val="num" w:pos="2160"/>
         </w:tabs>
-        <w:ind w:start="2160" w:hanging="360"/>
+        <w:ind w:left="2160" w:hanging="360"/>
       </w:pPr>
       <w:rPr>
         <w:rFonts w:ascii="OpenSymbol" w:hAnsi="OpenSymbol" w:cs="OpenSymbol" w:hint="default"/>
@@ -4301,12 +4960,12 @@
       <w:start w:val="1"/>
       <w:numFmt w:val="bullet"/>
       <w:lvlText w:val="▪"/>
-      <w:lvlJc w:val="start"/>
+      <w:lvlJc w:val="left"/>
       <w:pPr>
         <w:tabs>
           <w:tab w:val="num" w:pos="2520"/>
         </w:tabs>
-        <w:ind w:start="2520" w:hanging="360"/>
+        <w:ind w:left="2520" w:hanging="360"/>
       </w:pPr>
       <w:rPr>
         <w:rFonts w:ascii="OpenSymbol" w:hAnsi="OpenSymbol" w:cs="OpenSymbol" w:hint="default"/>
@@ -4316,12 +4975,12 @@
       <w:start w:val="1"/>
       <w:numFmt w:val="bullet"/>
       <w:lvlText w:val=""/>
-      <w:lvlJc w:val="start"/>
+      <w:lvlJc w:val="left"/>
       <w:pPr>
         <w:tabs>
           <w:tab w:val="num" w:pos="2880"/>
         </w:tabs>
-        <w:ind w:start="2880" w:hanging="360"/>
+        <w:ind w:left="2880" w:hanging="360"/>
       </w:pPr>
       <w:rPr>
         <w:rFonts w:ascii="Symbol" w:hAnsi="Symbol" w:cs="Symbol" w:hint="default"/>
@@ -4331,12 +4990,12 @@
       <w:start w:val="1"/>
       <w:numFmt w:val="bullet"/>
       <w:lvlText w:val="◦"/>
-      <w:lvlJc w:val="start"/>
+      <w:lvlJc w:val="left"/>
       <w:pPr>
         <w:tabs>
           <w:tab w:val="num" w:pos="3240"/>
         </w:tabs>
-        <w:ind w:start="3240" w:hanging="360"/>
+        <w:ind w:left="3240" w:hanging="360"/>
       </w:pPr>
       <w:rPr>
         <w:rFonts w:ascii="OpenSymbol" w:hAnsi="OpenSymbol" w:cs="OpenSymbol" w:hint="default"/>
@@ -4346,12 +5005,12 @@
       <w:start w:val="1"/>
       <w:numFmt w:val="bullet"/>
       <w:lvlText w:val="▪"/>
-      <w:lvlJc w:val="start"/>
+      <w:lvlJc w:val="left"/>
       <w:pPr>
         <w:tabs>
           <w:tab w:val="num" w:pos="3600"/>
         </w:tabs>
-        <w:ind w:start="3600" w:hanging="360"/>
+        <w:ind w:left="3600" w:hanging="360"/>
       </w:pPr>
       <w:rPr>
         <w:rFonts w:ascii="OpenSymbol" w:hAnsi="OpenSymbol" w:cs="OpenSymbol" w:hint="default"/>
@@ -4363,12 +5022,12 @@
       <w:start w:val="1"/>
       <w:numFmt w:val="bullet"/>
       <w:lvlText w:val=""/>
-      <w:lvlJc w:val="start"/>
+      <w:lvlJc w:val="left"/>
       <w:pPr>
         <w:tabs>
           <w:tab w:val="num" w:pos="720"/>
         </w:tabs>
-        <w:ind w:start="720" w:hanging="360"/>
+        <w:ind w:left="720" w:hanging="360"/>
       </w:pPr>
       <w:rPr>
         <w:rFonts w:ascii="Symbol" w:hAnsi="Symbol" w:cs="Symbol" w:hint="default"/>
@@ -4378,12 +5037,12 @@
       <w:start w:val="1"/>
       <w:numFmt w:val="bullet"/>
       <w:lvlText w:val="◦"/>
-      <w:lvlJc w:val="start"/>
+      <w:lvlJc w:val="left"/>
       <w:pPr>
         <w:tabs>
           <w:tab w:val="num" w:pos="1080"/>
         </w:tabs>
-        <w:ind w:start="1080" w:hanging="360"/>
+        <w:ind w:left="1080" w:hanging="360"/>
       </w:pPr>
       <w:rPr>
         <w:rFonts w:ascii="OpenSymbol" w:hAnsi="OpenSymbol" w:cs="OpenSymbol" w:hint="default"/>
@@ -4393,12 +5052,12 @@
       <w:start w:val="1"/>
       <w:numFmt w:val="bullet"/>
       <w:lvlText w:val="▪"/>
-      <w:lvlJc w:val="start"/>
+      <w:lvlJc w:val="left"/>
       <w:pPr>
         <w:tabs>
           <w:tab w:val="num" w:pos="1440"/>
         </w:tabs>
-        <w:ind w:start="1440" w:hanging="360"/>
+        <w:ind w:left="1440" w:hanging="360"/>
       </w:pPr>
       <w:rPr>
         <w:rFonts w:ascii="OpenSymbol" w:hAnsi="OpenSymbol" w:cs="OpenSymbol" w:hint="default"/>
@@ -4408,12 +5067,12 @@
       <w:start w:val="1"/>
       <w:numFmt w:val="bullet"/>
       <w:lvlText w:val=""/>
-      <w:lvlJc w:val="start"/>
+      <w:lvlJc w:val="left"/>
       <w:pPr>
         <w:tabs>
           <w:tab w:val="num" w:pos="1800"/>
         </w:tabs>
-        <w:ind w:start="1800" w:hanging="360"/>
+        <w:ind w:left="1800" w:hanging="360"/>
       </w:pPr>
       <w:rPr>
         <w:rFonts w:ascii="Symbol" w:hAnsi="Symbol" w:cs="Symbol" w:hint="default"/>
@@ -4423,12 +5082,12 @@
       <w:start w:val="1"/>
       <w:numFmt w:val="bullet"/>
       <w:lvlText w:val="◦"/>
-      <w:lvlJc w:val="start"/>
+      <w:lvlJc w:val="left"/>
       <w:pPr>
         <w:tabs>
           <w:tab w:val="num" w:pos="2160"/>
         </w:tabs>
-        <w:ind w:start="2160" w:hanging="360"/>
+        <w:ind w:left="2160" w:hanging="360"/>
       </w:pPr>
       <w:rPr>
         <w:rFonts w:ascii="OpenSymbol" w:hAnsi="OpenSymbol" w:cs="OpenSymbol" w:hint="default"/>
@@ -4438,12 +5097,12 @@
       <w:start w:val="1"/>
       <w:numFmt w:val="bullet"/>
       <w:lvlText w:val="▪"/>
-      <w:lvlJc w:val="start"/>
+      <w:lvlJc w:val="left"/>
       <w:pPr>
         <w:tabs>
           <w:tab w:val="num" w:pos="2520"/>
         </w:tabs>
-        <w:ind w:start="2520" w:hanging="360"/>
+        <w:ind w:left="2520" w:hanging="360"/>
       </w:pPr>
       <w:rPr>
         <w:rFonts w:ascii="OpenSymbol" w:hAnsi="OpenSymbol" w:cs="OpenSymbol" w:hint="default"/>
@@ -4453,12 +5112,12 @@
       <w:start w:val="1"/>
       <w:numFmt w:val="bullet"/>
       <w:lvlText w:val=""/>
-      <w:lvlJc w:val="start"/>
+      <w:lvlJc w:val="left"/>
       <w:pPr>
         <w:tabs>
           <w:tab w:val="num" w:pos="2880"/>
         </w:tabs>
-        <w:ind w:start="2880" w:hanging="360"/>
+        <w:ind w:left="2880" w:hanging="360"/>
       </w:pPr>
       <w:rPr>
         <w:rFonts w:ascii="Symbol" w:hAnsi="Symbol" w:cs="Symbol" w:hint="default"/>
@@ -4468,12 +5127,12 @@
       <w:start w:val="1"/>
       <w:numFmt w:val="bullet"/>
       <w:lvlText w:val="◦"/>
-      <w:lvlJc w:val="start"/>
+      <w:lvlJc w:val="left"/>
       <w:pPr>
         <w:tabs>
           <w:tab w:val="num" w:pos="3240"/>
         </w:tabs>
-        <w:ind w:start="3240" w:hanging="360"/>
+        <w:ind w:left="3240" w:hanging="360"/>
       </w:pPr>
       <w:rPr>
         <w:rFonts w:ascii="OpenSymbol" w:hAnsi="OpenSymbol" w:cs="OpenSymbol" w:hint="default"/>
@@ -4483,12 +5142,12 @@
       <w:start w:val="1"/>
       <w:numFmt w:val="bullet"/>
       <w:lvlText w:val="▪"/>
-      <w:lvlJc w:val="start"/>
+      <w:lvlJc w:val="left"/>
       <w:pPr>
         <w:tabs>
           <w:tab w:val="num" w:pos="3600"/>
         </w:tabs>
-        <w:ind w:start="3600" w:hanging="360"/>
+        <w:ind w:left="3600" w:hanging="360"/>
       </w:pPr>
       <w:rPr>
         <w:rFonts w:ascii="OpenSymbol" w:hAnsi="OpenSymbol" w:cs="OpenSymbol" w:hint="default"/>
@@ -4500,12 +5159,12 @@
       <w:start w:val="1"/>
       <w:numFmt w:val="bullet"/>
       <w:lvlText w:val=""/>
-      <w:lvlJc w:val="start"/>
+      <w:lvlJc w:val="left"/>
       <w:pPr>
         <w:tabs>
           <w:tab w:val="num" w:pos="720"/>
         </w:tabs>
-        <w:ind w:start="720" w:hanging="360"/>
+        <w:ind w:left="720" w:hanging="360"/>
       </w:pPr>
       <w:rPr>
         <w:rFonts w:ascii="Symbol" w:hAnsi="Symbol" w:cs="Symbol" w:hint="default"/>
@@ -4515,12 +5174,12 @@
       <w:start w:val="1"/>
       <w:numFmt w:val="bullet"/>
       <w:lvlText w:val="◦"/>
-      <w:lvlJc w:val="start"/>
+      <w:lvlJc w:val="left"/>
       <w:pPr>
         <w:tabs>
           <w:tab w:val="num" w:pos="1080"/>
         </w:tabs>
-        <w:ind w:start="1080" w:hanging="360"/>
+        <w:ind w:left="1080" w:hanging="360"/>
       </w:pPr>
       <w:rPr>
         <w:rFonts w:ascii="OpenSymbol" w:hAnsi="OpenSymbol" w:cs="OpenSymbol" w:hint="default"/>
@@ -4530,12 +5189,12 @@
       <w:start w:val="1"/>
       <w:numFmt w:val="bullet"/>
       <w:lvlText w:val="▪"/>
-      <w:lvlJc w:val="start"/>
+      <w:lvlJc w:val="left"/>
       <w:pPr>
         <w:tabs>
           <w:tab w:val="num" w:pos="1440"/>
         </w:tabs>
-        <w:ind w:start="1440" w:hanging="360"/>
+        <w:ind w:left="1440" w:hanging="360"/>
       </w:pPr>
       <w:rPr>
         <w:rFonts w:ascii="OpenSymbol" w:hAnsi="OpenSymbol" w:cs="OpenSymbol" w:hint="default"/>
@@ -4545,12 +5204,12 @@
       <w:start w:val="1"/>
       <w:numFmt w:val="bullet"/>
       <w:lvlText w:val=""/>
-      <w:lvlJc w:val="start"/>
+      <w:lvlJc w:val="left"/>
       <w:pPr>
         <w:tabs>
           <w:tab w:val="num" w:pos="1800"/>
         </w:tabs>
-        <w:ind w:start="1800" w:hanging="360"/>
+        <w:ind w:left="1800" w:hanging="360"/>
       </w:pPr>
       <w:rPr>
         <w:rFonts w:ascii="Symbol" w:hAnsi="Symbol" w:cs="Symbol" w:hint="default"/>
@@ -4560,12 +5219,12 @@
       <w:start w:val="1"/>
       <w:numFmt w:val="bullet"/>
       <w:lvlText w:val="◦"/>
-      <w:lvlJc w:val="start"/>
+      <w:lvlJc w:val="left"/>
       <w:pPr>
         <w:tabs>
           <w:tab w:val="num" w:pos="2160"/>
         </w:tabs>
-        <w:ind w:start="2160" w:hanging="360"/>
+        <w:ind w:left="2160" w:hanging="360"/>
       </w:pPr>
       <w:rPr>
         <w:rFonts w:ascii="OpenSymbol" w:hAnsi="OpenSymbol" w:cs="OpenSymbol" w:hint="default"/>
@@ -4575,12 +5234,12 @@
       <w:start w:val="1"/>
       <w:numFmt w:val="bullet"/>
       <w:lvlText w:val="▪"/>
-      <w:lvlJc w:val="start"/>
+      <w:lvlJc w:val="left"/>
       <w:pPr>
         <w:tabs>
           <w:tab w:val="num" w:pos="2520"/>
         </w:tabs>
-        <w:ind w:start="2520" w:hanging="360"/>
+        <w:ind w:left="2520" w:hanging="360"/>
       </w:pPr>
       <w:rPr>
         <w:rFonts w:ascii="OpenSymbol" w:hAnsi="OpenSymbol" w:cs="OpenSymbol" w:hint="default"/>
@@ -4590,12 +5249,12 @@
       <w:start w:val="1"/>
       <w:numFmt w:val="bullet"/>
       <w:lvlText w:val=""/>
-      <w:lvlJc w:val="start"/>
+      <w:lvlJc w:val="left"/>
       <w:pPr>
         <w:tabs>
           <w:tab w:val="num" w:pos="2880"/>
         </w:tabs>
-        <w:ind w:start="2880" w:hanging="360"/>
+        <w:ind w:left="2880" w:hanging="360"/>
       </w:pPr>
       <w:rPr>
         <w:rFonts w:ascii="Symbol" w:hAnsi="Symbol" w:cs="Symbol" w:hint="default"/>
@@ -4605,12 +5264,12 @@
       <w:start w:val="1"/>
       <w:numFmt w:val="bullet"/>
       <w:lvlText w:val="◦"/>
-      <w:lvlJc w:val="start"/>
+      <w:lvlJc w:val="left"/>
       <w:pPr>
         <w:tabs>
           <w:tab w:val="num" w:pos="3240"/>
         </w:tabs>
-        <w:ind w:start="3240" w:hanging="360"/>
+        <w:ind w:left="3240" w:hanging="360"/>
       </w:pPr>
       <w:rPr>
         <w:rFonts w:ascii="OpenSymbol" w:hAnsi="OpenSymbol" w:cs="OpenSymbol" w:hint="default"/>
@@ -4620,136 +5279,16 @@
       <w:start w:val="1"/>
       <w:numFmt w:val="bullet"/>
       <w:lvlText w:val="▪"/>
-      <w:lvlJc w:val="start"/>
+      <w:lvlJc w:val="left"/>
       <w:pPr>
         <w:tabs>
           <w:tab w:val="num" w:pos="3600"/>
         </w:tabs>
-        <w:ind w:start="3600" w:hanging="360"/>
-      </w:pPr>
-      <w:rPr>
-        <w:rFonts w:ascii="OpenSymbol" w:hAnsi="OpenSymbol" w:cs="OpenSymbol" w:hint="default"/>
-      </w:rPr>
-    </w:lvl>
-  </w:abstractNum>
-  <w:abstractNum w:abstractNumId="20">
-    <w:lvl w:ilvl="0">
-      <w:start w:val="1"/>
-      <w:numFmt w:val="none"/>
-      <w:suff w:val="nothing"/>
-      <w:lvlText w:val=""/>
-      <w:lvlJc w:val="start"/>
-      <w:pPr>
-        <w:tabs>
-          <w:tab w:val="num" w:pos="0"/>
-        </w:tabs>
-        <w:ind w:start="0" w:hanging="0"/>
-      </w:pPr>
-    </w:lvl>
-    <w:lvl w:ilvl="1">
-      <w:start w:val="1"/>
-      <w:numFmt w:val="none"/>
-      <w:pStyle w:val="Heading2"/>
-      <w:suff w:val="nothing"/>
-      <w:lvlText w:val=""/>
-      <w:lvlJc w:val="start"/>
-      <w:pPr>
-        <w:tabs>
-          <w:tab w:val="num" w:pos="0"/>
-        </w:tabs>
-        <w:ind w:start="0" w:hanging="0"/>
-      </w:pPr>
-    </w:lvl>
-    <w:lvl w:ilvl="2">
-      <w:start w:val="1"/>
-      <w:numFmt w:val="none"/>
-      <w:suff w:val="nothing"/>
-      <w:lvlText w:val=""/>
-      <w:lvlJc w:val="start"/>
-      <w:pPr>
-        <w:tabs>
-          <w:tab w:val="num" w:pos="0"/>
-        </w:tabs>
-        <w:ind w:start="0" w:hanging="0"/>
-      </w:pPr>
-    </w:lvl>
-    <w:lvl w:ilvl="3">
-      <w:start w:val="1"/>
-      <w:numFmt w:val="none"/>
-      <w:suff w:val="nothing"/>
-      <w:lvlText w:val=""/>
-      <w:lvlJc w:val="start"/>
-      <w:pPr>
-        <w:tabs>
-          <w:tab w:val="num" w:pos="0"/>
-        </w:tabs>
-        <w:ind w:start="0" w:hanging="0"/>
-      </w:pPr>
-    </w:lvl>
-    <w:lvl w:ilvl="4">
-      <w:start w:val="1"/>
-      <w:numFmt w:val="none"/>
-      <w:suff w:val="nothing"/>
-      <w:lvlText w:val=""/>
-      <w:lvlJc w:val="start"/>
-      <w:pPr>
-        <w:tabs>
-          <w:tab w:val="num" w:pos="0"/>
-        </w:tabs>
-        <w:ind w:start="0" w:hanging="0"/>
-      </w:pPr>
-    </w:lvl>
-    <w:lvl w:ilvl="5">
-      <w:start w:val="1"/>
-      <w:numFmt w:val="none"/>
-      <w:suff w:val="nothing"/>
-      <w:lvlText w:val=""/>
-      <w:lvlJc w:val="start"/>
-      <w:pPr>
-        <w:tabs>
-          <w:tab w:val="num" w:pos="0"/>
-        </w:tabs>
-        <w:ind w:start="0" w:hanging="0"/>
-      </w:pPr>
-    </w:lvl>
-    <w:lvl w:ilvl="6">
-      <w:start w:val="1"/>
-      <w:numFmt w:val="none"/>
-      <w:suff w:val="nothing"/>
-      <w:lvlText w:val=""/>
-      <w:lvlJc w:val="start"/>
-      <w:pPr>
-        <w:tabs>
-          <w:tab w:val="num" w:pos="0"/>
-        </w:tabs>
-        <w:ind w:start="0" w:hanging="0"/>
-      </w:pPr>
-    </w:lvl>
-    <w:lvl w:ilvl="7">
-      <w:start w:val="1"/>
-      <w:numFmt w:val="none"/>
-      <w:suff w:val="nothing"/>
-      <w:lvlText w:val=""/>
-      <w:lvlJc w:val="start"/>
-      <w:pPr>
-        <w:tabs>
-          <w:tab w:val="num" w:pos="0"/>
-        </w:tabs>
-        <w:ind w:start="0" w:hanging="0"/>
-      </w:pPr>
-    </w:lvl>
-    <w:lvl w:ilvl="8">
-      <w:start w:val="1"/>
-      <w:numFmt w:val="none"/>
-      <w:suff w:val="nothing"/>
-      <w:lvlText w:val=""/>
-      <w:lvlJc w:val="start"/>
-      <w:pPr>
-        <w:tabs>
-          <w:tab w:val="num" w:pos="0"/>
-        </w:tabs>
-        <w:ind w:start="0" w:hanging="0"/>
-      </w:pPr>
+        <w:ind w:left="3600" w:hanging="360"/>
+      </w:pPr>
+      <w:rPr>
+        <w:rFonts w:ascii="OpenSymbol" w:hAnsi="OpenSymbol" w:cs="OpenSymbol" w:hint="default"/>
+      </w:rPr>
     </w:lvl>
   </w:abstractNum>
   <w:num w:numId="1">
@@ -4809,9 +5348,6 @@
   <w:num w:numId="19">
     <w:abstractNumId w:val="19"/>
   </w:num>
-  <w:num w:numId="20">
-    <w:abstractNumId w:val="20"/>
-  </w:num>
 </w:numbering>
 </file>
 
@@ -4829,7 +5365,6 @@
     </w:rPrDefault>
     <w:pPrDefault>
       <w:pPr>
-        <w:widowControl/>
         <w:suppressAutoHyphens w:val="true"/>
       </w:pPr>
     </w:pPrDefault>
@@ -4839,7 +5374,10 @@
     <w:qFormat/>
     <w:pPr>
       <w:widowControl/>
+      <w:suppressAutoHyphens w:val="true"/>
       <w:bidi w:val="0"/>
+      <w:spacing w:before="0" w:after="0"/>
+      <w:jc w:val="left"/>
     </w:pPr>
     <w:rPr>
       <w:rFonts w:ascii="Liberation Serif" w:hAnsi="Liberation Serif" w:eastAsia="NSimSun" w:cs="Arial"/>
@@ -4957,6 +5495,29 @@
       <w:szCs w:val="20"/>
     </w:rPr>
   </w:style>
+  <w:style w:type="paragraph" w:styleId="TableContents">
+    <w:name w:val="Table Contents"/>
+    <w:basedOn w:val="Normal"/>
+    <w:qFormat/>
+    <w:pPr>
+      <w:widowControl w:val="false"/>
+      <w:suppressLineNumbers/>
+    </w:pPr>
+    <w:rPr/>
+  </w:style>
+  <w:style w:type="paragraph" w:styleId="TableHeading">
+    <w:name w:val="Table Heading"/>
+    <w:basedOn w:val="TableContents"/>
+    <w:qFormat/>
+    <w:pPr>
+      <w:suppressLineNumbers/>
+      <w:jc w:val="center"/>
+    </w:pPr>
+    <w:rPr>
+      <w:b/>
+      <w:bCs/>
+    </w:rPr>
+  </w:style>
 </w:styles>
 </file>
 
